--- a/docs/desenvolvimento/notificacoes-sms-dev.docx
+++ b/docs/desenvolvimento/notificacoes-sms-dev.docx
@@ -2,7 +2,7 @@
 <file path=word/document.xml><?xml version="1.0" encoding="utf-8"?>
 <w:document xmlns:w="http://schemas.openxmlformats.org/wordprocessingml/2006/main" xmlns:m="http://schemas.openxmlformats.org/officeDocument/2006/math" xmlns:r="http://schemas.openxmlformats.org/officeDocument/2006/relationships" xmlns:o="urn:schemas-microsoft-com:office:office" xmlns:v="urn:schemas-microsoft-com:vml" xmlns:w10="urn:schemas-microsoft-com:office:word" xmlns:a="http://schemas.openxmlformats.org/drawingml/2006/main" xmlns:pic="http://schemas.openxmlformats.org/drawingml/2006/picture" xmlns:wp="http://schemas.openxmlformats.org/drawingml/2006/wordprocessingDrawing">
   <w:body>
-    <w:bookmarkStart w:id="39" w:name="X5a6d36986f755186f86b16b2d5f5449b4065ac2"/>
+    <w:bookmarkStart w:id="40" w:name="X5a6d36986f755186f86b16b2d5f5449b4065ac2"/>
     <w:p>
       <w:pPr>
         <w:pStyle w:val="Heading1"/>
@@ -104,70 +104,13 @@
           <w:b/>
           <w:bCs/>
         </w:rPr>
-        <w:t xml:space="preserve">Tipo de trabalho:</w:t>
-      </w:r>
-      <w:r>
-        <w:t xml:space="preserve"> </w:t>
-      </w:r>
-      <w:r>
-        <w:t xml:space="preserve">Telas novas (parte administrativa de uma feature já parcialmente especificada).</w:t>
-      </w:r>
-      <w:r>
-        <w:t xml:space="preserve"> </w:t>
+        <w:t xml:space="preserve">Tipo de</w:t>
       </w:r>
       <w:r>
         <w:rPr>
           <w:b/>
           <w:bCs/>
         </w:rPr>
-        <w:t xml:space="preserve">Origem:</w:t>
-      </w:r>
-      <w:r>
-        <w:t xml:space="preserve"> </w:t>
-      </w:r>
-      <w:r>
-        <w:t xml:space="preserve">Plano de arquitetura aprovado pelo</w:t>
-      </w:r>
-      <w:r>
-        <w:t xml:space="preserve"> </w:t>
-      </w:r>
-      <w:r>
-        <w:rPr>
-          <w:rStyle w:val="VerbatimChar"/>
-        </w:rPr>
-        <w:t xml:space="preserve">byarq</w:t>
-      </w:r>
-      <w:r>
-        <w:t xml:space="preserve">, complementando</w:t>
-      </w:r>
-      <w:r>
-        <w:t xml:space="preserve"> </w:t>
-      </w:r>
-      <w:r>
-        <w:rPr>
-          <w:rStyle w:val="VerbatimChar"/>
-        </w:rPr>
-        <w:t xml:space="preserve">docs/notificacoes-sms.md</w:t>
-      </w:r>
-      <w:r>
-        <w:t xml:space="preserve"> </w:t>
-      </w:r>
-      <w:r>
-        <w:t xml:space="preserve">(desenho de motor de regras,</w:t>
-      </w:r>
-      <w:r>
-        <w:t xml:space="preserve"> </w:t>
-      </w:r>
-      <w:r>
-        <w:rPr>
-          <w:rStyle w:val="VerbatimChar"/>
-        </w:rPr>
-        <w:t xml:space="preserve">SmsService</w:t>
-      </w:r>
-      <w:r>
-        <w:t xml:space="preserve">, Controller CLI e cron — já implementado/definido, fora do escopo deste ciclo).</w:t>
-      </w:r>
-      <w:r>
         <w:t xml:space="preserve"> </w:t>
       </w:r>
       <w:r>
@@ -175,13 +118,141 @@
           <w:b/>
           <w:bCs/>
         </w:rPr>
+        <w:t xml:space="preserve">trabalho:</w:t>
+      </w:r>
+      <w:r>
+        <w:t xml:space="preserve"> </w:t>
+      </w:r>
+      <w:r>
+        <w:t xml:space="preserve">Telas novas (parte administrativa de uma feature já</w:t>
+      </w:r>
+      <w:r>
+        <w:t xml:space="preserve"> </w:t>
+      </w:r>
+      <w:r>
+        <w:t xml:space="preserve">parcialmente especificada).</w:t>
+      </w:r>
+      <w:r>
+        <w:t xml:space="preserve"> </w:t>
+      </w:r>
+      <w:r>
+        <w:rPr>
+          <w:b/>
+          <w:bCs/>
+        </w:rPr>
+        <w:t xml:space="preserve">Origem:</w:t>
+      </w:r>
+      <w:r>
+        <w:t xml:space="preserve"> </w:t>
+      </w:r>
+      <w:r>
+        <w:t xml:space="preserve">Plano de arquitetura aprovado</w:t>
+      </w:r>
+      <w:r>
+        <w:t xml:space="preserve"> </w:t>
+      </w:r>
+      <w:r>
+        <w:t xml:space="preserve">pelo</w:t>
+      </w:r>
+      <w:r>
+        <w:t xml:space="preserve"> </w:t>
+      </w:r>
+      <w:r>
+        <w:rPr>
+          <w:rStyle w:val="VerbatimChar"/>
+        </w:rPr>
+        <w:t xml:space="preserve">byarq</w:t>
+      </w:r>
+      <w:r>
+        <w:t xml:space="preserve">, complementando</w:t>
+      </w:r>
+      <w:r>
+        <w:t xml:space="preserve"> </w:t>
+      </w:r>
+      <w:r>
+        <w:rPr>
+          <w:rStyle w:val="VerbatimChar"/>
+        </w:rPr>
+        <w:t xml:space="preserve">docs/notificacoes-sms.md</w:t>
+      </w:r>
+      <w:r>
+        <w:t xml:space="preserve"> </w:t>
+      </w:r>
+      <w:r>
+        <w:t xml:space="preserve">(desenho de</w:t>
+      </w:r>
+      <w:r>
+        <w:t xml:space="preserve"> </w:t>
+      </w:r>
+      <w:r>
+        <w:t xml:space="preserve">motor de regras,</w:t>
+      </w:r>
+      <w:r>
+        <w:t xml:space="preserve"> </w:t>
+      </w:r>
+      <w:r>
+        <w:rPr>
+          <w:rStyle w:val="VerbatimChar"/>
+        </w:rPr>
+        <w:t xml:space="preserve">SmsService</w:t>
+      </w:r>
+      <w:r>
+        <w:t xml:space="preserve">, Controller CLI e cron — já</w:t>
+      </w:r>
+      <w:r>
+        <w:t xml:space="preserve"> </w:t>
+      </w:r>
+      <w:r>
+        <w:t xml:space="preserve">implementado/definido, fora do escopo deste ciclo).</w:t>
+      </w:r>
+      <w:r>
+        <w:t xml:space="preserve"> </w:t>
+      </w:r>
+      <w:r>
+        <w:rPr>
+          <w:b/>
+          <w:bCs/>
+        </w:rPr>
         <w:t xml:space="preserve">Status:</w:t>
       </w:r>
       <w:r>
         <w:t xml:space="preserve"> </w:t>
       </w:r>
       <w:r>
-        <w:t xml:space="preserve">Aprovado para codificação.</w:t>
+        <w:t xml:space="preserve">Aprovado</w:t>
+      </w:r>
+      <w:r>
+        <w:t xml:space="preserve"> </w:t>
+      </w:r>
+      <w:r>
+        <w:t xml:space="preserve">com ressalvas pelo</w:t>
+      </w:r>
+      <w:r>
+        <w:t xml:space="preserve"> </w:t>
+      </w:r>
+      <w:r>
+        <w:rPr>
+          <w:rStyle w:val="VerbatimChar"/>
+        </w:rPr>
+        <w:t xml:space="preserve">byarq</w:t>
+      </w:r>
+      <w:r>
+        <w:t xml:space="preserve"> </w:t>
+      </w:r>
+      <w:r>
+        <w:t xml:space="preserve">(rodada de revisão) — ressalvas</w:t>
+      </w:r>
+      <w:r>
+        <w:t xml:space="preserve"> </w:t>
+      </w:r>
+      <w:r>
+        <w:t xml:space="preserve">incorporadas nesta versão (ver 3.3, 3.7, 5, 6.1). Aprovado para</w:t>
+      </w:r>
+      <w:r>
+        <w:t xml:space="preserve"> </w:t>
+      </w:r>
+      <w:r>
+        <w:t xml:space="preserve">codificação.</w:t>
       </w:r>
     </w:p>
     <w:p>
@@ -205,7 +276,19 @@
         <w:pStyle w:val="FirstParagraph"/>
       </w:pPr>
       <w:r>
-        <w:t xml:space="preserve">Implementar a parte administrativa da feature de Notificações SMS do módulo Logística: uma tela de CRUD para cadastrar e gerenciar as regras de disparo de SMS (</w:t>
+        <w:t xml:space="preserve">Implementar a parte administrativa da feature de Notificações SMS do</w:t>
+      </w:r>
+      <w:r>
+        <w:t xml:space="preserve"> </w:t>
+      </w:r>
+      <w:r>
+        <w:t xml:space="preserve">módulo Logística: uma tela de CRUD para cadastrar e gerenciar as regras</w:t>
+      </w:r>
+      <w:r>
+        <w:t xml:space="preserve"> </w:t>
+      </w:r>
+      <w:r>
+        <w:t xml:space="preserve">de disparo de SMS (</w:t>
       </w:r>
       <w:r>
         <w:rPr>
@@ -214,7 +297,13 @@
         <w:t xml:space="preserve">NotifSmsConfig</w:t>
       </w:r>
       <w:r>
-        <w:t xml:space="preserve">) e uma tela de consulta do histórico de SMS enviados por período (</w:t>
+        <w:t xml:space="preserve">) e uma tela de consulta do histórico</w:t>
+      </w:r>
+      <w:r>
+        <w:t xml:space="preserve"> </w:t>
+      </w:r>
+      <w:r>
+        <w:t xml:space="preserve">de SMS enviados por período (</w:t>
       </w:r>
       <w:r>
         <w:rPr>
@@ -261,7 +350,13 @@
         <w:t xml:space="preserve"> </w:t>
       </w:r>
       <w:r>
-        <w:t xml:space="preserve">na codificação — contém toda a estrutura de arquivos, campos, tabelas e regras necessárias.</w:t>
+        <w:t xml:space="preserve">na codificação — contém toda a estrutura de arquivos, campos, tabelas</w:t>
+      </w:r>
+      <w:r>
+        <w:t xml:space="preserve"> </w:t>
+      </w:r>
+      <w:r>
+        <w:t xml:space="preserve">e regras necessárias.</w:t>
       </w:r>
     </w:p>
     <w:p>
@@ -374,7 +469,13 @@
         <w:t xml:space="preserve"> </w:t>
       </w:r>
       <w:r>
-        <w:t xml:space="preserve">para o perfil Super Admin em</w:t>
+        <w:t xml:space="preserve">para o</w:t>
+      </w:r>
+      <w:r>
+        <w:t xml:space="preserve"> </w:t>
+      </w:r>
+      <w:r>
+        <w:t xml:space="preserve">perfil Super Admin em</w:t>
       </w:r>
       <w:r>
         <w:t xml:space="preserve"> </w:t>
@@ -386,13 +487,13 @@
         <w:t xml:space="preserve">cfg_perfil_item</w:t>
       </w:r>
       <w:r>
-        <w:t xml:space="preserve">.</w:t>
-      </w:r>
-      <w:r>
-        <w:t xml:space="preserve"> </w:t>
-      </w:r>
-      <w:r>
-        <w:t xml:space="preserve">- Novo grupo de conexão de banco</w:t>
+        <w:t xml:space="preserve">. - Novo grupo de conexão de</w:t>
+      </w:r>
+      <w:r>
+        <w:t xml:space="preserve"> </w:t>
+      </w:r>
+      <w:r>
+        <w:t xml:space="preserve">banco</w:t>
       </w:r>
       <w:r>
         <w:t xml:space="preserve"> </w:t>
@@ -419,7 +520,13 @@
         <w:t xml:space="preserve">logistica_db</w:t>
       </w:r>
       <w:r>
-        <w:t xml:space="preserve">, incluindo os ajustes necessários em</w:t>
+        <w:t xml:space="preserve">, incluindo os</w:t>
+      </w:r>
+      <w:r>
+        <w:t xml:space="preserve"> </w:t>
+      </w:r>
+      <w:r>
+        <w:t xml:space="preserve">ajustes necessários em</w:t>
       </w:r>
       <w:r>
         <w:t xml:space="preserve"> </w:t>
@@ -446,25 +553,31 @@
         <w:t xml:space="preserve">ForeignKeyUsageChecker</w:t>
       </w:r>
       <w:r>
-        <w:t xml:space="preserve">.</w:t>
-      </w:r>
-      <w:r>
-        <w:t xml:space="preserve"> </w:t>
-      </w:r>
-      <w:r>
-        <w:t xml:space="preserve">- Controllers/Models/Entity/Views (reaproveitadas) das 2 telas completas.</w:t>
-      </w:r>
-      <w:r>
-        <w:t xml:space="preserve"> </w:t>
-      </w:r>
-      <w:r>
-        <w:t xml:space="preserve">- Migration de infraestrutura + criação condicional (idempotente) das 2 tabelas, já criadas fisicamente em produção pelo usuário.</w:t>
-      </w:r>
-      <w:r>
-        <w:t xml:space="preserve"> </w:t>
-      </w:r>
-      <w:r>
-        <w:t xml:space="preserve">- Pequenos acréscimos em JS já existente (</w:t>
+        <w:t xml:space="preserve">. - Controllers/Models/Entity/Views</w:t>
+      </w:r>
+      <w:r>
+        <w:t xml:space="preserve"> </w:t>
+      </w:r>
+      <w:r>
+        <w:t xml:space="preserve">(reaproveitadas) das 2 telas completas. - Migration de infraestrutura +</w:t>
+      </w:r>
+      <w:r>
+        <w:t xml:space="preserve"> </w:t>
+      </w:r>
+      <w:r>
+        <w:t xml:space="preserve">criação condicional (idempotente) das 2 tabelas, já criadas fisicamente</w:t>
+      </w:r>
+      <w:r>
+        <w:t xml:space="preserve"> </w:t>
+      </w:r>
+      <w:r>
+        <w:t xml:space="preserve">em produção pelo usuário. - Pequenos acréscimos em JS já existente</w:t>
+      </w:r>
+      <w:r>
+        <w:t xml:space="preserve"> </w:t>
+      </w:r>
+      <w:r>
+        <w:t xml:space="preserve">(</w:t>
       </w:r>
       <w:r>
         <w:rPr>
@@ -485,13 +598,19 @@
         <w:t xml:space="preserve">my_fields.js</w:t>
       </w:r>
       <w:r>
-        <w:t xml:space="preserve">) para a tela de consulta e para o toggle de campos condicionais do formulário de regra.</w:t>
-      </w:r>
-      <w:r>
-        <w:t xml:space="preserve"> </w:t>
-      </w:r>
-      <w:r>
-        <w:t xml:space="preserve">- Rotas das 2 telas novas em</w:t>
+        <w:t xml:space="preserve">) para a tela de consulta e para o toggle</w:t>
+      </w:r>
+      <w:r>
+        <w:t xml:space="preserve"> </w:t>
+      </w:r>
+      <w:r>
+        <w:t xml:space="preserve">de campos condicionais do formulário de regra. - Rotas das 2 telas novas</w:t>
+      </w:r>
+      <w:r>
+        <w:t xml:space="preserve"> </w:t>
+      </w:r>
+      <w:r>
+        <w:t xml:space="preserve">em</w:t>
       </w:r>
       <w:r>
         <w:t xml:space="preserve"> </w:t>
@@ -518,25 +637,19 @@
         <w:t xml:space="preserve">Fora do escopo deste ciclo (já resolvido em</w:t>
       </w:r>
       <w:r>
+        <w:t xml:space="preserve"> </w:t>
+      </w:r>
+      <w:r>
+        <w:rPr>
+          <w:rStyle w:val="VerbatimChar"/>
+        </w:rPr>
+        <w:t xml:space="preserve">docs/notificacoes-sms.md</w:t>
+      </w:r>
+      <w:r>
         <w:rPr>
           <w:b/>
           <w:bCs/>
         </w:rPr>
-        <w:t xml:space="preserve"> </w:t>
-      </w:r>
-      <w:r>
-        <w:rPr>
-          <w:rStyle w:val="VerbatimChar"/>
-          <w:b/>
-          <w:bCs/>
-        </w:rPr>
-        <w:t xml:space="preserve">docs/notificacoes-sms.md</w:t>
-      </w:r>
-      <w:r>
-        <w:rPr>
-          <w:b/>
-          <w:bCs/>
-        </w:rPr>
         <w:t xml:space="preserve">, não mexer):</w:t>
       </w:r>
       <w:r>
@@ -558,13 +671,13 @@
         <w:t xml:space="preserve"> </w:t>
       </w:r>
       <w:r>
-        <w:t xml:space="preserve">(integração com provedor SMS Dev).</w:t>
-      </w:r>
-      <w:r>
-        <w:t xml:space="preserve"> </w:t>
-      </w:r>
-      <w:r>
-        <w:t xml:space="preserve">- Controller CLI</w:t>
+        <w:t xml:space="preserve">(integração</w:t>
+      </w:r>
+      <w:r>
+        <w:t xml:space="preserve"> </w:t>
+      </w:r>
+      <w:r>
+        <w:t xml:space="preserve">com provedor SMS Dev). - Controller CLI</w:t>
       </w:r>
       <w:r>
         <w:t xml:space="preserve"> </w:t>
@@ -579,13 +692,25 @@
         <w:t xml:space="preserve"> </w:t>
       </w:r>
       <w:r>
-        <w:t xml:space="preserve">e o cron de disparo.</w:t>
-      </w:r>
-      <w:r>
-        <w:t xml:space="preserve"> </w:t>
-      </w:r>
-      <w:r>
-        <w:t xml:space="preserve">- Qualquer integração via API com o app Logística antigo (Postgres, outro repositório) — os tipos de renovação/entrega (</w:t>
+        <w:t xml:space="preserve">e</w:t>
+      </w:r>
+      <w:r>
+        <w:t xml:space="preserve"> </w:t>
+      </w:r>
+      <w:r>
+        <w:t xml:space="preserve">o cron de disparo. - Qualquer integração via API com o app Logística</w:t>
+      </w:r>
+      <w:r>
+        <w:t xml:space="preserve"> </w:t>
+      </w:r>
+      <w:r>
+        <w:t xml:space="preserve">antigo (Postgres, outro repositório) — os tipos de renovação/entrega</w:t>
+      </w:r>
+      <w:r>
+        <w:t xml:space="preserve"> </w:t>
+      </w:r>
+      <w:r>
+        <w:t xml:space="preserve">(</w:t>
       </w:r>
       <w:r>
         <w:rPr>
@@ -594,7 +719,13 @@
         <w:t xml:space="preserve">nsc_ren_tipo</w:t>
       </w:r>
       <w:r>
-        <w:t xml:space="preserve">) são tratados como informação estática conhecida hoje (select com valores fixos no Entity), sem consumo de API.</w:t>
+        <w:t xml:space="preserve">) são tratados como informação estática conhecida hoje</w:t>
+      </w:r>
+      <w:r>
+        <w:t xml:space="preserve"> </w:t>
+      </w:r>
+      <w:r>
+        <w:t xml:space="preserve">(select com valores fixos no Entity), sem consumo de API.</w:t>
       </w:r>
     </w:p>
     <w:p>
@@ -605,7 +736,7 @@
       </w:r>
     </w:p>
     <w:bookmarkEnd w:id="10"/>
-    <w:bookmarkStart w:id="17" w:name="decisões-de-arquitetura"/>
+    <w:bookmarkStart w:id="18" w:name="decisões-de-arquitetura"/>
     <w:p>
       <w:pPr>
         <w:pStyle w:val="Heading2"/>
@@ -668,7 +799,13 @@
         <w:t xml:space="preserve">logistica_db</w:t>
       </w:r>
       <w:r>
-        <w:t xml:space="preserve">, mesmo host/usuário/senha dos demais DBGroups do projeto.</w:t>
+        <w:t xml:space="preserve">, mesmo</w:t>
+      </w:r>
+      <w:r>
+        <w:t xml:space="preserve"> </w:t>
+      </w:r>
+      <w:r>
+        <w:t xml:space="preserve">host/usuário/senha dos demais DBGroups do projeto.</w:t>
       </w:r>
     </w:p>
     <w:p>
@@ -711,7 +848,21 @@
           <w:b/>
           <w:bCs/>
         </w:rPr>
-        <w:t xml:space="preserve">já foram criadas fisicamente</w:t>
+        <w:t xml:space="preserve">já</w:t>
+      </w:r>
+      <w:r>
+        <w:rPr>
+          <w:b/>
+          <w:bCs/>
+        </w:rPr>
+        <w:t xml:space="preserve"> </w:t>
+      </w:r>
+      <w:r>
+        <w:rPr>
+          <w:b/>
+          <w:bCs/>
+        </w:rPr>
+        <w:t xml:space="preserve">foram criadas fisicamente</w:t>
       </w:r>
       <w:r>
         <w:t xml:space="preserve"> </w:t>
@@ -729,7 +880,31 @@
         <w:t xml:space="preserve">logistica_db</w:t>
       </w:r>
       <w:r>
-        <w:t xml:space="preserve">. Este ciclo cobre apenas o código (Controllers/Models/Entities/migration de infraestrutura/rotas) — não a criação das tabelas em si, embora a migration inclua criação condicional para cobrir outros ambientes (ver 4.1).</w:t>
+        <w:t xml:space="preserve">. Este ciclo</w:t>
+      </w:r>
+      <w:r>
+        <w:t xml:space="preserve"> </w:t>
+      </w:r>
+      <w:r>
+        <w:t xml:space="preserve">cobre apenas o código (Controllers/Models/Entities/migration de</w:t>
+      </w:r>
+      <w:r>
+        <w:t xml:space="preserve"> </w:t>
+      </w:r>
+      <w:r>
+        <w:t xml:space="preserve">infraestrutura/rotas) — não a criação das tabelas em si, embora a</w:t>
+      </w:r>
+      <w:r>
+        <w:t xml:space="preserve"> </w:t>
+      </w:r>
+      <w:r>
+        <w:t xml:space="preserve">migration inclua criação condicional para cobrir outros ambientes (ver</w:t>
+      </w:r>
+      <w:r>
+        <w:t xml:space="preserve"> </w:t>
+      </w:r>
+      <w:r>
+        <w:t xml:space="preserve">4.1).</w:t>
       </w:r>
     </w:p>
     <w:bookmarkEnd w:id="11"/>
@@ -747,7 +922,13 @@
         <w:pStyle w:val="FirstParagraph"/>
       </w:pPr>
       <w:r>
-        <w:t xml:space="preserve">Ao contrário do padrão de auditoria completo usado em outras telas do projeto (</w:t>
+        <w:t xml:space="preserve">Ao contrário do padrão de auditoria completo usado em outras telas do</w:t>
+      </w:r>
+      <w:r>
+        <w:t xml:space="preserve"> </w:t>
+      </w:r>
+      <w:r>
+        <w:t xml:space="preserve">projeto (</w:t>
       </w:r>
       <w:r>
         <w:rPr>
@@ -771,7 +952,13 @@
         <w:t xml:space="preserve"> </w:t>
       </w:r>
       <w:r>
-        <w:t xml:space="preserve">de workflow),</w:t>
+        <w:t xml:space="preserve">de</w:t>
+      </w:r>
+      <w:r>
+        <w:t xml:space="preserve"> </w:t>
+      </w:r>
+      <w:r>
+        <w:t xml:space="preserve">workflow),</w:t>
       </w:r>
       <w:r>
         <w:t xml:space="preserve"> </w:t>
@@ -786,13 +973,13 @@
         <w:t xml:space="preserve"> </w:t>
       </w:r>
       <w:r>
-        <w:t xml:space="preserve">segue um schema simples, já definido e criado pelo usuário:</w:t>
-      </w:r>
-      <w:r>
-        <w:t xml:space="preserve"> </w:t>
-      </w:r>
-      <w:r>
-        <w:t xml:space="preserve">-</w:t>
+        <w:t xml:space="preserve">segue um schema simples, já definido e</w:t>
+      </w:r>
+      <w:r>
+        <w:t xml:space="preserve"> </w:t>
+      </w:r>
+      <w:r>
+        <w:t xml:space="preserve">criado pelo usuário: -</w:t>
       </w:r>
       <w:r>
         <w:t xml:space="preserve"> </w:t>
@@ -837,13 +1024,7 @@
         <w:t xml:space="preserve"> </w:t>
       </w:r>
       <w:r>
-        <w:t xml:space="preserve">(Inativo).</w:t>
-      </w:r>
-      <w:r>
-        <w:t xml:space="preserve"> </w:t>
-      </w:r>
-      <w:r>
-        <w:t xml:space="preserve">- Soft delete apenas via</w:t>
+        <w:t xml:space="preserve">(Inativo). - Soft delete apenas via</w:t>
       </w:r>
       <w:r>
         <w:t xml:space="preserve"> </w:t>
@@ -858,13 +1039,7 @@
         <w:t xml:space="preserve"> </w:t>
       </w:r>
       <w:r>
-        <w:t xml:space="preserve">(DATETIME).</w:t>
-      </w:r>
-      <w:r>
-        <w:t xml:space="preserve"> </w:t>
-      </w:r>
-      <w:r>
-        <w:t xml:space="preserve">- Sem</w:t>
+        <w:t xml:space="preserve">(DATETIME). - Sem</w:t>
       </w:r>
       <w:r>
         <w:t xml:space="preserve"> </w:t>
@@ -927,17 +1102,534 @@
         <w:t xml:space="preserve"> </w:t>
       </w:r>
       <w:r>
-        <w:t xml:space="preserve">(workflow Pendente/Concluída) em nenhuma das 2 telas — são cadastro/consulta simples, sem workflow de aprovação.</w:t>
+        <w:t xml:space="preserve">(workflow</w:t>
+      </w:r>
+      <w:r>
+        <w:t xml:space="preserve"> </w:t>
+      </w:r>
+      <w:r>
+        <w:t xml:space="preserve">Pendente/Concluída) em nenhuma das 2 telas — são cadastro/consulta</w:t>
+      </w:r>
+      <w:r>
+        <w:t xml:space="preserve"> </w:t>
+      </w:r>
+      <w:r>
+        <w:t xml:space="preserve">simples, sem workflow de aprovação.</w:t>
+      </w:r>
+    </w:p>
+    <w:p>
+      <w:pPr>
+        <w:pStyle w:val="BodyText"/>
+      </w:pPr>
+      <w:r>
+        <w:rPr>
+          <w:b/>
+          <w:bCs/>
+        </w:rPr>
+        <w:t xml:space="preserve">Ressalva do</w:t>
+      </w:r>
+      <w:r>
+        <w:rPr>
+          <w:b/>
+          <w:bCs/>
+        </w:rPr>
+        <w:t xml:space="preserve"> </w:t>
+      </w:r>
+      <w:r>
+        <w:rPr>
+          <w:rStyle w:val="VerbatimChar"/>
+          <w:b/>
+          <w:bCs/>
+        </w:rPr>
+        <w:t xml:space="preserve">byarq</w:t>
+      </w:r>
+      <w:r>
+        <w:rPr>
+          <w:b/>
+          <w:bCs/>
+        </w:rPr>
+        <w:t xml:space="preserve"> </w:t>
+      </w:r>
+      <w:r>
+        <w:rPr>
+          <w:b/>
+          <w:bCs/>
+        </w:rPr>
+        <w:t xml:space="preserve">(rodada de revisão):</w:t>
+      </w:r>
+      <w:r>
+        <w:t xml:space="preserve"> </w:t>
+      </w:r>
+      <w:r>
+        <w:t xml:space="preserve">a ausência de</w:t>
+      </w:r>
+      <w:r>
+        <w:t xml:space="preserve"> </w:t>
+      </w:r>
+      <w:r>
+        <w:rPr>
+          <w:rStyle w:val="VerbatimChar"/>
+        </w:rPr>
+        <w:t xml:space="preserve">usu_criou</w:t>
+      </w:r>
+      <w:r>
+        <w:t xml:space="preserve">/timestamps na tabela SQL é só sobre as colunas da tabela —</w:t>
+      </w:r>
+      <w:r>
+        <w:t xml:space="preserve"> </w:t>
+      </w:r>
+      <w:r>
+        <w:t xml:space="preserve">o log de auditoria em Mongo (</w:t>
+      </w:r>
+      <w:r>
+        <w:rPr>
+          <w:rStyle w:val="VerbatimChar"/>
+        </w:rPr>
+        <w:t xml:space="preserve">LogMonModel</w:t>
+      </w:r>
+      <w:r>
+        <w:t xml:space="preserve">) é um mecanismo à parte, já</w:t>
+      </w:r>
+      <w:r>
+        <w:t xml:space="preserve"> </w:t>
+      </w:r>
+      <w:r>
+        <w:t xml:space="preserve">usado em todo o sistema (ver</w:t>
+      </w:r>
+      <w:r>
+        <w:t xml:space="preserve"> </w:t>
+      </w:r>
+      <w:r>
+        <w:rPr>
+          <w:rStyle w:val="VerbatimChar"/>
+        </w:rPr>
+        <w:t xml:space="preserve">ConfigCorModel</w:t>
+      </w:r>
+      <w:r>
+        <w:t xml:space="preserve">/</w:t>
+      </w:r>
+      <w:r>
+        <w:rPr>
+          <w:rStyle w:val="VerbatimChar"/>
+        </w:rPr>
+        <w:t xml:space="preserve">CfgCor.php</w:t>
+      </w:r>
+      <w:r>
+        <w:t xml:space="preserve"> </w:t>
+      </w:r>
+      <w:r>
+        <w:t xml:space="preserve">e</w:t>
+      </w:r>
+      <w:r>
+        <w:t xml:space="preserve"> </w:t>
+      </w:r>
+      <w:r>
+        <w:rPr>
+          <w:rStyle w:val="VerbatimChar"/>
+        </w:rPr>
+        <w:t xml:space="preserve">FornecNotifDesvioModel</w:t>
+      </w:r>
+      <w:r>
+        <w:t xml:space="preserve">), e</w:t>
+      </w:r>
+      <w:r>
+        <w:t xml:space="preserve"> </w:t>
+      </w:r>
+      <w:r>
+        <w:rPr>
+          <w:b/>
+          <w:bCs/>
+        </w:rPr>
+        <w:t xml:space="preserve">deve ser mantido também aqui</w:t>
+      </w:r>
+      <w:r>
+        <w:t xml:space="preserve"> </w:t>
+      </w:r>
+      <w:r>
+        <w:t xml:space="preserve">por</w:t>
+      </w:r>
+      <w:r>
+        <w:t xml:space="preserve"> </w:t>
+      </w:r>
+      <w:r>
+        <w:t xml:space="preserve">consistência. Ver detalhamento em 3.3.</w:t>
       </w:r>
     </w:p>
     <w:bookmarkEnd w:id="12"/>
-    <w:bookmarkStart w:id="13" w:name="campo-nsc_ren_tipo-select-estático"/>
+    <w:bookmarkStart w:id="13" w:name="X559ec077e77d89d95f2a834b95c930478cebc83"/>
     <w:p>
       <w:pPr>
         <w:pStyle w:val="Heading3"/>
       </w:pPr>
       <w:r>
-        <w:t xml:space="preserve">3.3 Campo</w:t>
+        <w:t xml:space="preserve">3.3 Log de auditoria via</w:t>
+      </w:r>
+      <w:r>
+        <w:t xml:space="preserve"> </w:t>
+      </w:r>
+      <w:r>
+        <w:rPr>
+          <w:rStyle w:val="VerbatimChar"/>
+        </w:rPr>
+        <w:t xml:space="preserve">LogMonModel</w:t>
+      </w:r>
+      <w:r>
+        <w:t xml:space="preserve"> </w:t>
+      </w:r>
+      <w:r>
+        <w:t xml:space="preserve">(Model + Controller)</w:t>
+      </w:r>
+    </w:p>
+    <w:p>
+      <w:pPr>
+        <w:pStyle w:val="FirstParagraph"/>
+      </w:pPr>
+      <w:r>
+        <w:rPr>
+          <w:rStyle w:val="VerbatimChar"/>
+        </w:rPr>
+        <w:t xml:space="preserve">LogisNotifSmsConfigModel</w:t>
+      </w:r>
+      <w:r>
+        <w:t xml:space="preserve"> </w:t>
+      </w:r>
+      <w:r>
+        <w:t xml:space="preserve">deve seguir o mesmo padrão de</w:t>
+      </w:r>
+      <w:r>
+        <w:t xml:space="preserve"> </w:t>
+      </w:r>
+      <w:r>
+        <w:rPr>
+          <w:rStyle w:val="VerbatimChar"/>
+        </w:rPr>
+        <w:t xml:space="preserve">ConfigCorModel</w:t>
+      </w:r>
+      <w:r>
+        <w:t xml:space="preserve">:</w:t>
+      </w:r>
+    </w:p>
+    <w:p>
+      <w:pPr>
+        <w:pStyle w:val="Compact"/>
+        <w:numPr>
+          <w:ilvl w:val="0"/>
+          <w:numId w:val="1002"/>
+        </w:numPr>
+      </w:pPr>
+      <w:r>
+        <w:rPr>
+          <w:rStyle w:val="VerbatimChar"/>
+        </w:rPr>
+        <w:t xml:space="preserve">protected $allowCallbacks = true;</w:t>
+      </w:r>
+    </w:p>
+    <w:p>
+      <w:pPr>
+        <w:pStyle w:val="Compact"/>
+        <w:numPr>
+          <w:ilvl w:val="0"/>
+          <w:numId w:val="1002"/>
+        </w:numPr>
+      </w:pPr>
+      <w:r>
+        <w:rPr>
+          <w:rStyle w:val="VerbatimChar"/>
+        </w:rPr>
+        <w:t xml:space="preserve">protected $afterInsert = ['depoisInsert'];</w:t>
+      </w:r>
+    </w:p>
+    <w:p>
+      <w:pPr>
+        <w:pStyle w:val="Compact"/>
+        <w:numPr>
+          <w:ilvl w:val="0"/>
+          <w:numId w:val="1002"/>
+        </w:numPr>
+      </w:pPr>
+      <w:r>
+        <w:rPr>
+          <w:rStyle w:val="VerbatimChar"/>
+        </w:rPr>
+        <w:t xml:space="preserve">protected $afterUpdate = ['depoisUpdate'];</w:t>
+      </w:r>
+    </w:p>
+    <w:p>
+      <w:pPr>
+        <w:pStyle w:val="Compact"/>
+        <w:numPr>
+          <w:ilvl w:val="0"/>
+          <w:numId w:val="1002"/>
+        </w:numPr>
+      </w:pPr>
+      <w:r>
+        <w:rPr>
+          <w:rStyle w:val="VerbatimChar"/>
+        </w:rPr>
+        <w:t xml:space="preserve">protected $afterDelete = ['depoisDelete'];</w:t>
+      </w:r>
+    </w:p>
+    <w:p>
+      <w:pPr>
+        <w:pStyle w:val="Compact"/>
+        <w:numPr>
+          <w:ilvl w:val="0"/>
+          <w:numId w:val="1002"/>
+        </w:numPr>
+      </w:pPr>
+      <w:r>
+        <w:rPr>
+          <w:rStyle w:val="VerbatimChar"/>
+        </w:rPr>
+        <w:t xml:space="preserve">depoisInsert(array $data)</w:t>
+      </w:r>
+      <w:r>
+        <w:t xml:space="preserve">,</w:t>
+      </w:r>
+      <w:r>
+        <w:t xml:space="preserve"> </w:t>
+      </w:r>
+      <w:r>
+        <w:rPr>
+          <w:rStyle w:val="VerbatimChar"/>
+        </w:rPr>
+        <w:t xml:space="preserve">depoisUpdate(array $data)</w:t>
+      </w:r>
+      <w:r>
+        <w:t xml:space="preserve">,</w:t>
+      </w:r>
+      <w:r>
+        <w:t xml:space="preserve"> </w:t>
+      </w:r>
+      <w:r>
+        <w:rPr>
+          <w:rStyle w:val="VerbatimChar"/>
+        </w:rPr>
+        <w:t xml:space="preserve">depoisDelete(array $data)</w:t>
+      </w:r>
+      <w:r>
+        <w:t xml:space="preserve">: cada um instancia</w:t>
+      </w:r>
+      <w:r>
+        <w:t xml:space="preserve"> </w:t>
+      </w:r>
+      <w:r>
+        <w:rPr>
+          <w:rStyle w:val="VerbatimChar"/>
+        </w:rPr>
+        <w:t xml:space="preserve">new LogMonModel()</w:t>
+      </w:r>
+      <w:r>
+        <w:t xml:space="preserve"> </w:t>
+      </w:r>
+      <w:r>
+        <w:t xml:space="preserve">e</w:t>
+      </w:r>
+      <w:r>
+        <w:t xml:space="preserve"> </w:t>
+      </w:r>
+      <w:r>
+        <w:t xml:space="preserve">chama</w:t>
+      </w:r>
+      <w:r>
+        <w:t xml:space="preserve"> </w:t>
+      </w:r>
+      <w:r>
+        <w:rPr>
+          <w:rStyle w:val="VerbatimChar"/>
+        </w:rPr>
+        <w:t xml:space="preserve">insertLog($this-&gt;table, 'Incluído'|'Alteração'|'Excluído', $registro, $data['data'])</w:t>
+      </w:r>
+      <w:r>
+        <w:t xml:space="preserve">,</w:t>
+      </w:r>
+      <w:r>
+        <w:t xml:space="preserve"> </w:t>
+      </w:r>
+      <w:r>
+        <w:t xml:space="preserve">igual a</w:t>
+      </w:r>
+      <w:r>
+        <w:t xml:space="preserve"> </w:t>
+      </w:r>
+      <w:r>
+        <w:rPr>
+          <w:rStyle w:val="VerbatimChar"/>
+        </w:rPr>
+        <w:t xml:space="preserve">ConfigCorModel::depoisInsert/depoisUpdate/depoisDelete</w:t>
+      </w:r>
+      <w:r>
+        <w:t xml:space="preserve">.</w:t>
+      </w:r>
+    </w:p>
+    <w:p>
+      <w:pPr>
+        <w:pStyle w:val="FirstParagraph"/>
+      </w:pPr>
+      <w:r>
+        <w:t xml:space="preserve">O Controller</w:t>
+      </w:r>
+      <w:r>
+        <w:t xml:space="preserve"> </w:t>
+      </w:r>
+      <w:r>
+        <w:rPr>
+          <w:rStyle w:val="VerbatimChar"/>
+        </w:rPr>
+        <w:t xml:space="preserve">NotifSmsConfig</w:t>
+      </w:r>
+      <w:r>
+        <w:t xml:space="preserve"> </w:t>
+      </w:r>
+      <w:r>
+        <w:t xml:space="preserve">deve, no</w:t>
+      </w:r>
+      <w:r>
+        <w:t xml:space="preserve"> </w:t>
+      </w:r>
+      <w:r>
+        <w:rPr>
+          <w:rStyle w:val="VerbatimChar"/>
+        </w:rPr>
+        <w:t xml:space="preserve">edit($id, $show)</w:t>
+      </w:r>
+      <w:r>
+        <w:t xml:space="preserve">/</w:t>
+      </w:r>
+      <w:r>
+        <w:rPr>
+          <w:rStyle w:val="VerbatimChar"/>
+        </w:rPr>
+        <w:t xml:space="preserve">show($id)</w:t>
+      </w:r>
+      <w:r>
+        <w:t xml:space="preserve"> </w:t>
+      </w:r>
+      <w:r>
+        <w:t xml:space="preserve">(igual a</w:t>
+      </w:r>
+      <w:r>
+        <w:t xml:space="preserve"> </w:t>
+      </w:r>
+      <w:r>
+        <w:rPr>
+          <w:rStyle w:val="VerbatimChar"/>
+        </w:rPr>
+        <w:t xml:space="preserve">CfgCor::edit()</w:t>
+      </w:r>
+      <w:r>
+        <w:t xml:space="preserve">), popular</w:t>
+      </w:r>
+      <w:r>
+        <w:t xml:space="preserve"> </w:t>
+      </w:r>
+      <w:r>
+        <w:rPr>
+          <w:rStyle w:val="VerbatimChar"/>
+        </w:rPr>
+        <w:t xml:space="preserve">$this-&gt;data['log'] = buscaLog('log_notif_sms_config', $id);</w:t>
+      </w:r>
+      <w:r>
+        <w:t xml:space="preserve"> </w:t>
+      </w:r>
+      <w:r>
+        <w:t xml:space="preserve">antes de</w:t>
+      </w:r>
+      <w:r>
+        <w:t xml:space="preserve"> </w:t>
+      </w:r>
+      <w:r>
+        <w:rPr>
+          <w:rStyle w:val="VerbatimChar"/>
+        </w:rPr>
+        <w:t xml:space="preserve">echo view('vw_edicao', ...)</w:t>
+      </w:r>
+      <w:r>
+        <w:t xml:space="preserve">, para exibir</w:t>
+      </w:r>
+      <w:r>
+        <w:t xml:space="preserve"> </w:t>
+      </w:r>
+      <w:r>
+        <w:t xml:space="preserve">“última alteração por/em”</w:t>
+      </w:r>
+      <w:r>
+        <w:t xml:space="preserve"> </w:t>
+      </w:r>
+      <w:r>
+        <w:t xml:space="preserve">na</w:t>
+      </w:r>
+      <w:r>
+        <w:t xml:space="preserve"> </w:t>
+      </w:r>
+      <w:r>
+        <w:t xml:space="preserve">tela — sem isso,</w:t>
+      </w:r>
+      <w:r>
+        <w:t xml:space="preserve"> </w:t>
+      </w:r>
+      <w:r>
+        <w:rPr>
+          <w:rStyle w:val="VerbatimChar"/>
+        </w:rPr>
+        <w:t xml:space="preserve">vw_edicao.php</w:t>
+      </w:r>
+      <w:r>
+        <w:t xml:space="preserve"> </w:t>
+      </w:r>
+      <w:r>
+        <w:t xml:space="preserve">não teria essa informação disponível.</w:t>
+      </w:r>
+    </w:p>
+    <w:p>
+      <w:pPr>
+        <w:pStyle w:val="BodyText"/>
+      </w:pPr>
+      <w:r>
+        <w:rPr>
+          <w:rStyle w:val="VerbatimChar"/>
+        </w:rPr>
+        <w:t xml:space="preserve">LogisNotifSmsEnviadasModel</w:t>
+      </w:r>
+      <w:r>
+        <w:t xml:space="preserve"> </w:t>
+      </w:r>
+      <w:r>
+        <w:t xml:space="preserve">(tela só de leitura, sem Entity, mesmo</w:t>
+      </w:r>
+      <w:r>
+        <w:t xml:space="preserve"> </w:t>
+      </w:r>
+      <w:r>
+        <w:t xml:space="preserve">padrão de</w:t>
+      </w:r>
+      <w:r>
+        <w:t xml:space="preserve"> </w:t>
+      </w:r>
+      <w:r>
+        <w:rPr>
+          <w:rStyle w:val="VerbatimChar"/>
+        </w:rPr>
+        <w:t xml:space="preserve">CfgLoguser</w:t>
+      </w:r>
+      <w:r>
+        <w:t xml:space="preserve">) não recebe callbacks de log — não há</w:t>
+      </w:r>
+      <w:r>
+        <w:t xml:space="preserve"> </w:t>
+      </w:r>
+      <w:r>
+        <w:t xml:space="preserve">insert/update/delete pela tela administrativa.</w:t>
+      </w:r>
+    </w:p>
+    <w:bookmarkEnd w:id="13"/>
+    <w:bookmarkStart w:id="14" w:name="campo-nsc_ren_tipo-select-estático"/>
+    <w:p>
+      <w:pPr>
+        <w:pStyle w:val="Heading3"/>
+      </w:pPr>
+      <w:r>
+        <w:t xml:space="preserve">3.4 Campo</w:t>
       </w:r>
       <w:r>
         <w:t xml:space="preserve"> </w:t>
@@ -987,18 +1679,25 @@
         <w:t xml:space="preserve">rascunho-helpers-php.md</w:t>
       </w:r>
       <w:r>
-        <w:t xml:space="preserve">), valores fixos definidos diretamente no Entity:</w:t>
+        <w:t xml:space="preserve">),</w:t>
+      </w:r>
+      <w:r>
+        <w:t xml:space="preserve"> </w:t>
+      </w:r>
+      <w:r>
+        <w:t xml:space="preserve">valores fixos definidos diretamente no Entity:</w:t>
       </w:r>
     </w:p>
     <w:tbl>
       <w:tblPr>
         <w:tblStyle w:val="Table"/>
-        <w:tblW w:type="auto" w:w="0"/>
+        <w:tblW w:type="pct" w:w="4306"/>
+        <w:tblLayout w:type="fixed"/>
         <w:tblLook w:firstRow="1" w:lastRow="0" w:firstColumn="0" w:lastColumn="0" w:noHBand="0" w:noVBand="0" w:val="0020"/>
       </w:tblPr>
       <w:tblGrid>
-        <w:gridCol w:w="3960"/>
-        <w:gridCol w:w="3960"/>
+        <w:gridCol w:w="3410"/>
+        <w:gridCol w:w="3410"/>
       </w:tblGrid>
       <w:tr>
         <w:trPr>
@@ -1009,6 +1708,7 @@
           <w:p>
             <w:pPr>
               <w:pStyle w:val="Compact"/>
+              <w:jc w:val="left"/>
             </w:pPr>
             <w:r>
               <w:t xml:space="preserve">Valor</w:t>
@@ -1020,6 +1720,7 @@
           <w:p>
             <w:pPr>
               <w:pStyle w:val="Compact"/>
+              <w:jc w:val="left"/>
             </w:pPr>
             <w:r>
               <w:t xml:space="preserve">Descrição</w:t>
@@ -1033,6 +1734,7 @@
           <w:p>
             <w:pPr>
               <w:pStyle w:val="Compact"/>
+              <w:jc w:val="left"/>
             </w:pPr>
             <w:r>
               <w:rPr>
@@ -1047,6 +1749,7 @@
           <w:p>
             <w:pPr>
               <w:pStyle w:val="Compact"/>
+              <w:jc w:val="left"/>
             </w:pPr>
             <w:r>
               <w:t xml:space="preserve">Ceqnep</w:t>
@@ -1060,6 +1763,7 @@
           <w:p>
             <w:pPr>
               <w:pStyle w:val="Compact"/>
+              <w:jc w:val="left"/>
             </w:pPr>
             <w:r>
               <w:rPr>
@@ -1074,6 +1778,7 @@
           <w:p>
             <w:pPr>
               <w:pStyle w:val="Compact"/>
+              <w:jc w:val="left"/>
             </w:pPr>
             <w:r>
               <w:t xml:space="preserve">Transportadora</w:t>
@@ -1087,6 +1792,7 @@
           <w:p>
             <w:pPr>
               <w:pStyle w:val="Compact"/>
+              <w:jc w:val="left"/>
             </w:pPr>
             <w:r>
               <w:rPr>
@@ -1101,6 +1807,7 @@
           <w:p>
             <w:pPr>
               <w:pStyle w:val="Compact"/>
+              <w:jc w:val="left"/>
             </w:pPr>
             <w:r>
               <w:t xml:space="preserve">Hospital Retira</w:t>
@@ -1114,17 +1821,35 @@
         <w:pStyle w:val="BodyText"/>
       </w:pPr>
       <w:r>
-        <w:t xml:space="preserve">Justificativa: os tipos de renovação/entrega hoje só existem no app Logística antigo (outro repositório/banco), cuja migração/integração via API fica para uma fase futura. Por ora, tratado como informação estática conhecida.</w:t>
-      </w:r>
-    </w:p>
-    <w:bookmarkEnd w:id="13"/>
-    <w:bookmarkStart w:id="14" w:name="Xc6cc17b23432f7c51898438be5d346201a87ca0"/>
+        <w:t xml:space="preserve">Justificativa: os tipos de renovação/entrega hoje só existem no app</w:t>
+      </w:r>
+      <w:r>
+        <w:t xml:space="preserve"> </w:t>
+      </w:r>
+      <w:r>
+        <w:t xml:space="preserve">Logística antigo (outro repositório/banco), cuja migração/integração via</w:t>
+      </w:r>
+      <w:r>
+        <w:t xml:space="preserve"> </w:t>
+      </w:r>
+      <w:r>
+        <w:t xml:space="preserve">API fica para uma fase futura. Por ora, tratado como informação estática</w:t>
+      </w:r>
+      <w:r>
+        <w:t xml:space="preserve"> </w:t>
+      </w:r>
+      <w:r>
+        <w:t xml:space="preserve">conhecida.</w:t>
+      </w:r>
+    </w:p>
+    <w:bookmarkEnd w:id="14"/>
+    <w:bookmarkStart w:id="15" w:name="Xc6cc17b23432f7c51898438be5d346201a87ca0"/>
     <w:p>
       <w:pPr>
         <w:pStyle w:val="Heading3"/>
       </w:pPr>
       <w:r>
-        <w:t xml:space="preserve">3.4 Permissões — apenas Super Admin nas telas novas</w:t>
+        <w:t xml:space="preserve">3.5 Permissões — apenas Super Admin nas telas novas</w:t>
       </w:r>
     </w:p>
     <w:p>
@@ -1159,17 +1884,29 @@
         <w:t xml:space="preserve">rascunho-helpers-php.md</w:t>
       </w:r>
       <w:r>
-        <w:t xml:space="preserve">: C-Consulta, A-Adição, E-Edição, X-Exclusão, N-Notificações) nas 2 telas novas, de cara. Outros perfis podem ser liberados posteriormente, fora deste ciclo.</w:t>
-      </w:r>
-    </w:p>
-    <w:bookmarkEnd w:id="14"/>
-    <w:bookmarkStart w:id="15" w:name="campo-nsc_telefones-texto-livre"/>
+        <w:t xml:space="preserve">: C-Consulta, A-Adição, E-Edição,</w:t>
+      </w:r>
+      <w:r>
+        <w:t xml:space="preserve"> </w:t>
+      </w:r>
+      <w:r>
+        <w:t xml:space="preserve">X-Exclusão, N-Notificações) nas 2 telas novas, de cara. Outros perfis</w:t>
+      </w:r>
+      <w:r>
+        <w:t xml:space="preserve"> </w:t>
+      </w:r>
+      <w:r>
+        <w:t xml:space="preserve">podem ser liberados posteriormente, fora deste ciclo.</w:t>
+      </w:r>
+    </w:p>
+    <w:bookmarkEnd w:id="15"/>
+    <w:bookmarkStart w:id="16" w:name="campo-nsc_telefones-texto-livre"/>
     <w:p>
       <w:pPr>
         <w:pStyle w:val="Heading3"/>
       </w:pPr>
       <w:r>
-        <w:t xml:space="preserve">3.5 Campo</w:t>
+        <w:t xml:space="preserve">3.6 Campo</w:t>
       </w:r>
       <w:r>
         <w:t xml:space="preserve"> </w:t>
@@ -1240,14 +1977,14 @@
         <w:t xml:space="preserve">).</w:t>
       </w:r>
     </w:p>
-    <w:bookmarkEnd w:id="15"/>
-    <w:bookmarkStart w:id="16" w:name="X1aa122f32f732d13d6a4dbdf8440a1e0976ba7a"/>
+    <w:bookmarkEnd w:id="16"/>
+    <w:bookmarkStart w:id="17" w:name="X1aa122f32f732d13d6a4dbdf8440a1e0976ba7a"/>
     <w:p>
       <w:pPr>
         <w:pStyle w:val="Heading3"/>
       </w:pPr>
       <w:r>
-        <w:t xml:space="preserve">3.6 Toggle de campos condicionais por tipo de regra</w:t>
+        <w:t xml:space="preserve">3.7 Toggle de campos condicionais por tipo de regra</w:t>
       </w:r>
     </w:p>
     <w:p>
@@ -1288,13 +2025,13 @@
         <w:t xml:space="preserve">saldo_baixo</w:t>
       </w:r>
       <w:r>
-        <w:t xml:space="preserve">) determina quais campos são exibidos:</w:t>
-      </w:r>
-      <w:r>
-        <w:t xml:space="preserve"> </w:t>
-      </w:r>
-      <w:r>
-        <w:t xml:space="preserve">-</w:t>
+        <w:t xml:space="preserve">) determina quais campos são</w:t>
+      </w:r>
+      <w:r>
+        <w:t xml:space="preserve"> </w:t>
+      </w:r>
+      <w:r>
+        <w:t xml:space="preserve">exibidos: -</w:t>
       </w:r>
       <w:r>
         <w:t xml:space="preserve"> </w:t>
@@ -1357,37 +2094,164 @@
         <w:t xml:space="preserve">nsc_minutos_limite</w:t>
       </w:r>
       <w:r>
+        <w:t xml:space="preserve">. -</w:t>
+      </w:r>
+      <w:r>
+        <w:t xml:space="preserve"> </w:t>
+      </w:r>
+      <w:r>
+        <w:rPr>
+          <w:rStyle w:val="VerbatimChar"/>
+        </w:rPr>
+        <w:t xml:space="preserve">saldo_baixo</w:t>
+      </w:r>
+      <w:r>
+        <w:t xml:space="preserve"> </w:t>
+      </w:r>
+      <w:r>
+        <w:t xml:space="preserve">→ exibe</w:t>
+      </w:r>
+      <w:r>
+        <w:t xml:space="preserve"> </w:t>
+      </w:r>
+      <w:r>
+        <w:rPr>
+          <w:rStyle w:val="VerbatimChar"/>
+        </w:rPr>
+        <w:t xml:space="preserve">nsc_saldo_minimo</w:t>
+      </w:r>
+      <w:r>
         <w:t xml:space="preserve">.</w:t>
       </w:r>
-      <w:r>
-        <w:t xml:space="preserve"> </w:t>
-      </w:r>
-      <w:r>
-        <w:t xml:space="preserve">-</w:t>
-      </w:r>
-      <w:r>
-        <w:t xml:space="preserve"> </w:t>
-      </w:r>
-      <w:r>
-        <w:rPr>
-          <w:rStyle w:val="VerbatimChar"/>
-        </w:rPr>
-        <w:t xml:space="preserve">saldo_baixo</w:t>
-      </w:r>
-      <w:r>
-        <w:t xml:space="preserve"> </w:t>
-      </w:r>
-      <w:r>
-        <w:t xml:space="preserve">→ exibe</w:t>
-      </w:r>
-      <w:r>
-        <w:t xml:space="preserve"> </w:t>
-      </w:r>
-      <w:r>
-        <w:rPr>
-          <w:rStyle w:val="VerbatimChar"/>
-        </w:rPr>
-        <w:t xml:space="preserve">nsc_saldo_minimo</w:t>
+    </w:p>
+    <w:p>
+      <w:pPr>
+        <w:pStyle w:val="BodyText"/>
+      </w:pPr>
+      <w:r>
+        <w:t xml:space="preserve">Implementado via nova função JS</w:t>
+      </w:r>
+      <w:r>
+        <w:t xml:space="preserve"> </w:t>
+      </w:r>
+      <w:r>
+        <w:rPr>
+          <w:rStyle w:val="VerbatimChar"/>
+        </w:rPr>
+        <w:t xml:space="preserve">alternaCamposTipoRegra(obj)</w:t>
+      </w:r>
+      <w:r>
+        <w:t xml:space="preserve"> </w:t>
+      </w:r>
+      <w:r>
+        <w:t xml:space="preserve">em</w:t>
+      </w:r>
+      <w:r>
+        <w:t xml:space="preserve"> </w:t>
+      </w:r>
+      <w:r>
+        <w:rPr>
+          <w:rStyle w:val="VerbatimChar"/>
+        </w:rPr>
+        <w:t xml:space="preserve">my_fields.js</w:t>
+      </w:r>
+      <w:r>
+        <w:t xml:space="preserve">, moldada em</w:t>
+      </w:r>
+      <w:r>
+        <w:t xml:space="preserve"> </w:t>
+      </w:r>
+      <w:r>
+        <w:rPr>
+          <w:rStyle w:val="VerbatimChar"/>
+        </w:rPr>
+        <w:t xml:space="preserve">verificaTipoAcao(obj)</w:t>
+      </w:r>
+      <w:r>
+        <w:t xml:space="preserve"> </w:t>
+      </w:r>
+      <w:r>
+        <w:t xml:space="preserve">(</w:t>
+      </w:r>
+      <w:r>
+        <w:rPr>
+          <w:rStyle w:val="VerbatimChar"/>
+        </w:rPr>
+        <w:t xml:space="preserve">my_fields.js:2419</w:t>
+      </w:r>
+      <w:r>
+        <w:t xml:space="preserve">), porém mais simples (2 valores estáticos, sem</w:t>
+      </w:r>
+      <w:r>
+        <w:t xml:space="preserve"> </w:t>
+      </w:r>
+      <w:r>
+        <w:t xml:space="preserve">consulta AJAX). Deve disparar tanto no</w:t>
+      </w:r>
+      <w:r>
+        <w:t xml:space="preserve"> </w:t>
+      </w:r>
+      <w:r>
+        <w:rPr>
+          <w:rStyle w:val="VerbatimChar"/>
+        </w:rPr>
+        <w:t xml:space="preserve">onchange</w:t>
+      </w:r>
+      <w:r>
+        <w:t xml:space="preserve"> </w:t>
+      </w:r>
+      <w:r>
+        <w:t xml:space="preserve">do select (via</w:t>
+      </w:r>
+      <w:r>
+        <w:t xml:space="preserve"> </w:t>
+      </w:r>
+      <w:r>
+        <w:rPr>
+          <w:rStyle w:val="VerbatimChar"/>
+        </w:rPr>
+        <w:t xml:space="preserve">setFunChan('alternaCamposTipoRegra(this)')</w:t>
+      </w:r>
+      <w:r>
+        <w:t xml:space="preserve">) quanto no carregamento da</w:t>
+      </w:r>
+      <w:r>
+        <w:t xml:space="preserve"> </w:t>
+      </w:r>
+      <w:r>
+        <w:t xml:space="preserve">tela de edição (para refletir o estado salvo).</w:t>
+      </w:r>
+    </w:p>
+    <w:p>
+      <w:pPr>
+        <w:pStyle w:val="BodyText"/>
+      </w:pPr>
+      <w:r>
+        <w:t xml:space="preserve">Os campos de cada grupo ficam envolvidos em wrappers</w:t>
+      </w:r>
+      <w:r>
+        <w:t xml:space="preserve"> </w:t>
+      </w:r>
+      <w:r>
+        <w:rPr>
+          <w:rStyle w:val="VerbatimChar"/>
+        </w:rPr>
+        <w:t xml:space="preserve">&lt;div id="divEntrega"&gt;</w:t>
+      </w:r>
+      <w:r>
+        <w:t xml:space="preserve"> </w:t>
+      </w:r>
+      <w:r>
+        <w:t xml:space="preserve">e</w:t>
+      </w:r>
+      <w:r>
+        <w:t xml:space="preserve"> </w:t>
+      </w:r>
+      <w:r>
+        <w:rPr>
+          <w:rStyle w:val="VerbatimChar"/>
+        </w:rPr>
+        <w:t xml:space="preserve">&lt;div id="divSaldo"&gt;</w:t>
       </w:r>
       <w:r>
         <w:t xml:space="preserve">.</w:t>
@@ -1398,7 +2262,40 @@
         <w:pStyle w:val="BodyText"/>
       </w:pPr>
       <w:r>
-        <w:t xml:space="preserve">Implementado via nova função JS</w:t>
+        <w:rPr>
+          <w:b/>
+          <w:bCs/>
+        </w:rPr>
+        <w:t xml:space="preserve">Ressalva do</w:t>
+      </w:r>
+      <w:r>
+        <w:rPr>
+          <w:b/>
+          <w:bCs/>
+        </w:rPr>
+        <w:t xml:space="preserve"> </w:t>
+      </w:r>
+      <w:r>
+        <w:rPr>
+          <w:rStyle w:val="VerbatimChar"/>
+          <w:b/>
+          <w:bCs/>
+        </w:rPr>
+        <w:t xml:space="preserve">byarq</w:t>
+      </w:r>
+      <w:r>
+        <w:rPr>
+          <w:b/>
+          <w:bCs/>
+        </w:rPr>
+        <w:t xml:space="preserve"> </w:t>
+      </w:r>
+      <w:r>
+        <w:rPr>
+          <w:b/>
+          <w:bCs/>
+        </w:rPr>
+        <w:t xml:space="preserve">(rodada de revisão):</w:t>
       </w:r>
       <w:r>
         <w:t xml:space="preserve"> </w:t>
@@ -1413,7 +2310,68 @@
         <w:t xml:space="preserve"> </w:t>
       </w:r>
       <w:r>
-        <w:t xml:space="preserve">em</w:t>
+        <w:rPr>
+          <w:b/>
+          <w:bCs/>
+        </w:rPr>
+        <w:t xml:space="preserve">não deve reimplementar</w:t>
+      </w:r>
+      <w:r>
+        <w:t xml:space="preserve"> </w:t>
+      </w:r>
+      <w:r>
+        <w:t xml:space="preserve">show/hide + obrigatoriedade do zero. Ela deve</w:t>
+      </w:r>
+      <w:r>
+        <w:t xml:space="preserve"> </w:t>
+      </w:r>
+      <w:r>
+        <w:t xml:space="preserve">cuidar apenas do show/hide dos wrappers (</w:t>
+      </w:r>
+      <w:r>
+        <w:rPr>
+          <w:rStyle w:val="VerbatimChar"/>
+        </w:rPr>
+        <w:t xml:space="preserve">$('#divEntrega').show()/hide()</w:t>
+      </w:r>
+      <w:r>
+        <w:t xml:space="preserve">,</w:t>
+      </w:r>
+      <w:r>
+        <w:t xml:space="preserve"> </w:t>
+      </w:r>
+      <w:r>
+        <w:t xml:space="preserve">idem</w:t>
+      </w:r>
+      <w:r>
+        <w:t xml:space="preserve"> </w:t>
+      </w:r>
+      <w:r>
+        <w:rPr>
+          <w:rStyle w:val="VerbatimChar"/>
+        </w:rPr>
+        <w:t xml:space="preserve">#divSaldo</w:t>
+      </w:r>
+      <w:r>
+        <w:t xml:space="preserve">, conforme o valor de</w:t>
+      </w:r>
+      <w:r>
+        <w:t xml:space="preserve"> </w:t>
+      </w:r>
+      <w:r>
+        <w:rPr>
+          <w:rStyle w:val="VerbatimChar"/>
+        </w:rPr>
+        <w:t xml:space="preserve">obj</w:t>
+      </w:r>
+      <w:r>
+        <w:t xml:space="preserve">) e delegar a obrigatoriedade</w:t>
+      </w:r>
+      <w:r>
+        <w:t xml:space="preserve"> </w:t>
+      </w:r>
+      <w:r>
+        <w:t xml:space="preserve">condicional dos campos para a função já existente em</w:t>
       </w:r>
       <w:r>
         <w:t xml:space="preserve"> </w:t>
@@ -1425,93 +2383,137 @@
         <w:t xml:space="preserve">my_fields.js</w:t>
       </w:r>
       <w:r>
-        <w:t xml:space="preserve">, moldada em</w:t>
-      </w:r>
-      <w:r>
-        <w:t xml:space="preserve"> </w:t>
-      </w:r>
-      <w:r>
-        <w:rPr>
-          <w:rStyle w:val="VerbatimChar"/>
-        </w:rPr>
-        <w:t xml:space="preserve">verificaTipoAcao(obj)</w:t>
-      </w:r>
-      <w:r>
-        <w:t xml:space="preserve"> </w:t>
-      </w:r>
-      <w:r>
-        <w:t xml:space="preserve">(</w:t>
-      </w:r>
-      <w:r>
-        <w:rPr>
-          <w:rStyle w:val="VerbatimChar"/>
-        </w:rPr>
-        <w:t xml:space="preserve">my_fields.js:2419</w:t>
-      </w:r>
-      <w:r>
-        <w:t xml:space="preserve">), porém mais simples (2 valores estáticos, sem consulta AJAX). Deve disparar tanto no</w:t>
-      </w:r>
-      <w:r>
-        <w:t xml:space="preserve"> </w:t>
-      </w:r>
-      <w:r>
-        <w:rPr>
-          <w:rStyle w:val="VerbatimChar"/>
-        </w:rPr>
-        <w:t xml:space="preserve">onchange</w:t>
-      </w:r>
-      <w:r>
-        <w:t xml:space="preserve"> </w:t>
-      </w:r>
-      <w:r>
-        <w:t xml:space="preserve">do select (via</w:t>
-      </w:r>
-      <w:r>
-        <w:t xml:space="preserve"> </w:t>
-      </w:r>
-      <w:r>
-        <w:rPr>
-          <w:rStyle w:val="VerbatimChar"/>
-        </w:rPr>
-        <w:t xml:space="preserve">setFunChan('alternaCamposTipoRegra(this)')</w:t>
-      </w:r>
-      <w:r>
-        <w:t xml:space="preserve">) quanto no carregamento da tela de edição (para refletir o estado salvo).</w:t>
-      </w:r>
-    </w:p>
-    <w:p>
-      <w:pPr>
-        <w:pStyle w:val="BodyText"/>
-      </w:pPr>
-      <w:r>
-        <w:t xml:space="preserve">Os campos de cada grupo ficam envolvidos em wrappers</w:t>
-      </w:r>
-      <w:r>
-        <w:t xml:space="preserve"> </w:t>
-      </w:r>
-      <w:r>
-        <w:rPr>
-          <w:rStyle w:val="VerbatimChar"/>
-        </w:rPr>
-        <w:t xml:space="preserve">&lt;div id="divEntrega"&gt;</w:t>
-      </w:r>
-      <w:r>
-        <w:t xml:space="preserve"> </w:t>
-      </w:r>
-      <w:r>
-        <w:t xml:space="preserve">e</w:t>
-      </w:r>
-      <w:r>
-        <w:t xml:space="preserve"> </w:t>
-      </w:r>
-      <w:r>
-        <w:rPr>
-          <w:rStyle w:val="VerbatimChar"/>
-        </w:rPr>
-        <w:t xml:space="preserve">&lt;div id="divSaldo"&gt;</w:t>
-      </w:r>
-      <w:r>
-        <w:t xml:space="preserve">, alternados por essa função.</w:t>
+        <w:t xml:space="preserve">,</w:t>
+      </w:r>
+      <w:r>
+        <w:t xml:space="preserve"> </w:t>
+      </w:r>
+      <w:r>
+        <w:rPr>
+          <w:rStyle w:val="VerbatimChar"/>
+        </w:rPr>
+        <w:t xml:space="preserve">mudaObrigatorioElemDiv(div, obriga)</w:t>
+      </w:r>
+      <w:r>
+        <w:t xml:space="preserve"> </w:t>
+      </w:r>
+      <w:r>
+        <w:t xml:space="preserve">(o mesmo mecanismo usado em</w:t>
+      </w:r>
+      <w:r>
+        <w:t xml:space="preserve"> </w:t>
+      </w:r>
+      <w:r>
+        <w:rPr>
+          <w:rStyle w:val="VerbatimChar"/>
+        </w:rPr>
+        <w:t xml:space="preserve">my_fornecedores.js</w:t>
+      </w:r>
+      <w:r>
+        <w:t xml:space="preserve">, moldado em</w:t>
+      </w:r>
+      <w:r>
+        <w:t xml:space="preserve"> </w:t>
+      </w:r>
+      <w:r>
+        <w:rPr>
+          <w:rStyle w:val="VerbatimChar"/>
+        </w:rPr>
+        <w:t xml:space="preserve">verificaTipoAcao()</w:t>
+      </w:r>
+      <w:r>
+        <w:t xml:space="preserve">):</w:t>
+      </w:r>
+    </w:p>
+    <w:p>
+      <w:pPr>
+        <w:pStyle w:val="SourceCode"/>
+      </w:pPr>
+      <w:r>
+        <w:rPr>
+          <w:rStyle w:val="VerbatimChar"/>
+        </w:rPr>
+        <w:t xml:space="preserve">function alternaCamposTipoRegra(obj) {</w:t>
+      </w:r>
+      <w:r>
+        <w:br/>
+      </w:r>
+      <w:r>
+        <w:rPr>
+          <w:rStyle w:val="VerbatimChar"/>
+        </w:rPr>
+        <w:t xml:space="preserve">    var entrega = ($(obj).val() == 'entrega');</w:t>
+      </w:r>
+      <w:r>
+        <w:br/>
+      </w:r>
+      <w:r>
+        <w:rPr>
+          <w:rStyle w:val="VerbatimChar"/>
+        </w:rPr>
+        <w:t xml:space="preserve">    $('#divEntrega').toggle(entrega);</w:t>
+      </w:r>
+      <w:r>
+        <w:br/>
+      </w:r>
+      <w:r>
+        <w:rPr>
+          <w:rStyle w:val="VerbatimChar"/>
+        </w:rPr>
+        <w:t xml:space="preserve">    $('#divSaldo').toggle(!entrega);</w:t>
+      </w:r>
+      <w:r>
+        <w:br/>
+      </w:r>
+      <w:r>
+        <w:rPr>
+          <w:rStyle w:val="VerbatimChar"/>
+        </w:rPr>
+        <w:t xml:space="preserve">    mudaObrigatorioElemDiv('#divEntrega', entrega);</w:t>
+      </w:r>
+      <w:r>
+        <w:br/>
+      </w:r>
+      <w:r>
+        <w:rPr>
+          <w:rStyle w:val="VerbatimChar"/>
+        </w:rPr>
+        <w:t xml:space="preserve">    mudaObrigatorioElemDiv('#divSaldo', !entrega);</w:t>
+      </w:r>
+      <w:r>
+        <w:br/>
+      </w:r>
+      <w:r>
+        <w:rPr>
+          <w:rStyle w:val="VerbatimChar"/>
+        </w:rPr>
+        <w:t xml:space="preserve">}</w:t>
+      </w:r>
+    </w:p>
+    <w:p>
+      <w:pPr>
+        <w:pStyle w:val="FirstParagraph"/>
+      </w:pPr>
+      <w:r>
+        <w:t xml:space="preserve">(pseudocódigo ilustrativo — sintaxe exata a confirmar durante a</w:t>
+      </w:r>
+      <w:r>
+        <w:t xml:space="preserve"> </w:t>
+      </w:r>
+      <w:r>
+        <w:t xml:space="preserve">codificação com o</w:t>
+      </w:r>
+      <w:r>
+        <w:t xml:space="preserve"> </w:t>
+      </w:r>
+      <w:r>
+        <w:rPr>
+          <w:rStyle w:val="VerbatimChar"/>
+        </w:rPr>
+        <w:t xml:space="preserve">bydev</w:t>
+      </w:r>
+      <w:r>
+        <w:t xml:space="preserve">, ver seção 9).</w:t>
       </w:r>
     </w:p>
     <w:p>
@@ -1521,9 +2523,9 @@
         </w:pict>
       </w:r>
     </w:p>
-    <w:bookmarkEnd w:id="16"/>
     <w:bookmarkEnd w:id="17"/>
-    <w:bookmarkStart w:id="22" w:name="estrutura-de-banco-de-dados"/>
+    <w:bookmarkEnd w:id="18"/>
+    <w:bookmarkStart w:id="23" w:name="estrutura-de-banco-de-dados"/>
     <w:p>
       <w:pPr>
         <w:pStyle w:val="Heading2"/>
@@ -1532,7 +2534,7 @@
         <w:t xml:space="preserve">4. Estrutura de Banco de Dados</w:t>
       </w:r>
     </w:p>
-    <w:bookmarkStart w:id="18" w:name="X77d273532b590b7e408a72fe37fab3478a3802d"/>
+    <w:bookmarkStart w:id="19" w:name="X77d273532b590b7e408a72fe37fab3478a3802d"/>
     <w:p>
       <w:pPr>
         <w:pStyle w:val="Heading3"/>
@@ -1558,7 +2560,13 @@
         <w:t xml:space="preserve">app/Database/Migrations/2026-0X-XX-XXXXXX_LogisticaNotifSms.php</w:t>
       </w:r>
       <w:r>
-        <w:t xml:space="preserve">, moldado em</w:t>
+        <w:t xml:space="preserve">,</w:t>
+      </w:r>
+      <w:r>
+        <w:t xml:space="preserve"> </w:t>
+      </w:r>
+      <w:r>
+        <w:t xml:space="preserve">moldado em</w:t>
       </w:r>
       <w:r>
         <w:t xml:space="preserve"> </w:t>
@@ -1580,288 +2588,325 @@
       <w:r>
         <w:rPr>
           <w:rStyle w:val="VerbatimChar"/>
+        </w:rPr>
+        <w:t xml:space="preserve">up()</w:t>
+      </w:r>
+      <w:r>
+        <w:rPr>
           <w:b/>
           <w:bCs/>
         </w:rPr>
-        <w:t xml:space="preserve">up()</w:t>
+        <w:t xml:space="preserve">:</w:t>
+      </w:r>
+      <w:r>
+        <w:t xml:space="preserve"> </w:t>
+      </w:r>
+      <w:r>
+        <w:t xml:space="preserve">1.</w:t>
+      </w:r>
+      <w:r>
+        <w:t xml:space="preserve"> </w:t>
+      </w:r>
+      <w:r>
+        <w:rPr>
+          <w:rStyle w:val="VerbatimChar"/>
+        </w:rPr>
+        <w:t xml:space="preserve">criaInfraestrutura()</w:t>
+      </w:r>
+      <w:r>
+        <w:t xml:space="preserve"> </w:t>
+      </w:r>
+      <w:r>
+        <w:t xml:space="preserve">(via</w:t>
+      </w:r>
+      <w:r>
+        <w:t xml:space="preserve"> </w:t>
+      </w:r>
+      <w:r>
+        <w:rPr>
+          <w:rStyle w:val="VerbatimChar"/>
+        </w:rPr>
+        <w:t xml:space="preserve">db_connect('default')</w:t>
+      </w:r>
+      <w:r>
+        <w:t xml:space="preserve">): -</w:t>
+      </w:r>
+      <w:r>
+        <w:t xml:space="preserve"> </w:t>
+      </w:r>
+      <w:r>
+        <w:rPr>
+          <w:rStyle w:val="VerbatimChar"/>
+        </w:rPr>
+        <w:t xml:space="preserve">cfg_modulo</w:t>
+      </w:r>
+      <w:r>
+        <w:t xml:space="preserve"> </w:t>
+      </w:r>
+      <w:r>
+        <w:t xml:space="preserve">— módulo</w:t>
+      </w:r>
+      <w:r>
+        <w:t xml:space="preserve"> </w:t>
+      </w:r>
+      <w:r>
+        <w:t xml:space="preserve">“Logística”</w:t>
+      </w:r>
+      <w:r>
+        <w:t xml:space="preserve"> </w:t>
+      </w:r>
+      <w:r>
+        <w:t xml:space="preserve">(</w:t>
+      </w:r>
+      <w:r>
+        <w:rPr>
+          <w:rStyle w:val="VerbatimChar"/>
+        </w:rPr>
+        <w:t xml:space="preserve">mod_dbgroup = 'dbLogistica'</w:t>
+      </w:r>
+      <w:r>
+        <w:t xml:space="preserve">). -</w:t>
+      </w:r>
+      <w:r>
+        <w:t xml:space="preserve"> </w:t>
+      </w:r>
+      <w:r>
+        <w:rPr>
+          <w:rStyle w:val="VerbatimChar"/>
+        </w:rPr>
+        <w:t xml:space="preserve">cfg_tela</w:t>
+      </w:r>
+      <w:r>
+        <w:t xml:space="preserve"> </w:t>
+      </w:r>
+      <w:r>
+        <w:t xml:space="preserve">— 2 telas novas:</w:t>
+      </w:r>
+      <w:r>
+        <w:t xml:space="preserve"> </w:t>
+      </w:r>
+      <w:r>
+        <w:rPr>
+          <w:rStyle w:val="VerbatimChar"/>
+        </w:rPr>
+        <w:t xml:space="preserve">NotifSmsConfig</w:t>
+      </w:r>
+      <w:r>
+        <w:t xml:space="preserve"> </w:t>
+      </w:r>
+      <w:r>
+        <w:t xml:space="preserve">e</w:t>
+      </w:r>
+      <w:r>
+        <w:t xml:space="preserve"> </w:t>
+      </w:r>
+      <w:r>
+        <w:rPr>
+          <w:rStyle w:val="VerbatimChar"/>
+        </w:rPr>
+        <w:t xml:space="preserve">NotifSmsEnviadas</w:t>
+      </w:r>
+      <w:r>
+        <w:t xml:space="preserve"> </w:t>
+      </w:r>
+      <w:r>
+        <w:t xml:space="preserve">(idempotente por</w:t>
+      </w:r>
+      <w:r>
+        <w:t xml:space="preserve"> </w:t>
+      </w:r>
+      <w:r>
+        <w:rPr>
+          <w:rStyle w:val="VerbatimChar"/>
+        </w:rPr>
+        <w:t xml:space="preserve">tel_controler</w:t>
+      </w:r>
+      <w:r>
+        <w:t xml:space="preserve">). -</w:t>
+      </w:r>
+      <w:r>
+        <w:t xml:space="preserve"> </w:t>
+      </w:r>
+      <w:r>
+        <w:rPr>
+          <w:rStyle w:val="VerbatimChar"/>
+        </w:rPr>
+        <w:t xml:space="preserve">cfg_tela_lista</w:t>
+      </w:r>
+      <w:r>
+        <w:t xml:space="preserve"> </w:t>
+      </w:r>
+      <w:r>
+        <w:t xml:space="preserve">— colunas da</w:t>
+      </w:r>
+      <w:r>
+        <w:t xml:space="preserve"> </w:t>
+      </w:r>
+      <w:r>
+        <w:t xml:space="preserve">grid, apenas para</w:t>
+      </w:r>
+      <w:r>
+        <w:t xml:space="preserve"> </w:t>
+      </w:r>
+      <w:r>
+        <w:rPr>
+          <w:rStyle w:val="VerbatimChar"/>
+        </w:rPr>
+        <w:t xml:space="preserve">NotifSmsConfig</w:t>
+      </w:r>
+      <w:r>
+        <w:t xml:space="preserve"> </w:t>
+      </w:r>
+      <w:r>
+        <w:t xml:space="preserve">(nome / tipo / telefones / status). -</w:t>
+      </w:r>
+      <w:r>
+        <w:t xml:space="preserve"> </w:t>
+      </w:r>
+      <w:r>
+        <w:rPr>
+          <w:rStyle w:val="VerbatimChar"/>
+        </w:rPr>
+        <w:t xml:space="preserve">cfg_perfil_item</w:t>
+      </w:r>
+      <w:r>
+        <w:t xml:space="preserve"> </w:t>
+      </w:r>
+      <w:r>
+        <w:t xml:space="preserve">— perfil Super Admin,</w:t>
+      </w:r>
+      <w:r>
+        <w:t xml:space="preserve"> </w:t>
+      </w:r>
+      <w:r>
+        <w:rPr>
+          <w:rStyle w:val="VerbatimChar"/>
+        </w:rPr>
+        <w:t xml:space="preserve">pit_permissao = 'CAEXN'</w:t>
+      </w:r>
+      <w:r>
+        <w:t xml:space="preserve"> </w:t>
+      </w:r>
+      <w:r>
+        <w:t xml:space="preserve">nas</w:t>
+      </w:r>
+      <w:r>
+        <w:t xml:space="preserve"> </w:t>
+      </w:r>
+      <w:r>
+        <w:t xml:space="preserve">2 telas novas (idempotente). 2.</w:t>
+      </w:r>
+      <w:r>
+        <w:t xml:space="preserve"> </w:t>
+      </w:r>
+      <w:r>
+        <w:rPr>
+          <w:rStyle w:val="VerbatimChar"/>
+        </w:rPr>
+        <w:t xml:space="preserve">criaTabelasSeNecessario()</w:t>
+      </w:r>
+      <w:r>
+        <w:t xml:space="preserve"> </w:t>
+      </w:r>
+      <w:r>
+        <w:t xml:space="preserve">(via</w:t>
+      </w:r>
+      <w:r>
+        <w:t xml:space="preserve"> </w:t>
+      </w:r>
+      <w:r>
+        <w:rPr>
+          <w:rStyle w:val="VerbatimChar"/>
+        </w:rPr>
+        <w:t xml:space="preserve">\Config\Database::forge('dbLogistica')</w:t>
+      </w:r>
+      <w:r>
+        <w:t xml:space="preserve">, guardado por</w:t>
+      </w:r>
+      <w:r>
+        <w:t xml:space="preserve"> </w:t>
+      </w:r>
+      <w:r>
+        <w:rPr>
+          <w:rStyle w:val="VerbatimChar"/>
+        </w:rPr>
+        <w:t xml:space="preserve">tableExists()</w:t>
+      </w:r>
+      <w:r>
+        <w:t xml:space="preserve">):</w:t>
+      </w:r>
+      <w:r>
+        <w:t xml:space="preserve"> </w:t>
+      </w:r>
+      <w:r>
+        <w:t xml:space="preserve">cria as 2 tabelas</w:t>
+      </w:r>
+      <w:r>
+        <w:t xml:space="preserve"> </w:t>
       </w:r>
       <w:r>
         <w:rPr>
           <w:b/>
           <w:bCs/>
         </w:rPr>
-        <w:t xml:space="preserve">:</w:t>
-      </w:r>
-      <w:r>
-        <w:t xml:space="preserve"> </w:t>
-      </w:r>
-      <w:r>
-        <w:t xml:space="preserve">1.</w:t>
-      </w:r>
-      <w:r>
-        <w:t xml:space="preserve"> </w:t>
-      </w:r>
-      <w:r>
-        <w:rPr>
-          <w:rStyle w:val="VerbatimChar"/>
-        </w:rPr>
-        <w:t xml:space="preserve">criaInfraestrutura()</w:t>
-      </w:r>
-      <w:r>
-        <w:t xml:space="preserve"> </w:t>
-      </w:r>
-      <w:r>
-        <w:t xml:space="preserve">(via</w:t>
-      </w:r>
-      <w:r>
-        <w:t xml:space="preserve"> </w:t>
-      </w:r>
-      <w:r>
-        <w:rPr>
-          <w:rStyle w:val="VerbatimChar"/>
-        </w:rPr>
-        <w:t xml:space="preserve">db_connect('default')</w:t>
-      </w:r>
-      <w:r>
-        <w:t xml:space="preserve">):</w:t>
-      </w:r>
-      <w:r>
-        <w:t xml:space="preserve"> </w:t>
-      </w:r>
-      <w:r>
-        <w:t xml:space="preserve">-</w:t>
-      </w:r>
-      <w:r>
-        <w:t xml:space="preserve"> </w:t>
-      </w:r>
-      <w:r>
-        <w:rPr>
-          <w:rStyle w:val="VerbatimChar"/>
-        </w:rPr>
-        <w:t xml:space="preserve">cfg_modulo</w:t>
-      </w:r>
-      <w:r>
-        <w:t xml:space="preserve"> </w:t>
-      </w:r>
-      <w:r>
-        <w:t xml:space="preserve">— módulo</w:t>
-      </w:r>
-      <w:r>
-        <w:t xml:space="preserve"> </w:t>
-      </w:r>
-      <w:r>
-        <w:t xml:space="preserve">“Logística”</w:t>
-      </w:r>
-      <w:r>
-        <w:t xml:space="preserve"> </w:t>
-      </w:r>
-      <w:r>
-        <w:t xml:space="preserve">(</w:t>
-      </w:r>
-      <w:r>
-        <w:rPr>
-          <w:rStyle w:val="VerbatimChar"/>
-        </w:rPr>
-        <w:t xml:space="preserve">mod_dbgroup = 'dbLogistica'</w:t>
-      </w:r>
-      <w:r>
-        <w:t xml:space="preserve">).</w:t>
-      </w:r>
-      <w:r>
-        <w:t xml:space="preserve"> </w:t>
-      </w:r>
-      <w:r>
-        <w:t xml:space="preserve">-</w:t>
-      </w:r>
-      <w:r>
-        <w:t xml:space="preserve"> </w:t>
-      </w:r>
-      <w:r>
-        <w:rPr>
-          <w:rStyle w:val="VerbatimChar"/>
-        </w:rPr>
-        <w:t xml:space="preserve">cfg_tela</w:t>
-      </w:r>
-      <w:r>
-        <w:t xml:space="preserve"> </w:t>
-      </w:r>
-      <w:r>
-        <w:t xml:space="preserve">— 2 telas novas:</w:t>
-      </w:r>
-      <w:r>
-        <w:t xml:space="preserve"> </w:t>
-      </w:r>
-      <w:r>
-        <w:rPr>
-          <w:rStyle w:val="VerbatimChar"/>
-        </w:rPr>
-        <w:t xml:space="preserve">NotifSmsConfig</w:t>
-      </w:r>
-      <w:r>
-        <w:t xml:space="preserve"> </w:t>
-      </w:r>
-      <w:r>
-        <w:t xml:space="preserve">e</w:t>
-      </w:r>
-      <w:r>
-        <w:t xml:space="preserve"> </w:t>
-      </w:r>
-      <w:r>
-        <w:rPr>
-          <w:rStyle w:val="VerbatimChar"/>
-        </w:rPr>
-        <w:t xml:space="preserve">NotifSmsEnviadas</w:t>
-      </w:r>
-      <w:r>
-        <w:t xml:space="preserve"> </w:t>
-      </w:r>
-      <w:r>
-        <w:t xml:space="preserve">(idempotente por</w:t>
-      </w:r>
-      <w:r>
-        <w:t xml:space="preserve"> </w:t>
-      </w:r>
-      <w:r>
-        <w:rPr>
-          <w:rStyle w:val="VerbatimChar"/>
-        </w:rPr>
-        <w:t xml:space="preserve">tel_controler</w:t>
-      </w:r>
-      <w:r>
-        <w:t xml:space="preserve">).</w:t>
-      </w:r>
-      <w:r>
-        <w:t xml:space="preserve"> </w:t>
-      </w:r>
-      <w:r>
-        <w:t xml:space="preserve">-</w:t>
-      </w:r>
-      <w:r>
-        <w:t xml:space="preserve"> </w:t>
-      </w:r>
-      <w:r>
-        <w:rPr>
-          <w:rStyle w:val="VerbatimChar"/>
-        </w:rPr>
-        <w:t xml:space="preserve">cfg_tela_lista</w:t>
-      </w:r>
-      <w:r>
-        <w:t xml:space="preserve"> </w:t>
-      </w:r>
-      <w:r>
-        <w:t xml:space="preserve">— colunas da grid, apenas para</w:t>
-      </w:r>
-      <w:r>
-        <w:t xml:space="preserve"> </w:t>
-      </w:r>
-      <w:r>
-        <w:rPr>
-          <w:rStyle w:val="VerbatimChar"/>
-        </w:rPr>
-        <w:t xml:space="preserve">NotifSmsConfig</w:t>
-      </w:r>
-      <w:r>
-        <w:t xml:space="preserve"> </w:t>
-      </w:r>
-      <w:r>
-        <w:t xml:space="preserve">(nome / tipo / telefones / status).</w:t>
-      </w:r>
-      <w:r>
-        <w:t xml:space="preserve"> </w:t>
-      </w:r>
-      <w:r>
-        <w:t xml:space="preserve">-</w:t>
-      </w:r>
-      <w:r>
-        <w:t xml:space="preserve"> </w:t>
-      </w:r>
-      <w:r>
-        <w:rPr>
-          <w:rStyle w:val="VerbatimChar"/>
-        </w:rPr>
-        <w:t xml:space="preserve">cfg_perfil_item</w:t>
-      </w:r>
-      <w:r>
-        <w:t xml:space="preserve"> </w:t>
-      </w:r>
-      <w:r>
-        <w:t xml:space="preserve">— perfil Super Admin,</w:t>
-      </w:r>
-      <w:r>
-        <w:t xml:space="preserve"> </w:t>
-      </w:r>
-      <w:r>
-        <w:rPr>
-          <w:rStyle w:val="VerbatimChar"/>
-        </w:rPr>
-        <w:t xml:space="preserve">pit_permissao = 'CAEXN'</w:t>
-      </w:r>
-      <w:r>
-        <w:t xml:space="preserve"> </w:t>
-      </w:r>
-      <w:r>
-        <w:t xml:space="preserve">nas 2 telas novas (idempotente).</w:t>
-      </w:r>
-      <w:r>
-        <w:t xml:space="preserve"> </w:t>
-      </w:r>
-      <w:r>
-        <w:t xml:space="preserve">2.</w:t>
-      </w:r>
-      <w:r>
-        <w:t xml:space="preserve"> </w:t>
-      </w:r>
-      <w:r>
-        <w:rPr>
-          <w:rStyle w:val="VerbatimChar"/>
-        </w:rPr>
-        <w:t xml:space="preserve">criaTabelasSeNecessario()</w:t>
-      </w:r>
-      <w:r>
-        <w:t xml:space="preserve"> </w:t>
-      </w:r>
-      <w:r>
-        <w:t xml:space="preserve">(via</w:t>
-      </w:r>
-      <w:r>
-        <w:t xml:space="preserve"> </w:t>
-      </w:r>
-      <w:r>
-        <w:rPr>
-          <w:rStyle w:val="VerbatimChar"/>
-        </w:rPr>
-        <w:t xml:space="preserve">\Config\Database::forge('dbLogistica')</w:t>
-      </w:r>
-      <w:r>
-        <w:t xml:space="preserve">, guardado por</w:t>
-      </w:r>
-      <w:r>
-        <w:t xml:space="preserve"> </w:t>
-      </w:r>
-      <w:r>
-        <w:rPr>
-          <w:rStyle w:val="VerbatimChar"/>
-        </w:rPr>
-        <w:t xml:space="preserve">tableExists()</w:t>
-      </w:r>
-      <w:r>
-        <w:t xml:space="preserve">): cria as 2 tabelas</w:t>
-      </w:r>
-      <w:r>
-        <w:t xml:space="preserve"> </w:t>
+        <w:t xml:space="preserve">somente se não existirem</w:t>
+      </w:r>
+      <w:r>
+        <w:t xml:space="preserve"> </w:t>
+      </w:r>
+      <w:r>
+        <w:t xml:space="preserve">— cobre ambientes onde</w:t>
+      </w:r>
+      <w:r>
+        <w:t xml:space="preserve"> </w:t>
+      </w:r>
+      <w:r>
+        <w:t xml:space="preserve">ainda não foram criadas manualmente (dev/homologação); em produção, onde</w:t>
+      </w:r>
+      <w:r>
+        <w:t xml:space="preserve"> </w:t>
+      </w:r>
+      <w:r>
+        <w:t xml:space="preserve">já existem, esta etapa não faz nada.</w:t>
+      </w:r>
+    </w:p>
+    <w:p>
+      <w:pPr>
+        <w:pStyle w:val="BodyText"/>
+      </w:pPr>
+      <w:r>
+        <w:rPr>
+          <w:rStyle w:val="VerbatimChar"/>
+        </w:rPr>
+        <w:t xml:space="preserve">down()</w:t>
       </w:r>
       <w:r>
         <w:rPr>
           <w:b/>
           <w:bCs/>
         </w:rPr>
-        <w:t xml:space="preserve">somente se não existirem</w:t>
-      </w:r>
-      <w:r>
-        <w:t xml:space="preserve"> </w:t>
-      </w:r>
-      <w:r>
-        <w:t xml:space="preserve">— cobre ambientes onde ainda não foram criadas manualmente (dev/homologação); em produção, onde já existem, esta etapa não faz nada.</w:t>
+        <w:t xml:space="preserve">:</w:t>
+      </w:r>
+      <w:r>
+        <w:t xml:space="preserve"> </w:t>
+      </w:r>
+      <w:r>
+        <w:t xml:space="preserve">dropa as 2 tabelas; não remove a infraestrutura</w:t>
+      </w:r>
+      <w:r>
+        <w:t xml:space="preserve"> </w:t>
+      </w:r>
+      <w:r>
+        <w:rPr>
+          <w:rStyle w:val="VerbatimChar"/>
+        </w:rPr>
+        <w:t xml:space="preserve">cfg_*</w:t>
+      </w:r>
+      <w:r>
+        <w:t xml:space="preserve"> </w:t>
+      </w:r>
+      <w:r>
+        <w:t xml:space="preserve">(mesmo padrão da migration de referência).</w:t>
       </w:r>
     </w:p>
     <w:p>
@@ -1870,61 +2915,52 @@
       </w:pPr>
       <w:r>
         <w:rPr>
-          <w:rStyle w:val="VerbatimChar"/>
           <w:b/>
           <w:bCs/>
         </w:rPr>
-        <w:t xml:space="preserve">down()</w:t>
+        <w:t xml:space="preserve">Atenção operacional (regra do usuário — nunca rodar migration sem</w:t>
       </w:r>
       <w:r>
         <w:rPr>
           <w:b/>
           <w:bCs/>
         </w:rPr>
-        <w:t xml:space="preserve">:</w:t>
-      </w:r>
-      <w:r>
-        <w:t xml:space="preserve"> </w:t>
-      </w:r>
-      <w:r>
-        <w:t xml:space="preserve">dropa as 2 tabelas; não remove a infraestrutura</w:t>
-      </w:r>
-      <w:r>
-        <w:t xml:space="preserve"> </w:t>
-      </w:r>
-      <w:r>
-        <w:rPr>
-          <w:rStyle w:val="VerbatimChar"/>
-        </w:rPr>
-        <w:t xml:space="preserve">cfg_*</w:t>
-      </w:r>
-      <w:r>
-        <w:t xml:space="preserve"> </w:t>
-      </w:r>
-      <w:r>
-        <w:t xml:space="preserve">(mesmo padrão da migration de referência).</w:t>
-      </w:r>
-    </w:p>
-    <w:p>
-      <w:pPr>
-        <w:pStyle w:val="BodyText"/>
-      </w:pPr>
+        <w:t xml:space="preserve"> </w:t>
+      </w:r>
       <w:r>
         <w:rPr>
           <w:b/>
           <w:bCs/>
         </w:rPr>
-        <w:t xml:space="preserve">Atenção operacional (regra do usuário — nunca rodar migration sem confirmação explícita):</w:t>
-      </w:r>
-      <w:r>
-        <w:t xml:space="preserve"> </w:t>
-      </w:r>
-      <w:r>
-        <w:t xml:space="preserve">como as tabelas já existem em produção, rodar a migration lá deve apenas cadastrar infraestrutura (módulo/tela/permissão), sem tocar nas tabelas. Confirmar com o usuário antes de rodar em qualquer ambiente.</w:t>
-      </w:r>
-    </w:p>
-    <w:bookmarkEnd w:id="18"/>
-    <w:bookmarkStart w:id="19" w:name="tabela-log_notif_sms_config"/>
+        <w:t xml:space="preserve">confirmação explícita):</w:t>
+      </w:r>
+      <w:r>
+        <w:t xml:space="preserve"> </w:t>
+      </w:r>
+      <w:r>
+        <w:t xml:space="preserve">como as tabelas já existem em produção, rodar</w:t>
+      </w:r>
+      <w:r>
+        <w:t xml:space="preserve"> </w:t>
+      </w:r>
+      <w:r>
+        <w:t xml:space="preserve">a migration lá deve apenas cadastrar infraestrutura</w:t>
+      </w:r>
+      <w:r>
+        <w:t xml:space="preserve"> </w:t>
+      </w:r>
+      <w:r>
+        <w:t xml:space="preserve">(módulo/tela/permissão), sem tocar nas tabelas. Confirmar com o usuário</w:t>
+      </w:r>
+      <w:r>
+        <w:t xml:space="preserve"> </w:t>
+      </w:r>
+      <w:r>
+        <w:t xml:space="preserve">antes de rodar em qualquer ambiente.</w:t>
+      </w:r>
+    </w:p>
+    <w:bookmarkEnd w:id="19"/>
+    <w:bookmarkStart w:id="20" w:name="tabela-log_notif_sms_config"/>
     <w:p>
       <w:pPr>
         <w:pStyle w:val="Heading3"/>
@@ -1968,580 +3004,124 @@
       </w:pPr>
       <w:r>
         <w:rPr>
-          <w:rStyle w:val="KeywordTok"/>
-        </w:rPr>
-        <w:t xml:space="preserve">CREATE</w:t>
-      </w:r>
-      <w:r>
-        <w:rPr>
-          <w:rStyle w:val="NormalTok"/>
-        </w:rPr>
-        <w:t xml:space="preserve"> </w:t>
-      </w:r>
-      <w:r>
-        <w:rPr>
-          <w:rStyle w:val="KeywordTok"/>
-        </w:rPr>
-        <w:t xml:space="preserve">TABLE</w:t>
-      </w:r>
-      <w:r>
-        <w:rPr>
-          <w:rStyle w:val="NormalTok"/>
-        </w:rPr>
-        <w:t xml:space="preserve"> log_notif_sms_config (</w:t>
+          <w:rStyle w:val="VerbatimChar"/>
+        </w:rPr>
+        <w:t xml:space="preserve">CREATE TABLE log_notif_sms_config (</w:t>
       </w:r>
       <w:r>
         <w:br/>
       </w:r>
       <w:r>
         <w:rPr>
-          <w:rStyle w:val="NormalTok"/>
-        </w:rPr>
-        <w:t xml:space="preserve">    nsc_id                </w:t>
-      </w:r>
-      <w:r>
-        <w:rPr>
-          <w:rStyle w:val="DataTypeTok"/>
-        </w:rPr>
-        <w:t xml:space="preserve">INT</w:t>
-      </w:r>
-      <w:r>
-        <w:rPr>
-          <w:rStyle w:val="NormalTok"/>
-        </w:rPr>
-        <w:t xml:space="preserve"> </w:t>
-      </w:r>
-      <w:r>
-        <w:rPr>
-          <w:rStyle w:val="KeywordTok"/>
-        </w:rPr>
-        <w:t xml:space="preserve">PRIMARY</w:t>
-      </w:r>
-      <w:r>
-        <w:rPr>
-          <w:rStyle w:val="NormalTok"/>
-        </w:rPr>
-        <w:t xml:space="preserve"> </w:t>
-      </w:r>
-      <w:r>
-        <w:rPr>
-          <w:rStyle w:val="KeywordTok"/>
-        </w:rPr>
-        <w:t xml:space="preserve">KEY</w:t>
-      </w:r>
-      <w:r>
-        <w:rPr>
-          <w:rStyle w:val="NormalTok"/>
-        </w:rPr>
-        <w:t xml:space="preserve"> AUTO_INCREMENT,</w:t>
+          <w:rStyle w:val="VerbatimChar"/>
+        </w:rPr>
+        <w:t xml:space="preserve">    nsc_id                INT PRIMARY KEY AUTO_INCREMENT,</w:t>
       </w:r>
       <w:r>
         <w:br/>
       </w:r>
       <w:r>
         <w:rPr>
-          <w:rStyle w:val="NormalTok"/>
-        </w:rPr>
-        <w:t xml:space="preserve">    nsc_nome              </w:t>
-      </w:r>
-      <w:r>
-        <w:rPr>
-          <w:rStyle w:val="DataTypeTok"/>
-        </w:rPr>
-        <w:t xml:space="preserve">VARCHAR</w:t>
-      </w:r>
-      <w:r>
-        <w:rPr>
-          <w:rStyle w:val="NormalTok"/>
-        </w:rPr>
-        <w:t xml:space="preserve">(</w:t>
-      </w:r>
-      <w:r>
-        <w:rPr>
-          <w:rStyle w:val="DecValTok"/>
-        </w:rPr>
-        <w:t xml:space="preserve">100</w:t>
-      </w:r>
-      <w:r>
-        <w:rPr>
-          <w:rStyle w:val="NormalTok"/>
-        </w:rPr>
-        <w:t xml:space="preserve">) </w:t>
-      </w:r>
-      <w:r>
-        <w:rPr>
-          <w:rStyle w:val="KeywordTok"/>
-        </w:rPr>
-        <w:t xml:space="preserve">NOT</w:t>
-      </w:r>
-      <w:r>
-        <w:rPr>
-          <w:rStyle w:val="NormalTok"/>
-        </w:rPr>
-        <w:t xml:space="preserve"> </w:t>
-      </w:r>
-      <w:r>
-        <w:rPr>
-          <w:rStyle w:val="KeywordTok"/>
-        </w:rPr>
-        <w:t xml:space="preserve">NULL</w:t>
-      </w:r>
-      <w:r>
-        <w:rPr>
-          <w:rStyle w:val="NormalTok"/>
-        </w:rPr>
-        <w:t xml:space="preserve">,</w:t>
+          <w:rStyle w:val="VerbatimChar"/>
+        </w:rPr>
+        <w:t xml:space="preserve">    nsc_nome              VARCHAR(100) NOT NULL,</w:t>
       </w:r>
       <w:r>
         <w:br/>
       </w:r>
       <w:r>
         <w:rPr>
-          <w:rStyle w:val="NormalTok"/>
-        </w:rPr>
-        <w:t xml:space="preserve">    nsc_tipo_regra        ENUM(</w:t>
-      </w:r>
-      <w:r>
-        <w:rPr>
-          <w:rStyle w:val="StringTok"/>
-        </w:rPr>
-        <w:t xml:space="preserve">'entrega'</w:t>
-      </w:r>
-      <w:r>
-        <w:rPr>
-          <w:rStyle w:val="NormalTok"/>
-        </w:rPr>
-        <w:t xml:space="preserve">,</w:t>
-      </w:r>
-      <w:r>
-        <w:rPr>
-          <w:rStyle w:val="StringTok"/>
-        </w:rPr>
-        <w:t xml:space="preserve">'saldo_baixo'</w:t>
-      </w:r>
-      <w:r>
-        <w:rPr>
-          <w:rStyle w:val="NormalTok"/>
-        </w:rPr>
-        <w:t xml:space="preserve">) </w:t>
-      </w:r>
-      <w:r>
-        <w:rPr>
-          <w:rStyle w:val="KeywordTok"/>
-        </w:rPr>
-        <w:t xml:space="preserve">NOT</w:t>
-      </w:r>
-      <w:r>
-        <w:rPr>
-          <w:rStyle w:val="NormalTok"/>
-        </w:rPr>
-        <w:t xml:space="preserve"> </w:t>
-      </w:r>
-      <w:r>
-        <w:rPr>
-          <w:rStyle w:val="KeywordTok"/>
-        </w:rPr>
-        <w:t xml:space="preserve">NULL</w:t>
-      </w:r>
-      <w:r>
-        <w:rPr>
-          <w:rStyle w:val="NormalTok"/>
-        </w:rPr>
-        <w:t xml:space="preserve"> </w:t>
-      </w:r>
-      <w:r>
-        <w:rPr>
-          <w:rStyle w:val="KeywordTok"/>
-        </w:rPr>
-        <w:t xml:space="preserve">DEFAULT</w:t>
-      </w:r>
-      <w:r>
-        <w:rPr>
-          <w:rStyle w:val="NormalTok"/>
-        </w:rPr>
-        <w:t xml:space="preserve"> </w:t>
-      </w:r>
-      <w:r>
-        <w:rPr>
-          <w:rStyle w:val="StringTok"/>
-        </w:rPr>
-        <w:t xml:space="preserve">'entrega'</w:t>
-      </w:r>
-      <w:r>
-        <w:rPr>
-          <w:rStyle w:val="NormalTok"/>
-        </w:rPr>
-        <w:t xml:space="preserve">,</w:t>
+          <w:rStyle w:val="VerbatimChar"/>
+        </w:rPr>
+        <w:t xml:space="preserve">    nsc_tipo_regra        ENUM('entrega','saldo_baixo') NOT NULL DEFAULT 'entrega',</w:t>
       </w:r>
       <w:r>
         <w:br/>
       </w:r>
       <w:r>
         <w:rPr>
-          <w:rStyle w:val="NormalTok"/>
-        </w:rPr>
-        <w:t xml:space="preserve">    nsc_ren_tipo          </w:t>
-      </w:r>
-      <w:r>
-        <w:rPr>
-          <w:rStyle w:val="DataTypeTok"/>
-        </w:rPr>
-        <w:t xml:space="preserve">INT</w:t>
-      </w:r>
-      <w:r>
-        <w:rPr>
-          <w:rStyle w:val="NormalTok"/>
-        </w:rPr>
-        <w:t xml:space="preserve"> </w:t>
-      </w:r>
-      <w:r>
-        <w:rPr>
-          <w:rStyle w:val="KeywordTok"/>
-        </w:rPr>
-        <w:t xml:space="preserve">NULL</w:t>
-      </w:r>
-      <w:r>
-        <w:rPr>
-          <w:rStyle w:val="NormalTok"/>
-        </w:rPr>
-        <w:t xml:space="preserve">,</w:t>
+          <w:rStyle w:val="VerbatimChar"/>
+        </w:rPr>
+        <w:t xml:space="preserve">    nsc_ren_tipo          INT NULL,</w:t>
       </w:r>
       <w:r>
         <w:br/>
       </w:r>
       <w:r>
         <w:rPr>
-          <w:rStyle w:val="NormalTok"/>
-        </w:rPr>
-        <w:t xml:space="preserve">    nsc_ren_status_max    </w:t>
-      </w:r>
-      <w:r>
-        <w:rPr>
-          <w:rStyle w:val="DataTypeTok"/>
-        </w:rPr>
-        <w:t xml:space="preserve">INT</w:t>
-      </w:r>
-      <w:r>
-        <w:rPr>
-          <w:rStyle w:val="NormalTok"/>
-        </w:rPr>
-        <w:t xml:space="preserve"> </w:t>
-      </w:r>
-      <w:r>
-        <w:rPr>
-          <w:rStyle w:val="KeywordTok"/>
-        </w:rPr>
-        <w:t xml:space="preserve">NULL</w:t>
-      </w:r>
-      <w:r>
-        <w:rPr>
-          <w:rStyle w:val="NormalTok"/>
-        </w:rPr>
-        <w:t xml:space="preserve">,</w:t>
+          <w:rStyle w:val="VerbatimChar"/>
+        </w:rPr>
+        <w:t xml:space="preserve">    nsc_ren_status_max    INT NULL,</w:t>
       </w:r>
       <w:r>
         <w:br/>
       </w:r>
       <w:r>
         <w:rPr>
-          <w:rStyle w:val="NormalTok"/>
-        </w:rPr>
-        <w:t xml:space="preserve">    nsc_condicao          ENUM(</w:t>
-      </w:r>
-      <w:r>
-        <w:rPr>
-          <w:rStyle w:val="StringTok"/>
-        </w:rPr>
-        <w:t xml:space="preserve">'antes_chegada'</w:t>
-      </w:r>
-      <w:r>
-        <w:rPr>
-          <w:rStyle w:val="NormalTok"/>
-        </w:rPr>
-        <w:t xml:space="preserve">,</w:t>
-      </w:r>
-      <w:r>
-        <w:rPr>
-          <w:rStyle w:val="StringTok"/>
-        </w:rPr>
-        <w:t xml:space="preserve">'apos_chegada'</w:t>
-      </w:r>
-      <w:r>
-        <w:rPr>
-          <w:rStyle w:val="NormalTok"/>
-        </w:rPr>
-        <w:t xml:space="preserve">) </w:t>
-      </w:r>
-      <w:r>
-        <w:rPr>
-          <w:rStyle w:val="KeywordTok"/>
-        </w:rPr>
-        <w:t xml:space="preserve">NULL</w:t>
-      </w:r>
-      <w:r>
-        <w:rPr>
-          <w:rStyle w:val="NormalTok"/>
-        </w:rPr>
-        <w:t xml:space="preserve">,</w:t>
+          <w:rStyle w:val="VerbatimChar"/>
+        </w:rPr>
+        <w:t xml:space="preserve">    nsc_condicao          ENUM('antes_chegada','apos_chegada') NULL,</w:t>
       </w:r>
       <w:r>
         <w:br/>
       </w:r>
       <w:r>
         <w:rPr>
-          <w:rStyle w:val="NormalTok"/>
-        </w:rPr>
-        <w:t xml:space="preserve">    nsc_minutos_limite    </w:t>
-      </w:r>
-      <w:r>
-        <w:rPr>
-          <w:rStyle w:val="DataTypeTok"/>
-        </w:rPr>
-        <w:t xml:space="preserve">INT</w:t>
-      </w:r>
-      <w:r>
-        <w:rPr>
-          <w:rStyle w:val="NormalTok"/>
-        </w:rPr>
-        <w:t xml:space="preserve"> </w:t>
-      </w:r>
-      <w:r>
-        <w:rPr>
-          <w:rStyle w:val="KeywordTok"/>
-        </w:rPr>
-        <w:t xml:space="preserve">NULL</w:t>
-      </w:r>
-      <w:r>
-        <w:rPr>
-          <w:rStyle w:val="NormalTok"/>
-        </w:rPr>
-        <w:t xml:space="preserve">,</w:t>
+          <w:rStyle w:val="VerbatimChar"/>
+        </w:rPr>
+        <w:t xml:space="preserve">    nsc_minutos_limite    INT NULL,</w:t>
       </w:r>
       <w:r>
         <w:br/>
       </w:r>
       <w:r>
         <w:rPr>
-          <w:rStyle w:val="NormalTok"/>
-        </w:rPr>
-        <w:t xml:space="preserve">    nsc_saldo_minimo      </w:t>
-      </w:r>
-      <w:r>
-        <w:rPr>
-          <w:rStyle w:val="DataTypeTok"/>
-        </w:rPr>
-        <w:t xml:space="preserve">INT</w:t>
-      </w:r>
-      <w:r>
-        <w:rPr>
-          <w:rStyle w:val="NormalTok"/>
-        </w:rPr>
-        <w:t xml:space="preserve"> </w:t>
-      </w:r>
-      <w:r>
-        <w:rPr>
-          <w:rStyle w:val="KeywordTok"/>
-        </w:rPr>
-        <w:t xml:space="preserve">NULL</w:t>
-      </w:r>
-      <w:r>
-        <w:rPr>
-          <w:rStyle w:val="NormalTok"/>
-        </w:rPr>
-        <w:t xml:space="preserve">,</w:t>
+          <w:rStyle w:val="VerbatimChar"/>
+        </w:rPr>
+        <w:t xml:space="preserve">    nsc_saldo_minimo      INT NULL,</w:t>
       </w:r>
       <w:r>
         <w:br/>
       </w:r>
       <w:r>
         <w:rPr>
-          <w:rStyle w:val="NormalTok"/>
-        </w:rPr>
-        <w:t xml:space="preserve">    nsc_telefones         </w:t>
-      </w:r>
-      <w:r>
-        <w:rPr>
-          <w:rStyle w:val="DataTypeTok"/>
-        </w:rPr>
-        <w:t xml:space="preserve">VARCHAR</w:t>
-      </w:r>
-      <w:r>
-        <w:rPr>
-          <w:rStyle w:val="NormalTok"/>
-        </w:rPr>
-        <w:t xml:space="preserve">(</w:t>
-      </w:r>
-      <w:r>
-        <w:rPr>
-          <w:rStyle w:val="DecValTok"/>
-        </w:rPr>
-        <w:t xml:space="preserve">255</w:t>
-      </w:r>
-      <w:r>
-        <w:rPr>
-          <w:rStyle w:val="NormalTok"/>
-        </w:rPr>
-        <w:t xml:space="preserve">) </w:t>
-      </w:r>
-      <w:r>
-        <w:rPr>
-          <w:rStyle w:val="KeywordTok"/>
-        </w:rPr>
-        <w:t xml:space="preserve">NOT</w:t>
-      </w:r>
-      <w:r>
-        <w:rPr>
-          <w:rStyle w:val="NormalTok"/>
-        </w:rPr>
-        <w:t xml:space="preserve"> </w:t>
-      </w:r>
-      <w:r>
-        <w:rPr>
-          <w:rStyle w:val="KeywordTok"/>
-        </w:rPr>
-        <w:t xml:space="preserve">NULL</w:t>
-      </w:r>
-      <w:r>
-        <w:rPr>
-          <w:rStyle w:val="NormalTok"/>
-        </w:rPr>
-        <w:t xml:space="preserve">,</w:t>
+          <w:rStyle w:val="VerbatimChar"/>
+        </w:rPr>
+        <w:t xml:space="preserve">    nsc_telefones         VARCHAR(255) NOT NULL,</w:t>
       </w:r>
       <w:r>
         <w:br/>
       </w:r>
       <w:r>
         <w:rPr>
-          <w:rStyle w:val="NormalTok"/>
-        </w:rPr>
-        <w:t xml:space="preserve">    nsc_mensagem_template TEXT </w:t>
-      </w:r>
-      <w:r>
-        <w:rPr>
-          <w:rStyle w:val="KeywordTok"/>
-        </w:rPr>
-        <w:t xml:space="preserve">NOT</w:t>
-      </w:r>
-      <w:r>
-        <w:rPr>
-          <w:rStyle w:val="NormalTok"/>
-        </w:rPr>
-        <w:t xml:space="preserve"> </w:t>
-      </w:r>
-      <w:r>
-        <w:rPr>
-          <w:rStyle w:val="KeywordTok"/>
-        </w:rPr>
-        <w:t xml:space="preserve">NULL</w:t>
-      </w:r>
-      <w:r>
-        <w:rPr>
-          <w:rStyle w:val="NormalTok"/>
-        </w:rPr>
-        <w:t xml:space="preserve">,</w:t>
+          <w:rStyle w:val="VerbatimChar"/>
+        </w:rPr>
+        <w:t xml:space="preserve">    nsc_mensagem_template TEXT NOT NULL,</w:t>
       </w:r>
       <w:r>
         <w:br/>
       </w:r>
       <w:r>
         <w:rPr>
-          <w:rStyle w:val="NormalTok"/>
-        </w:rPr>
-        <w:t xml:space="preserve">    nsc_ativo             </w:t>
-      </w:r>
-      <w:r>
-        <w:rPr>
-          <w:rStyle w:val="DataTypeTok"/>
-        </w:rPr>
-        <w:t xml:space="preserve">CHAR</w:t>
-      </w:r>
-      <w:r>
-        <w:rPr>
-          <w:rStyle w:val="NormalTok"/>
-        </w:rPr>
-        <w:t xml:space="preserve">(</w:t>
-      </w:r>
-      <w:r>
-        <w:rPr>
-          <w:rStyle w:val="DecValTok"/>
-        </w:rPr>
-        <w:t xml:space="preserve">1</w:t>
-      </w:r>
-      <w:r>
-        <w:rPr>
-          <w:rStyle w:val="NormalTok"/>
-        </w:rPr>
-        <w:t xml:space="preserve">) </w:t>
-      </w:r>
-      <w:r>
-        <w:rPr>
-          <w:rStyle w:val="KeywordTok"/>
-        </w:rPr>
-        <w:t xml:space="preserve">NOT</w:t>
-      </w:r>
-      <w:r>
-        <w:rPr>
-          <w:rStyle w:val="NormalTok"/>
-        </w:rPr>
-        <w:t xml:space="preserve"> </w:t>
-      </w:r>
-      <w:r>
-        <w:rPr>
-          <w:rStyle w:val="KeywordTok"/>
-        </w:rPr>
-        <w:t xml:space="preserve">NULL</w:t>
-      </w:r>
-      <w:r>
-        <w:rPr>
-          <w:rStyle w:val="NormalTok"/>
-        </w:rPr>
-        <w:t xml:space="preserve"> </w:t>
-      </w:r>
-      <w:r>
-        <w:rPr>
-          <w:rStyle w:val="KeywordTok"/>
-        </w:rPr>
-        <w:t xml:space="preserve">DEFAULT</w:t>
-      </w:r>
-      <w:r>
-        <w:rPr>
-          <w:rStyle w:val="NormalTok"/>
-        </w:rPr>
-        <w:t xml:space="preserve"> </w:t>
-      </w:r>
-      <w:r>
-        <w:rPr>
-          <w:rStyle w:val="StringTok"/>
-        </w:rPr>
-        <w:t xml:space="preserve">'A'</w:t>
-      </w:r>
-      <w:r>
-        <w:rPr>
-          <w:rStyle w:val="NormalTok"/>
-        </w:rPr>
-        <w:t xml:space="preserve">,</w:t>
+          <w:rStyle w:val="VerbatimChar"/>
+        </w:rPr>
+        <w:t xml:space="preserve">    nsc_ativo             CHAR(1) NOT NULL DEFAULT 'A',</w:t>
       </w:r>
       <w:r>
         <w:br/>
       </w:r>
       <w:r>
         <w:rPr>
-          <w:rStyle w:val="NormalTok"/>
-        </w:rPr>
-        <w:t xml:space="preserve">    nsc_excluido          DATETIME </w:t>
-      </w:r>
-      <w:r>
-        <w:rPr>
-          <w:rStyle w:val="KeywordTok"/>
-        </w:rPr>
-        <w:t xml:space="preserve">NULL</w:t>
+          <w:rStyle w:val="VerbatimChar"/>
+        </w:rPr>
+        <w:t xml:space="preserve">    nsc_excluido          DATETIME NULL</w:t>
       </w:r>
       <w:r>
         <w:br/>
       </w:r>
       <w:r>
         <w:rPr>
-          <w:rStyle w:val="NormalTok"/>
+          <w:rStyle w:val="VerbatimChar"/>
         </w:rPr>
         <w:t xml:space="preserve">);</w:t>
       </w:r>
@@ -2554,8 +3134,8 @@
         <w:t xml:space="preserve">Sem auditoria de usuário/timestamps (ver 3.2).</w:t>
       </w:r>
     </w:p>
-    <w:bookmarkEnd w:id="19"/>
-    <w:bookmarkStart w:id="20" w:name="tabela-log_notif_sms_enviadas"/>
+    <w:bookmarkEnd w:id="20"/>
+    <w:bookmarkStart w:id="21" w:name="tabela-log_notif_sms_enviadas"/>
     <w:p>
       <w:pPr>
         <w:pStyle w:val="Heading3"/>
@@ -2590,7 +3170,19 @@
         <w:t xml:space="preserve">nse_</w:t>
       </w:r>
       <w:r>
-        <w:t xml:space="preserve">. Tabela de histórico/log, apenas leitura pela tela administrativa (gravação é feita pelo Controller CLI, fora do escopo deste ciclo).</w:t>
+        <w:t xml:space="preserve">. Tabela de histórico/log, apenas leitura pela tela</w:t>
+      </w:r>
+      <w:r>
+        <w:t xml:space="preserve"> </w:t>
+      </w:r>
+      <w:r>
+        <w:t xml:space="preserve">administrativa (gravação é feita pelo Controller CLI, fora do escopo</w:t>
+      </w:r>
+      <w:r>
+        <w:t xml:space="preserve"> </w:t>
+      </w:r>
+      <w:r>
+        <w:t xml:space="preserve">deste ciclo).</w:t>
       </w:r>
     </w:p>
     <w:p>
@@ -2599,274 +3191,76 @@
       </w:pPr>
       <w:r>
         <w:rPr>
-          <w:rStyle w:val="KeywordTok"/>
-        </w:rPr>
-        <w:t xml:space="preserve">CREATE</w:t>
-      </w:r>
-      <w:r>
-        <w:rPr>
-          <w:rStyle w:val="NormalTok"/>
-        </w:rPr>
-        <w:t xml:space="preserve"> </w:t>
-      </w:r>
-      <w:r>
-        <w:rPr>
-          <w:rStyle w:val="KeywordTok"/>
-        </w:rPr>
-        <w:t xml:space="preserve">TABLE</w:t>
-      </w:r>
-      <w:r>
-        <w:rPr>
-          <w:rStyle w:val="NormalTok"/>
-        </w:rPr>
-        <w:t xml:space="preserve"> log_notif_sms_enviadas (</w:t>
+          <w:rStyle w:val="VerbatimChar"/>
+        </w:rPr>
+        <w:t xml:space="preserve">CREATE TABLE log_notif_sms_enviadas (</w:t>
       </w:r>
       <w:r>
         <w:br/>
       </w:r>
       <w:r>
         <w:rPr>
-          <w:rStyle w:val="NormalTok"/>
-        </w:rPr>
-        <w:t xml:space="preserve">    nse_id         </w:t>
-      </w:r>
-      <w:r>
-        <w:rPr>
-          <w:rStyle w:val="DataTypeTok"/>
-        </w:rPr>
-        <w:t xml:space="preserve">INT</w:t>
-      </w:r>
-      <w:r>
-        <w:rPr>
-          <w:rStyle w:val="NormalTok"/>
-        </w:rPr>
-        <w:t xml:space="preserve"> </w:t>
-      </w:r>
-      <w:r>
-        <w:rPr>
-          <w:rStyle w:val="KeywordTok"/>
-        </w:rPr>
-        <w:t xml:space="preserve">PRIMARY</w:t>
-      </w:r>
-      <w:r>
-        <w:rPr>
-          <w:rStyle w:val="NormalTok"/>
-        </w:rPr>
-        <w:t xml:space="preserve"> </w:t>
-      </w:r>
-      <w:r>
-        <w:rPr>
-          <w:rStyle w:val="KeywordTok"/>
-        </w:rPr>
-        <w:t xml:space="preserve">KEY</w:t>
-      </w:r>
-      <w:r>
-        <w:rPr>
-          <w:rStyle w:val="NormalTok"/>
-        </w:rPr>
-        <w:t xml:space="preserve"> AUTO_INCREMENT,</w:t>
+          <w:rStyle w:val="VerbatimChar"/>
+        </w:rPr>
+        <w:t xml:space="preserve">    nse_id         INT PRIMARY KEY AUTO_INCREMENT,</w:t>
       </w:r>
       <w:r>
         <w:br/>
       </w:r>
       <w:r>
         <w:rPr>
-          <w:rStyle w:val="NormalTok"/>
-        </w:rPr>
-        <w:t xml:space="preserve">    nse_chave      </w:t>
-      </w:r>
-      <w:r>
-        <w:rPr>
-          <w:rStyle w:val="DataTypeTok"/>
-        </w:rPr>
-        <w:t xml:space="preserve">VARCHAR</w:t>
-      </w:r>
-      <w:r>
-        <w:rPr>
-          <w:rStyle w:val="NormalTok"/>
-        </w:rPr>
-        <w:t xml:space="preserve">(</w:t>
-      </w:r>
-      <w:r>
-        <w:rPr>
-          <w:rStyle w:val="DecValTok"/>
-        </w:rPr>
-        <w:t xml:space="preserve">100</w:t>
-      </w:r>
-      <w:r>
-        <w:rPr>
-          <w:rStyle w:val="NormalTok"/>
-        </w:rPr>
-        <w:t xml:space="preserve">) </w:t>
-      </w:r>
-      <w:r>
-        <w:rPr>
-          <w:rStyle w:val="KeywordTok"/>
-        </w:rPr>
-        <w:t xml:space="preserve">NOT</w:t>
-      </w:r>
-      <w:r>
-        <w:rPr>
-          <w:rStyle w:val="NormalTok"/>
-        </w:rPr>
-        <w:t xml:space="preserve"> </w:t>
-      </w:r>
-      <w:r>
-        <w:rPr>
-          <w:rStyle w:val="KeywordTok"/>
-        </w:rPr>
-        <w:t xml:space="preserve">NULL</w:t>
-      </w:r>
-      <w:r>
-        <w:rPr>
-          <w:rStyle w:val="NormalTok"/>
-        </w:rPr>
-        <w:t xml:space="preserve">,</w:t>
+          <w:rStyle w:val="VerbatimChar"/>
+        </w:rPr>
+        <w:t xml:space="preserve">    nse_chave      VARCHAR(100) NOT NULL,</w:t>
       </w:r>
       <w:r>
         <w:br/>
       </w:r>
       <w:r>
         <w:rPr>
-          <w:rStyle w:val="NormalTok"/>
-        </w:rPr>
-        <w:t xml:space="preserve">    nse_nsc_id     </w:t>
-      </w:r>
-      <w:r>
-        <w:rPr>
-          <w:rStyle w:val="DataTypeTok"/>
-        </w:rPr>
-        <w:t xml:space="preserve">INT</w:t>
-      </w:r>
-      <w:r>
-        <w:rPr>
-          <w:rStyle w:val="NormalTok"/>
-        </w:rPr>
-        <w:t xml:space="preserve"> </w:t>
-      </w:r>
-      <w:r>
-        <w:rPr>
-          <w:rStyle w:val="KeywordTok"/>
-        </w:rPr>
-        <w:t xml:space="preserve">NOT</w:t>
-      </w:r>
-      <w:r>
-        <w:rPr>
-          <w:rStyle w:val="NormalTok"/>
-        </w:rPr>
-        <w:t xml:space="preserve"> </w:t>
-      </w:r>
-      <w:r>
-        <w:rPr>
-          <w:rStyle w:val="KeywordTok"/>
-        </w:rPr>
-        <w:t xml:space="preserve">NULL</w:t>
-      </w:r>
-      <w:r>
-        <w:rPr>
-          <w:rStyle w:val="NormalTok"/>
-        </w:rPr>
-        <w:t xml:space="preserve">,</w:t>
+          <w:rStyle w:val="VerbatimChar"/>
+        </w:rPr>
+        <w:t xml:space="preserve">    nse_nsc_id     INT NOT NULL,</w:t>
       </w:r>
       <w:r>
         <w:br/>
       </w:r>
       <w:r>
         <w:rPr>
-          <w:rStyle w:val="NormalTok"/>
-        </w:rPr>
-        <w:t xml:space="preserve">    nse_data_envio DATETIME </w:t>
-      </w:r>
-      <w:r>
-        <w:rPr>
-          <w:rStyle w:val="KeywordTok"/>
-        </w:rPr>
-        <w:t xml:space="preserve">NOT</w:t>
-      </w:r>
-      <w:r>
-        <w:rPr>
-          <w:rStyle w:val="NormalTok"/>
-        </w:rPr>
-        <w:t xml:space="preserve"> </w:t>
-      </w:r>
-      <w:r>
-        <w:rPr>
-          <w:rStyle w:val="KeywordTok"/>
-        </w:rPr>
-        <w:t xml:space="preserve">NULL</w:t>
-      </w:r>
-      <w:r>
-        <w:rPr>
-          <w:rStyle w:val="NormalTok"/>
-        </w:rPr>
-        <w:t xml:space="preserve">,</w:t>
+          <w:rStyle w:val="VerbatimChar"/>
+        </w:rPr>
+        <w:t xml:space="preserve">    nse_data_envio DATETIME NOT NULL,</w:t>
       </w:r>
       <w:r>
         <w:br/>
       </w:r>
       <w:r>
         <w:rPr>
-          <w:rStyle w:val="NormalTok"/>
-        </w:rPr>
-        <w:t xml:space="preserve">    </w:t>
-      </w:r>
-      <w:r>
-        <w:rPr>
-          <w:rStyle w:val="KeywordTok"/>
-        </w:rPr>
-        <w:t xml:space="preserve">UNIQUE</w:t>
-      </w:r>
-      <w:r>
-        <w:rPr>
-          <w:rStyle w:val="NormalTok"/>
-        </w:rPr>
-        <w:t xml:space="preserve"> </w:t>
-      </w:r>
-      <w:r>
-        <w:rPr>
-          <w:rStyle w:val="KeywordTok"/>
-        </w:rPr>
-        <w:t xml:space="preserve">KEY</w:t>
-      </w:r>
-      <w:r>
-        <w:rPr>
-          <w:rStyle w:val="NormalTok"/>
-        </w:rPr>
-        <w:t xml:space="preserve"> uk_chave_regra (nse_chave, nse_nsc_id),</w:t>
+          <w:rStyle w:val="VerbatimChar"/>
+        </w:rPr>
+        <w:t xml:space="preserve">    UNIQUE KEY uk_chave_regra (nse_chave, nse_nsc_id),</w:t>
       </w:r>
       <w:r>
         <w:br/>
       </w:r>
       <w:r>
         <w:rPr>
-          <w:rStyle w:val="NormalTok"/>
-        </w:rPr>
-        <w:t xml:space="preserve">    </w:t>
-      </w:r>
-      <w:r>
-        <w:rPr>
-          <w:rStyle w:val="KeywordTok"/>
-        </w:rPr>
-        <w:t xml:space="preserve">KEY</w:t>
-      </w:r>
-      <w:r>
-        <w:rPr>
-          <w:rStyle w:val="NormalTok"/>
-        </w:rPr>
-        <w:t xml:space="preserve"> idx_nse_data_envio (nse_data_envio)</w:t>
+          <w:rStyle w:val="VerbatimChar"/>
+        </w:rPr>
+        <w:t xml:space="preserve">    KEY idx_nse_data_envio (nse_data_envio)</w:t>
       </w:r>
       <w:r>
         <w:br/>
       </w:r>
       <w:r>
         <w:rPr>
-          <w:rStyle w:val="NormalTok"/>
+          <w:rStyle w:val="VerbatimChar"/>
         </w:rPr>
         <w:t xml:space="preserve">);</w:t>
       </w:r>
     </w:p>
-    <w:bookmarkEnd w:id="20"/>
-    <w:bookmarkStart w:id="21" w:name="Xa4be3ccde91170d72693c83a116821dc0f24176"/>
+    <w:bookmarkEnd w:id="21"/>
+    <w:bookmarkStart w:id="22" w:name="Xa4be3ccde91170d72693c83a116821dc0f24176"/>
     <w:p>
       <w:pPr>
         <w:pStyle w:val="Heading3"/>
@@ -2902,9 +3296,9 @@
         </w:pict>
       </w:r>
     </w:p>
-    <w:bookmarkEnd w:id="21"/>
     <w:bookmarkEnd w:id="22"/>
-    <w:bookmarkStart w:id="23" w:name="estrutura-de-arquivos-a-criar"/>
+    <w:bookmarkEnd w:id="23"/>
+    <w:bookmarkStart w:id="24" w:name="estrutura-de-arquivos-a-criar"/>
     <w:p>
       <w:pPr>
         <w:pStyle w:val="Heading2"/>
@@ -2963,7 +3357,7 @@
         <w:rPr>
           <w:rStyle w:val="VerbatimChar"/>
         </w:rPr>
-        <w:t xml:space="preserve">app/Entities/Logistica/EntNotifSmsConfig.php     (namespace App\Entities\Logistica)</w:t>
+        <w:t xml:space="preserve">app/Entities/Logistica/EntLogNotifSmsConfig.php     (namespace App\Entities\Logistica)</w:t>
       </w:r>
       <w:r>
         <w:br/>
@@ -3016,7 +3410,13 @@
         <w:t xml:space="preserve"> </w:t>
       </w:r>
       <w:r>
-        <w:t xml:space="preserve">(tela de CRUD) e</w:t>
+        <w:t xml:space="preserve">(tela de CRUD)</w:t>
+      </w:r>
+      <w:r>
+        <w:t xml:space="preserve"> </w:t>
+      </w:r>
+      <w:r>
+        <w:t xml:space="preserve">e</w:t>
       </w:r>
       <w:r>
         <w:t xml:space="preserve"> </w:t>
@@ -3031,7 +3431,13 @@
         <w:t xml:space="preserve"> </w:t>
       </w:r>
       <w:r>
-        <w:t xml:space="preserve">(tela de consulta), padrão já usado pelas demais telas do sistema.</w:t>
+        <w:t xml:space="preserve">(tela de consulta), padrão já usado pelas demais telas</w:t>
+      </w:r>
+      <w:r>
+        <w:t xml:space="preserve"> </w:t>
+      </w:r>
+      <w:r>
+        <w:t xml:space="preserve">do sistema.</w:t>
       </w:r>
     </w:p>
     <w:p>
@@ -3076,7 +3482,13 @@
         <w:t xml:space="preserve">public array $dbLogistica</w:t>
       </w:r>
       <w:r>
-        <w:t xml:space="preserve">, apontando para o schema</w:t>
+        <w:t xml:space="preserve">,</w:t>
+      </w:r>
+      <w:r>
+        <w:t xml:space="preserve"> </w:t>
+      </w:r>
+      <w:r>
+        <w:t xml:space="preserve">apontando para o schema</w:t>
       </w:r>
       <w:r>
         <w:t xml:space="preserve"> </w:t>
@@ -3088,13 +3500,7 @@
         <w:t xml:space="preserve">logistica_db</w:t>
       </w:r>
       <w:r>
-        <w:t xml:space="preserve">.</w:t>
-      </w:r>
-      <w:r>
-        <w:t xml:space="preserve"> </w:t>
-      </w:r>
-      <w:r>
-        <w:t xml:space="preserve">-</w:t>
+        <w:t xml:space="preserve">. -</w:t>
       </w:r>
       <w:r>
         <w:t xml:space="preserve"> </w:t>
@@ -3145,13 +3551,7 @@
         <w:t xml:space="preserve">$prefixes</w:t>
       </w:r>
       <w:r>
-        <w:t xml:space="preserve">.</w:t>
-      </w:r>
-      <w:r>
-        <w:t xml:space="preserve"> </w:t>
-      </w:r>
-      <w:r>
-        <w:t xml:space="preserve">-</w:t>
+        <w:t xml:space="preserve">. -</w:t>
       </w:r>
       <w:r>
         <w:t xml:space="preserve"> </w:t>
@@ -3166,7 +3566,13 @@
         <w:t xml:space="preserve"> </w:t>
       </w:r>
       <w:r>
-        <w:t xml:space="preserve">— adicionar</w:t>
+        <w:t xml:space="preserve">—</w:t>
+      </w:r>
+      <w:r>
+        <w:t xml:space="preserve"> </w:t>
+      </w:r>
+      <w:r>
+        <w:t xml:space="preserve">adicionar</w:t>
       </w:r>
       <w:r>
         <w:t xml:space="preserve"> </w:t>
@@ -3292,13 +3698,13 @@
         <w:t xml:space="preserve"> </w:t>
       </w:r>
       <w:r>
-        <w:t xml:space="preserve">(não reinventar configuração de grid).</w:t>
-      </w:r>
-      <w:r>
-        <w:t xml:space="preserve"> </w:t>
-      </w:r>
-      <w:r>
-        <w:t xml:space="preserve">-</w:t>
+        <w:t xml:space="preserve">(não</w:t>
+      </w:r>
+      <w:r>
+        <w:t xml:space="preserve"> </w:t>
+      </w:r>
+      <w:r>
+        <w:t xml:space="preserve">reinventar configuração de grid). -</w:t>
       </w:r>
       <w:r>
         <w:t xml:space="preserve"> </w:t>
@@ -3325,7 +3731,13 @@
         <w:t xml:space="preserve"> </w:t>
       </w:r>
       <w:r>
-        <w:t xml:space="preserve">(ver 3.6).</w:t>
+        <w:t xml:space="preserve">(ver</w:t>
+      </w:r>
+      <w:r>
+        <w:t xml:space="preserve"> </w:t>
+      </w:r>
+      <w:r>
+        <w:t xml:space="preserve">3.6).</w:t>
       </w:r>
     </w:p>
     <w:p>
@@ -3335,8 +3747,8 @@
         </w:pict>
       </w:r>
     </w:p>
-    <w:bookmarkEnd w:id="23"/>
-    <w:bookmarkStart w:id="31" w:name="especificação-funcional-por-tela"/>
+    <w:bookmarkEnd w:id="24"/>
+    <w:bookmarkStart w:id="32" w:name="especificação-funcional-por-tela"/>
     <w:p>
       <w:pPr>
         <w:pStyle w:val="Heading2"/>
@@ -3345,7 +3757,7 @@
         <w:t xml:space="preserve">6. Especificação Funcional por Tela</w:t>
       </w:r>
     </w:p>
-    <w:bookmarkStart w:id="27" w:name="Xdc5794668dba2a59778c0c492746b9cdaa98da4"/>
+    <w:bookmarkStart w:id="28" w:name="Xdc5794668dba2a59778c0c492746b9cdaa98da4"/>
     <w:p>
       <w:pPr>
         <w:pStyle w:val="Heading3"/>
@@ -3389,7 +3801,7 @@
         <w:t xml:space="preserve">.</w:t>
       </w:r>
     </w:p>
-    <w:bookmarkStart w:id="24" w:name="model-logisnotifsmsconfigmodel"/>
+    <w:bookmarkStart w:id="25" w:name="model-logisnotifsmsconfigmodel"/>
     <w:p>
       <w:pPr>
         <w:pStyle w:val="Heading4"/>
@@ -3409,10 +3821,9 @@
     </w:p>
     <w:p>
       <w:pPr>
-        <w:pStyle w:val="Compact"/>
         <w:numPr>
           <w:ilvl w:val="0"/>
-          <w:numId w:val="1002"/>
+          <w:numId w:val="1003"/>
         </w:numPr>
       </w:pPr>
       <w:r>
@@ -3424,10 +3835,9 @@
     </w:p>
     <w:p>
       <w:pPr>
-        <w:pStyle w:val="Compact"/>
         <w:numPr>
           <w:ilvl w:val="0"/>
-          <w:numId w:val="1002"/>
+          <w:numId w:val="1003"/>
         </w:numPr>
       </w:pPr>
       <w:r>
@@ -3439,10 +3849,9 @@
     </w:p>
     <w:p>
       <w:pPr>
-        <w:pStyle w:val="Compact"/>
         <w:numPr>
           <w:ilvl w:val="0"/>
-          <w:numId w:val="1002"/>
+          <w:numId w:val="1003"/>
         </w:numPr>
       </w:pPr>
       <w:r>
@@ -3454,25 +3863,23 @@
     </w:p>
     <w:p>
       <w:pPr>
-        <w:pStyle w:val="Compact"/>
         <w:numPr>
           <w:ilvl w:val="0"/>
-          <w:numId w:val="1002"/>
+          <w:numId w:val="1003"/>
         </w:numPr>
       </w:pPr>
       <w:r>
         <w:rPr>
           <w:rStyle w:val="VerbatimChar"/>
         </w:rPr>
-        <w:t xml:space="preserve">$returnType = EntNotifSmsConfig::class</w:t>
-      </w:r>
-    </w:p>
-    <w:p>
-      <w:pPr>
-        <w:pStyle w:val="Compact"/>
+        <w:t xml:space="preserve">$returnType = EntLogNotifSmsConfig::class</w:t>
+      </w:r>
+    </w:p>
+    <w:p>
+      <w:pPr>
         <w:numPr>
           <w:ilvl w:val="0"/>
-          <w:numId w:val="1002"/>
+          <w:numId w:val="1003"/>
         </w:numPr>
       </w:pPr>
       <w:r>
@@ -3496,91 +3903,321 @@
     </w:p>
     <w:p>
       <w:pPr>
-        <w:pStyle w:val="Compact"/>
         <w:numPr>
           <w:ilvl w:val="0"/>
-          <w:numId w:val="1002"/>
+          <w:numId w:val="1003"/>
         </w:numPr>
       </w:pPr>
       <w:r>
-        <w:t xml:space="preserve">Validação:</w:t>
-      </w:r>
-      <w:r>
-        <w:t xml:space="preserve"> </w:t>
-      </w:r>
-      <w:r>
-        <w:rPr>
-          <w:rStyle w:val="VerbatimChar"/>
-        </w:rPr>
-        <w:t xml:space="preserve">nsc_nome</w:t>
-      </w:r>
-      <w:r>
-        <w:t xml:space="preserve">,</w:t>
-      </w:r>
-      <w:r>
-        <w:t xml:space="preserve"> </w:t>
-      </w:r>
-      <w:r>
-        <w:rPr>
-          <w:rStyle w:val="VerbatimChar"/>
-        </w:rPr>
-        <w:t xml:space="preserve">nsc_tipo_regra</w:t>
-      </w:r>
-      <w:r>
-        <w:t xml:space="preserve">,</w:t>
-      </w:r>
-      <w:r>
-        <w:t xml:space="preserve"> </w:t>
-      </w:r>
-      <w:r>
-        <w:rPr>
-          <w:rStyle w:val="VerbatimChar"/>
-        </w:rPr>
-        <w:t xml:space="preserve">nsc_telefones</w:t>
-      </w:r>
-      <w:r>
-        <w:t xml:space="preserve">,</w:t>
-      </w:r>
-      <w:r>
-        <w:t xml:space="preserve"> </w:t>
-      </w:r>
-      <w:r>
-        <w:rPr>
-          <w:rStyle w:val="VerbatimChar"/>
-        </w:rPr>
-        <w:t xml:space="preserve">nsc_mensagem_template</w:t>
-      </w:r>
-      <w:r>
-        <w:t xml:space="preserve"> </w:t>
-      </w:r>
-      <w:r>
-        <w:t xml:space="preserve">obrigatórios; demais campos condicionais conforme</w:t>
-      </w:r>
-      <w:r>
-        <w:t xml:space="preserve"> </w:t>
-      </w:r>
-      <w:r>
-        <w:rPr>
-          <w:rStyle w:val="VerbatimChar"/>
-        </w:rPr>
-        <w:t xml:space="preserve">nsc_tipo_regra</w:t>
-      </w:r>
-      <w:r>
-        <w:t xml:space="preserve"> </w:t>
-      </w:r>
-      <w:r>
-        <w:t xml:space="preserve">(validação condicional a espelhar sintaxe já usada em algum Model do projeto — a confirmar durante a codificação, ver seção 9).</w:t>
-      </w:r>
-    </w:p>
-    <w:p>
-      <w:pPr>
-        <w:pStyle w:val="Compact"/>
+        <w:rPr>
+          <w:rStyle w:val="VerbatimChar"/>
+        </w:rPr>
+        <w:t xml:space="preserve">$allowedFields</w:t>
+      </w:r>
+      <w:r>
+        <w:t xml:space="preserve"> </w:t>
+      </w:r>
+      <w:r>
+        <w:t xml:space="preserve">(todas as colunas de</w:t>
+      </w:r>
+      <w:r>
+        <w:t xml:space="preserve"> </w:t>
+      </w:r>
+      <w:r>
+        <w:rPr>
+          <w:rStyle w:val="VerbatimChar"/>
+        </w:rPr>
+        <w:t xml:space="preserve">log_notif_sms_config</w:t>
+      </w:r>
+      <w:r>
+        <w:t xml:space="preserve"> </w:t>
+      </w:r>
+      <w:r>
+        <w:t xml:space="preserve">exceto</w:t>
+      </w:r>
+      <w:r>
+        <w:t xml:space="preserve"> </w:t>
+      </w:r>
+      <w:r>
+        <w:rPr>
+          <w:rStyle w:val="VerbatimChar"/>
+        </w:rPr>
+        <w:t xml:space="preserve">nsc_id</w:t>
+      </w:r>
+      <w:r>
+        <w:t xml:space="preserve"> </w:t>
+      </w:r>
+      <w:r>
+        <w:t xml:space="preserve">e</w:t>
+      </w:r>
+      <w:r>
+        <w:t xml:space="preserve"> </w:t>
+      </w:r>
+      <w:r>
+        <w:rPr>
+          <w:rStyle w:val="VerbatimChar"/>
+        </w:rPr>
+        <w:t xml:space="preserve">nsc_excluido</w:t>
+      </w:r>
+      <w:r>
+        <w:t xml:space="preserve">, conforme ressalva do</w:t>
+      </w:r>
+      <w:r>
+        <w:t xml:space="preserve"> </w:t>
+      </w:r>
+      <w:r>
+        <w:rPr>
+          <w:rStyle w:val="VerbatimChar"/>
+        </w:rPr>
+        <w:t xml:space="preserve">byarq</w:t>
+      </w:r>
+      <w:r>
+        <w:t xml:space="preserve">):</w:t>
+      </w:r>
+    </w:p>
+    <w:p>
+      <w:pPr>
+        <w:pStyle w:val="SourceCode"/>
         <w:numPr>
           <w:ilvl w:val="0"/>
-          <w:numId w:val="1002"/>
+          <w:numId w:val="1000"/>
         </w:numPr>
       </w:pPr>
       <w:r>
+        <w:rPr>
+          <w:rStyle w:val="VerbatimChar"/>
+        </w:rPr>
+        <w:t xml:space="preserve">protected $allowedFields = [</w:t>
+      </w:r>
+      <w:r>
+        <w:br/>
+      </w:r>
+      <w:r>
+        <w:rPr>
+          <w:rStyle w:val="VerbatimChar"/>
+        </w:rPr>
+        <w:t xml:space="preserve">    'nsc_nome',</w:t>
+      </w:r>
+      <w:r>
+        <w:br/>
+      </w:r>
+      <w:r>
+        <w:rPr>
+          <w:rStyle w:val="VerbatimChar"/>
+        </w:rPr>
+        <w:t xml:space="preserve">    'nsc_tipo_regra',</w:t>
+      </w:r>
+      <w:r>
+        <w:br/>
+      </w:r>
+      <w:r>
+        <w:rPr>
+          <w:rStyle w:val="VerbatimChar"/>
+        </w:rPr>
+        <w:t xml:space="preserve">    'nsc_ren_tipo',</w:t>
+      </w:r>
+      <w:r>
+        <w:br/>
+      </w:r>
+      <w:r>
+        <w:rPr>
+          <w:rStyle w:val="VerbatimChar"/>
+        </w:rPr>
+        <w:t xml:space="preserve">    'nsc_ren_status_max',</w:t>
+      </w:r>
+      <w:r>
+        <w:br/>
+      </w:r>
+      <w:r>
+        <w:rPr>
+          <w:rStyle w:val="VerbatimChar"/>
+        </w:rPr>
+        <w:t xml:space="preserve">    'nsc_condicao',</w:t>
+      </w:r>
+      <w:r>
+        <w:br/>
+      </w:r>
+      <w:r>
+        <w:rPr>
+          <w:rStyle w:val="VerbatimChar"/>
+        </w:rPr>
+        <w:t xml:space="preserve">    'nsc_minutos_limite',</w:t>
+      </w:r>
+      <w:r>
+        <w:br/>
+      </w:r>
+      <w:r>
+        <w:rPr>
+          <w:rStyle w:val="VerbatimChar"/>
+        </w:rPr>
+        <w:t xml:space="preserve">    'nsc_saldo_minimo',</w:t>
+      </w:r>
+      <w:r>
+        <w:br/>
+      </w:r>
+      <w:r>
+        <w:rPr>
+          <w:rStyle w:val="VerbatimChar"/>
+        </w:rPr>
+        <w:t xml:space="preserve">    'nsc_telefones',</w:t>
+      </w:r>
+      <w:r>
+        <w:br/>
+      </w:r>
+      <w:r>
+        <w:rPr>
+          <w:rStyle w:val="VerbatimChar"/>
+        </w:rPr>
+        <w:t xml:space="preserve">    'nsc_mensagem_template',</w:t>
+      </w:r>
+      <w:r>
+        <w:br/>
+      </w:r>
+      <w:r>
+        <w:rPr>
+          <w:rStyle w:val="VerbatimChar"/>
+        </w:rPr>
+        <w:t xml:space="preserve">    'nsc_ativo',</w:t>
+      </w:r>
+      <w:r>
+        <w:br/>
+      </w:r>
+      <w:r>
+        <w:rPr>
+          <w:rStyle w:val="VerbatimChar"/>
+        </w:rPr>
+        <w:t xml:space="preserve">];</w:t>
+      </w:r>
+    </w:p>
+    <w:p>
+      <w:pPr>
+        <w:numPr>
+          <w:ilvl w:val="0"/>
+          <w:numId w:val="1003"/>
+        </w:numPr>
+      </w:pPr>
+      <w:r>
+        <w:t xml:space="preserve">Validação:</w:t>
+      </w:r>
+      <w:r>
+        <w:t xml:space="preserve"> </w:t>
+      </w:r>
+      <w:r>
+        <w:rPr>
+          <w:rStyle w:val="VerbatimChar"/>
+        </w:rPr>
+        <w:t xml:space="preserve">nsc_nome</w:t>
+      </w:r>
+      <w:r>
+        <w:t xml:space="preserve">,</w:t>
+      </w:r>
+      <w:r>
+        <w:t xml:space="preserve"> </w:t>
+      </w:r>
+      <w:r>
+        <w:rPr>
+          <w:rStyle w:val="VerbatimChar"/>
+        </w:rPr>
+        <w:t xml:space="preserve">nsc_tipo_regra</w:t>
+      </w:r>
+      <w:r>
+        <w:t xml:space="preserve">,</w:t>
+      </w:r>
+      <w:r>
+        <w:t xml:space="preserve"> </w:t>
+      </w:r>
+      <w:r>
+        <w:rPr>
+          <w:rStyle w:val="VerbatimChar"/>
+        </w:rPr>
+        <w:t xml:space="preserve">nsc_telefones</w:t>
+      </w:r>
+      <w:r>
+        <w:t xml:space="preserve">,</w:t>
+      </w:r>
+      <w:r>
+        <w:t xml:space="preserve"> </w:t>
+      </w:r>
+      <w:r>
+        <w:rPr>
+          <w:rStyle w:val="VerbatimChar"/>
+        </w:rPr>
+        <w:t xml:space="preserve">nsc_mensagem_template</w:t>
+      </w:r>
+      <w:r>
+        <w:t xml:space="preserve"> </w:t>
+      </w:r>
+      <w:r>
+        <w:t xml:space="preserve">obrigatórios; demais campos condicionais</w:t>
+      </w:r>
+      <w:r>
+        <w:t xml:space="preserve"> </w:t>
+      </w:r>
+      <w:r>
+        <w:t xml:space="preserve">conforme</w:t>
+      </w:r>
+      <w:r>
+        <w:t xml:space="preserve"> </w:t>
+      </w:r>
+      <w:r>
+        <w:rPr>
+          <w:rStyle w:val="VerbatimChar"/>
+        </w:rPr>
+        <w:t xml:space="preserve">nsc_tipo_regra</w:t>
+      </w:r>
+      <w:r>
+        <w:t xml:space="preserve"> </w:t>
+      </w:r>
+      <w:r>
+        <w:t xml:space="preserve">(validação condicional a espelhar sintaxe já</w:t>
+      </w:r>
+      <w:r>
+        <w:t xml:space="preserve"> </w:t>
+      </w:r>
+      <w:r>
+        <w:t xml:space="preserve">usada em algum Model do projeto — a confirmar durante a codificação,</w:t>
+      </w:r>
+      <w:r>
+        <w:t xml:space="preserve"> </w:t>
+      </w:r>
+      <w:r>
+        <w:t xml:space="preserve">ver seção 9).</w:t>
+      </w:r>
+    </w:p>
+    <w:p>
+      <w:pPr>
+        <w:numPr>
+          <w:ilvl w:val="0"/>
+          <w:numId w:val="1003"/>
+        </w:numPr>
+      </w:pPr>
+      <w:r>
+        <w:t xml:space="preserve">Callbacks de auditoria via</w:t>
+      </w:r>
+      <w:r>
+        <w:t xml:space="preserve"> </w:t>
+      </w:r>
+      <w:r>
+        <w:rPr>
+          <w:rStyle w:val="VerbatimChar"/>
+        </w:rPr>
+        <w:t xml:space="preserve">LogMonModel</w:t>
+      </w:r>
+      <w:r>
+        <w:t xml:space="preserve"> </w:t>
+      </w:r>
+      <w:r>
+        <w:t xml:space="preserve">— ver 3.3.</w:t>
+      </w:r>
+    </w:p>
+    <w:p>
+      <w:pPr>
+        <w:numPr>
+          <w:ilvl w:val="0"/>
+          <w:numId w:val="1003"/>
+        </w:numPr>
+      </w:pPr>
+      <w:r>
         <w:t xml:space="preserve">Métodos:</w:t>
       </w:r>
       <w:r>
@@ -3611,8 +4248,8 @@
         <w:t xml:space="preserve">.</w:t>
       </w:r>
     </w:p>
-    <w:bookmarkEnd w:id="24"/>
-    <w:bookmarkStart w:id="25" w:name="entity-entnotifsmsconfigdefcampos"/>
+    <w:bookmarkEnd w:id="25"/>
+    <w:bookmarkStart w:id="26" w:name="entity-entlognotifsmsconfigdefcampos"/>
     <w:p>
       <w:pPr>
         <w:pStyle w:val="Heading4"/>
@@ -3627,20 +4264,175 @@
         <w:rPr>
           <w:rStyle w:val="VerbatimChar"/>
         </w:rPr>
-        <w:t xml:space="preserve">EntNotifSmsConfig::defCampos()</w:t>
+        <w:t xml:space="preserve">EntLogNotifSmsConfig::defCampos()</w:t>
+      </w:r>
+    </w:p>
+    <w:p>
+      <w:pPr>
+        <w:pStyle w:val="FirstParagraph"/>
+      </w:pPr>
+      <w:r>
+        <w:rPr>
+          <w:b/>
+          <w:bCs/>
+        </w:rPr>
+        <w:t xml:space="preserve">Ressalva do</w:t>
+      </w:r>
+      <w:r>
+        <w:rPr>
+          <w:b/>
+          <w:bCs/>
+        </w:rPr>
+        <w:t xml:space="preserve"> </w:t>
+      </w:r>
+      <w:r>
+        <w:rPr>
+          <w:rStyle w:val="VerbatimChar"/>
+          <w:b/>
+          <w:bCs/>
+        </w:rPr>
+        <w:t xml:space="preserve">byarq</w:t>
+      </w:r>
+      <w:r>
+        <w:rPr>
+          <w:b/>
+          <w:bCs/>
+        </w:rPr>
+        <w:t xml:space="preserve"> </w:t>
+      </w:r>
+      <w:r>
+        <w:rPr>
+          <w:b/>
+          <w:bCs/>
+        </w:rPr>
+        <w:t xml:space="preserve">(rodada de revisão):</w:t>
+      </w:r>
+      <w:r>
+        <w:t xml:space="preserve"> </w:t>
+      </w:r>
+      <w:r>
+        <w:t xml:space="preserve">no projeto, Entities são</w:t>
+      </w:r>
+      <w:r>
+        <w:t xml:space="preserve"> </w:t>
+      </w:r>
+      <w:r>
+        <w:t xml:space="preserve">nomeadas a partir do nome da tabela (com prefixo de domínio), não do</w:t>
+      </w:r>
+      <w:r>
+        <w:t xml:space="preserve"> </w:t>
+      </w:r>
+      <w:r>
+        <w:t xml:space="preserve">nome funcional limpo — ex. tabela</w:t>
+      </w:r>
+      <w:r>
+        <w:t xml:space="preserve"> </w:t>
+      </w:r>
+      <w:r>
+        <w:rPr>
+          <w:rStyle w:val="VerbatimChar"/>
+        </w:rPr>
+        <w:t xml:space="preserve">oco_notif_desvio</w:t>
+      </w:r>
+      <w:r>
+        <w:t xml:space="preserve"> </w:t>
+      </w:r>
+      <w:r>
+        <w:t xml:space="preserve">→</w:t>
+      </w:r>
+      <w:r>
+        <w:t xml:space="preserve"> </w:t>
+      </w:r>
+      <w:r>
+        <w:rPr>
+          <w:rStyle w:val="VerbatimChar"/>
+        </w:rPr>
+        <w:t xml:space="preserve">EntOcoNotifDesvio</w:t>
+      </w:r>
+      <w:r>
+        <w:t xml:space="preserve">, não</w:t>
+      </w:r>
+      <w:r>
+        <w:t xml:space="preserve"> </w:t>
+      </w:r>
+      <w:r>
+        <w:rPr>
+          <w:rStyle w:val="VerbatimChar"/>
+        </w:rPr>
+        <w:t xml:space="preserve">EntNotifDesvio</w:t>
+      </w:r>
+      <w:r>
+        <w:t xml:space="preserve">. Por isso a Entity de</w:t>
+      </w:r>
+      <w:r>
+        <w:t xml:space="preserve"> </w:t>
+      </w:r>
+      <w:r>
+        <w:rPr>
+          <w:rStyle w:val="VerbatimChar"/>
+        </w:rPr>
+        <w:t xml:space="preserve">log_notif_sms_config</w:t>
+      </w:r>
+      <w:r>
+        <w:t xml:space="preserve"> </w:t>
+      </w:r>
+      <w:r>
+        <w:t xml:space="preserve">é</w:t>
+      </w:r>
+      <w:r>
+        <w:t xml:space="preserve"> </w:t>
+      </w:r>
+      <w:r>
+        <w:rPr>
+          <w:rStyle w:val="VerbatimChar"/>
+        </w:rPr>
+        <w:t xml:space="preserve">EntLogNotifSmsConfig</w:t>
+      </w:r>
+      <w:r>
+        <w:t xml:space="preserve"> </w:t>
+      </w:r>
+      <w:r>
+        <w:t xml:space="preserve">(e não</w:t>
+      </w:r>
+      <w:r>
+        <w:t xml:space="preserve"> </w:t>
+      </w:r>
+      <w:r>
+        <w:rPr>
+          <w:rStyle w:val="VerbatimChar"/>
+        </w:rPr>
+        <w:t xml:space="preserve">EntNotifSmsConfig</w:t>
+      </w:r>
+      <w:r>
+        <w:t xml:space="preserve">), em</w:t>
+      </w:r>
+      <w:r>
+        <w:t xml:space="preserve"> </w:t>
+      </w:r>
+      <w:r>
+        <w:rPr>
+          <w:rStyle w:val="VerbatimChar"/>
+        </w:rPr>
+        <w:t xml:space="preserve">app/Entities/Logistica/EntLogNotifSmsConfig.php</w:t>
+      </w:r>
+      <w:r>
+        <w:t xml:space="preserve"> </w:t>
+      </w:r>
+      <w:r>
+        <w:t xml:space="preserve">(ver seção 5).</w:t>
       </w:r>
     </w:p>
     <w:tbl>
       <w:tblPr>
         <w:tblStyle w:val="Table"/>
-        <w:tblW w:type="pct" w:w="5000"/>
+        <w:tblW w:type="pct" w:w="4935"/>
         <w:tblLayout w:type="fixed"/>
         <w:tblLook w:firstRow="1" w:lastRow="0" w:firstColumn="0" w:lastColumn="0" w:noHBand="0" w:noVBand="0" w:val="0020"/>
       </w:tblPr>
       <w:tblGrid>
-        <w:gridCol w:w="2640"/>
-        <w:gridCol w:w="2640"/>
-        <w:gridCol w:w="2640"/>
+        <w:gridCol w:w="1328"/>
+        <w:gridCol w:w="4087"/>
+        <w:gridCol w:w="2401"/>
       </w:tblGrid>
       <w:tr>
         <w:trPr>
@@ -3651,6 +4443,7 @@
           <w:p>
             <w:pPr>
               <w:pStyle w:val="Compact"/>
+              <w:jc w:val="left"/>
             </w:pPr>
             <w:r>
               <w:t xml:space="preserve">Campo</w:t>
@@ -3662,6 +4455,7 @@
           <w:p>
             <w:pPr>
               <w:pStyle w:val="Compact"/>
+              <w:jc w:val="left"/>
             </w:pPr>
             <w:r>
               <w:t xml:space="preserve">Componente</w:t>
@@ -3682,6 +4476,7 @@
           <w:p>
             <w:pPr>
               <w:pStyle w:val="Compact"/>
+              <w:jc w:val="left"/>
             </w:pPr>
             <w:r>
               <w:t xml:space="preserve">Observação</w:t>
@@ -3695,6 +4490,7 @@
           <w:p>
             <w:pPr>
               <w:pStyle w:val="Compact"/>
+              <w:jc w:val="left"/>
             </w:pPr>
             <w:r>
               <w:rPr>
@@ -3709,6 +4505,7 @@
           <w:p>
             <w:pPr>
               <w:pStyle w:val="Compact"/>
+              <w:jc w:val="left"/>
             </w:pPr>
             <w:r>
               <w:rPr>
@@ -3733,6 +4530,7 @@
           <w:p>
             <w:pPr>
               <w:pStyle w:val="Compact"/>
+              <w:jc w:val="left"/>
             </w:pPr>
             <w:r>
               <w:rPr>
@@ -3747,6 +4545,7 @@
           <w:p>
             <w:pPr>
               <w:pStyle w:val="Compact"/>
+              <w:jc w:val="left"/>
             </w:pPr>
             <w:r>
               <w:rPr>
@@ -3774,6 +4573,7 @@
           <w:p>
             <w:pPr>
               <w:pStyle w:val="Compact"/>
+              <w:jc w:val="left"/>
             </w:pPr>
             <w:r>
               <w:rPr>
@@ -3788,6 +4588,7 @@
           <w:p>
             <w:pPr>
               <w:pStyle w:val="Compact"/>
+              <w:jc w:val="left"/>
             </w:pPr>
             <w:r>
               <w:rPr>
@@ -3814,6 +4615,7 @@
           <w:p>
             <w:pPr>
               <w:pStyle w:val="Compact"/>
+              <w:jc w:val="left"/>
             </w:pPr>
             <w:r>
               <w:rPr>
@@ -3830,6 +4632,7 @@
           <w:p>
             <w:pPr>
               <w:pStyle w:val="Compact"/>
+              <w:jc w:val="left"/>
             </w:pPr>
             <w:r>
               <w:rPr>
@@ -3844,6 +4647,7 @@
           <w:p>
             <w:pPr>
               <w:pStyle w:val="Compact"/>
+              <w:jc w:val="left"/>
             </w:pPr>
             <w:r>
               <w:rPr>
@@ -3870,6 +4674,7 @@
           <w:p>
             <w:pPr>
               <w:pStyle w:val="Compact"/>
+              <w:jc w:val="left"/>
             </w:pPr>
             <w:r>
               <w:t xml:space="preserve">grupo</w:t>
@@ -3904,6 +4709,7 @@
           <w:p>
             <w:pPr>
               <w:pStyle w:val="Compact"/>
+              <w:jc w:val="left"/>
             </w:pPr>
             <w:r>
               <w:rPr>
@@ -3918,6 +4724,7 @@
           <w:p>
             <w:pPr>
               <w:pStyle w:val="Compact"/>
+              <w:jc w:val="left"/>
             </w:pPr>
             <w:r>
               <w:rPr>
@@ -3947,6 +4754,7 @@
           <w:p>
             <w:pPr>
               <w:pStyle w:val="Compact"/>
+              <w:jc w:val="left"/>
             </w:pPr>
             <w:r>
               <w:t xml:space="preserve">grupo</w:t>
@@ -3966,6 +4774,7 @@
           <w:p>
             <w:pPr>
               <w:pStyle w:val="Compact"/>
+              <w:jc w:val="left"/>
             </w:pPr>
             <w:r>
               <w:rPr>
@@ -3980,6 +4789,7 @@
           <w:p>
             <w:pPr>
               <w:pStyle w:val="Compact"/>
+              <w:jc w:val="left"/>
             </w:pPr>
             <w:r>
               <w:rPr>
@@ -4006,6 +4816,7 @@
           <w:p>
             <w:pPr>
               <w:pStyle w:val="Compact"/>
+              <w:jc w:val="left"/>
             </w:pPr>
             <w:r>
               <w:t xml:space="preserve">grupo</w:t>
@@ -4025,6 +4836,7 @@
           <w:p>
             <w:pPr>
               <w:pStyle w:val="Compact"/>
+              <w:jc w:val="left"/>
             </w:pPr>
             <w:r>
               <w:rPr>
@@ -4039,6 +4851,7 @@
           <w:p>
             <w:pPr>
               <w:pStyle w:val="Compact"/>
+              <w:jc w:val="left"/>
             </w:pPr>
             <w:r>
               <w:rPr>
@@ -4068,6 +4881,7 @@
           <w:p>
             <w:pPr>
               <w:pStyle w:val="Compact"/>
+              <w:jc w:val="left"/>
             </w:pPr>
             <w:r>
               <w:t xml:space="preserve">grupo</w:t>
@@ -4087,6 +4901,7 @@
           <w:p>
             <w:pPr>
               <w:pStyle w:val="Compact"/>
+              <w:jc w:val="left"/>
             </w:pPr>
             <w:r>
               <w:rPr>
@@ -4101,6 +4916,7 @@
           <w:p>
             <w:pPr>
               <w:pStyle w:val="Compact"/>
+              <w:jc w:val="left"/>
             </w:pPr>
             <w:r>
               <w:rPr>
@@ -4130,6 +4946,7 @@
           <w:p>
             <w:pPr>
               <w:pStyle w:val="Compact"/>
+              <w:jc w:val="left"/>
             </w:pPr>
             <w:r>
               <w:t xml:space="preserve">grupo</w:t>
@@ -4164,6 +4981,7 @@
           <w:p>
             <w:pPr>
               <w:pStyle w:val="Compact"/>
+              <w:jc w:val="left"/>
             </w:pPr>
             <w:r>
               <w:rPr>
@@ -4178,6 +4996,7 @@
           <w:p>
             <w:pPr>
               <w:pStyle w:val="Compact"/>
+              <w:jc w:val="left"/>
             </w:pPr>
             <w:r>
               <w:rPr>
@@ -4198,9 +5017,10 @@
           <w:p>
             <w:pPr>
               <w:pStyle w:val="Compact"/>
+              <w:jc w:val="left"/>
             </w:pPr>
             <w:r>
-              <w:t xml:space="preserve">ver 3.5</w:t>
+              <w:t xml:space="preserve">ver 3.6</w:t>
             </w:r>
           </w:p>
         </w:tc>
@@ -4211,6 +5031,7 @@
           <w:p>
             <w:pPr>
               <w:pStyle w:val="Compact"/>
+              <w:jc w:val="left"/>
             </w:pPr>
             <w:r>
               <w:rPr>
@@ -4225,6 +5046,7 @@
           <w:p>
             <w:pPr>
               <w:pStyle w:val="Compact"/>
+              <w:jc w:val="left"/>
             </w:pPr>
             <w:r>
               <w:rPr>
@@ -4255,6 +5077,7 @@
           <w:p>
             <w:pPr>
               <w:pStyle w:val="Compact"/>
+              <w:jc w:val="left"/>
             </w:pPr>
             <w:r>
               <w:rPr>
@@ -4269,6 +5092,7 @@
           <w:p>
             <w:pPr>
               <w:pStyle w:val="Compact"/>
+              <w:jc w:val="left"/>
             </w:pPr>
             <w:r>
               <w:rPr>
@@ -4300,8 +5124,8 @@
         </w:tc>
       </w:tr>
     </w:tbl>
-    <w:bookmarkEnd w:id="25"/>
-    <w:bookmarkStart w:id="26" w:name="X0d3a8fdba4307167655f8faacb5a22d1eed026b"/>
+    <w:bookmarkEnd w:id="26"/>
+    <w:bookmarkStart w:id="27" w:name="X0d3a8fdba4307167655f8faacb5a22d1eed026b"/>
     <w:p>
       <w:pPr>
         <w:pStyle w:val="Heading4"/>
@@ -4335,469 +5159,6 @@
       </w:r>
       <w:r>
         <w:t xml:space="preserve">)</w:t>
-      </w:r>
-    </w:p>
-    <w:p>
-      <w:pPr>
-        <w:pStyle w:val="Compact"/>
-        <w:numPr>
-          <w:ilvl w:val="0"/>
-          <w:numId w:val="1003"/>
-        </w:numPr>
-      </w:pPr>
-      <w:r>
-        <w:rPr>
-          <w:rStyle w:val="VerbatimChar"/>
-        </w:rPr>
-        <w:t xml:space="preserve">index()</w:t>
-      </w:r>
-      <w:r>
-        <w:t xml:space="preserve"> </w:t>
-      </w:r>
-      <w:r>
-        <w:t xml:space="preserve">→</w:t>
-      </w:r>
-      <w:r>
-        <w:t xml:space="preserve"> </w:t>
-      </w:r>
-      <w:r>
-        <w:rPr>
-          <w:rStyle w:val="VerbatimChar"/>
-        </w:rPr>
-        <w:t xml:space="preserve">montaColunasLista()</w:t>
-      </w:r>
-      <w:r>
-        <w:t xml:space="preserve"> </w:t>
-      </w:r>
-      <w:r>
-        <w:t xml:space="preserve">+</w:t>
-      </w:r>
-      <w:r>
-        <w:t xml:space="preserve"> </w:t>
-      </w:r>
-      <w:r>
-        <w:rPr>
-          <w:rStyle w:val="VerbatimChar"/>
-        </w:rPr>
-        <w:t xml:space="preserve">url_lista</w:t>
-      </w:r>
-      <w:r>
-        <w:t xml:space="preserve"> </w:t>
-      </w:r>
-      <w:r>
-        <w:t xml:space="preserve">→</w:t>
-      </w:r>
-      <w:r>
-        <w:t xml:space="preserve"> </w:t>
-      </w:r>
-      <w:r>
-        <w:rPr>
-          <w:rStyle w:val="VerbatimChar"/>
-        </w:rPr>
-        <w:t xml:space="preserve">view('vw_lista')</w:t>
-      </w:r>
-      <w:r>
-        <w:t xml:space="preserve">.</w:t>
-      </w:r>
-    </w:p>
-    <w:p>
-      <w:pPr>
-        <w:pStyle w:val="Compact"/>
-        <w:numPr>
-          <w:ilvl w:val="0"/>
-          <w:numId w:val="1003"/>
-        </w:numPr>
-      </w:pPr>
-      <w:r>
-        <w:rPr>
-          <w:rStyle w:val="VerbatimChar"/>
-        </w:rPr>
-        <w:t xml:space="preserve">lista()</w:t>
-      </w:r>
-      <w:r>
-        <w:t xml:space="preserve"> </w:t>
-      </w:r>
-      <w:r>
-        <w:t xml:space="preserve">→</w:t>
-      </w:r>
-      <w:r>
-        <w:t xml:space="preserve"> </w:t>
-      </w:r>
-      <w:r>
-        <w:rPr>
-          <w:rStyle w:val="VerbatimChar"/>
-        </w:rPr>
-        <w:t xml:space="preserve">getListaRegras()</w:t>
-      </w:r>
-      <w:r>
-        <w:t xml:space="preserve"> </w:t>
-      </w:r>
-      <w:r>
-        <w:t xml:space="preserve">→</w:t>
-      </w:r>
-      <w:r>
-        <w:t xml:space="preserve"> </w:t>
-      </w:r>
-      <w:r>
-        <w:rPr>
-          <w:rStyle w:val="VerbatimChar"/>
-        </w:rPr>
-        <w:t xml:space="preserve">echo json_encode(['data' =&gt; ...])</w:t>
-      </w:r>
-      <w:r>
-        <w:t xml:space="preserve">.</w:t>
-      </w:r>
-    </w:p>
-    <w:p>
-      <w:pPr>
-        <w:pStyle w:val="Compact"/>
-        <w:numPr>
-          <w:ilvl w:val="0"/>
-          <w:numId w:val="1003"/>
-        </w:numPr>
-      </w:pPr>
-      <w:r>
-        <w:rPr>
-          <w:rStyle w:val="VerbatimChar"/>
-        </w:rPr>
-        <w:t xml:space="preserve">add()</w:t>
-      </w:r>
-      <w:r>
-        <w:t xml:space="preserve"> </w:t>
-      </w:r>
-      <w:r>
-        <w:t xml:space="preserve">/</w:t>
-      </w:r>
-      <w:r>
-        <w:t xml:space="preserve"> </w:t>
-      </w:r>
-      <w:r>
-        <w:rPr>
-          <w:rStyle w:val="VerbatimChar"/>
-        </w:rPr>
-        <w:t xml:space="preserve">edit($id, $show)</w:t>
-      </w:r>
-      <w:r>
-        <w:t xml:space="preserve"> </w:t>
-      </w:r>
-      <w:r>
-        <w:t xml:space="preserve">/</w:t>
-      </w:r>
-      <w:r>
-        <w:t xml:space="preserve"> </w:t>
-      </w:r>
-      <w:r>
-        <w:rPr>
-          <w:rStyle w:val="VerbatimChar"/>
-        </w:rPr>
-        <w:t xml:space="preserve">show($id)</w:t>
-      </w:r>
-      <w:r>
-        <w:t xml:space="preserve"> </w:t>
-      </w:r>
-      <w:r>
-        <w:t xml:space="preserve">→</w:t>
-      </w:r>
-      <w:r>
-        <w:t xml:space="preserve"> </w:t>
-      </w:r>
-      <w:r>
-        <w:rPr>
-          <w:rStyle w:val="VerbatimChar"/>
-        </w:rPr>
-        <w:t xml:space="preserve">view('vw_edicao')</w:t>
-      </w:r>
-      <w:r>
-        <w:t xml:space="preserve">.</w:t>
-      </w:r>
-    </w:p>
-    <w:p>
-      <w:pPr>
-        <w:pStyle w:val="Compact"/>
-        <w:numPr>
-          <w:ilvl w:val="0"/>
-          <w:numId w:val="1003"/>
-        </w:numPr>
-      </w:pPr>
-      <w:r>
-        <w:rPr>
-          <w:rStyle w:val="VerbatimChar"/>
-        </w:rPr>
-        <w:t xml:space="preserve">store()</w:t>
-      </w:r>
-      <w:r>
-        <w:t xml:space="preserve"> </w:t>
-      </w:r>
-      <w:r>
-        <w:t xml:space="preserve">→</w:t>
-      </w:r>
-      <w:r>
-        <w:t xml:space="preserve"> </w:t>
-      </w:r>
-      <w:r>
-        <w:rPr>
-          <w:rStyle w:val="VerbatimChar"/>
-        </w:rPr>
-        <w:t xml:space="preserve">verificaUnico()</w:t>
-      </w:r>
-      <w:r>
-        <w:t xml:space="preserve"> </w:t>
-      </w:r>
-      <w:r>
-        <w:t xml:space="preserve">por</w:t>
-      </w:r>
-      <w:r>
-        <w:t xml:space="preserve"> </w:t>
-      </w:r>
-      <w:r>
-        <w:rPr>
-          <w:rStyle w:val="VerbatimChar"/>
-        </w:rPr>
-        <w:t xml:space="preserve">nsc_nome</w:t>
-      </w:r>
-      <w:r>
-        <w:t xml:space="preserve">, em transação.</w:t>
-      </w:r>
-    </w:p>
-    <w:p>
-      <w:pPr>
-        <w:pStyle w:val="Compact"/>
-        <w:numPr>
-          <w:ilvl w:val="0"/>
-          <w:numId w:val="1003"/>
-        </w:numPr>
-      </w:pPr>
-      <w:r>
-        <w:rPr>
-          <w:rStyle w:val="VerbatimChar"/>
-        </w:rPr>
-        <w:t xml:space="preserve">ativinativ($id, $tipo)</w:t>
-      </w:r>
-      <w:r>
-        <w:t xml:space="preserve"> </w:t>
-      </w:r>
-      <w:r>
-        <w:t xml:space="preserve">→ seta</w:t>
-      </w:r>
-      <w:r>
-        <w:t xml:space="preserve"> </w:t>
-      </w:r>
-      <w:r>
-        <w:rPr>
-          <w:rStyle w:val="VerbatimChar"/>
-        </w:rPr>
-        <w:t xml:space="preserve">nsc_ativo</w:t>
-      </w:r>
-      <w:r>
-        <w:t xml:space="preserve"> </w:t>
-      </w:r>
-      <w:r>
-        <w:rPr>
-          <w:rStyle w:val="VerbatimChar"/>
-        </w:rPr>
-        <w:t xml:space="preserve">'A'</w:t>
-      </w:r>
-      <w:r>
-        <w:t xml:space="preserve">/</w:t>
-      </w:r>
-      <w:r>
-        <w:rPr>
-          <w:rStyle w:val="VerbatimChar"/>
-        </w:rPr>
-        <w:t xml:space="preserve">'I'</w:t>
-      </w:r>
-      <w:r>
-        <w:t xml:space="preserve">; permite inativar livremente mesmo havendo histórico em</w:t>
-      </w:r>
-      <w:r>
-        <w:t xml:space="preserve"> </w:t>
-      </w:r>
-      <w:r>
-        <w:rPr>
-          <w:rStyle w:val="VerbatimChar"/>
-        </w:rPr>
-        <w:t xml:space="preserve">log_notif_sms_enviadas</w:t>
-      </w:r>
-      <w:r>
-        <w:t xml:space="preserve">.</w:t>
-      </w:r>
-    </w:p>
-    <w:p>
-      <w:pPr>
-        <w:pStyle w:val="Compact"/>
-        <w:numPr>
-          <w:ilvl w:val="0"/>
-          <w:numId w:val="1003"/>
-        </w:numPr>
-      </w:pPr>
-      <w:r>
-        <w:rPr>
-          <w:rStyle w:val="VerbatimChar"/>
-        </w:rPr>
-        <w:t xml:space="preserve">delete($id)</w:t>
-      </w:r>
-      <w:r>
-        <w:t xml:space="preserve"> </w:t>
-      </w:r>
-      <w:r>
-        <w:t xml:space="preserve">→ checa via</w:t>
-      </w:r>
-      <w:r>
-        <w:t xml:space="preserve"> </w:t>
-      </w:r>
-      <w:r>
-        <w:rPr>
-          <w:rStyle w:val="VerbatimChar"/>
-        </w:rPr>
-        <w:t xml:space="preserve">ForeignKeyUsageChecker</w:t>
-      </w:r>
-      <w:r>
-        <w:t xml:space="preserve"> </w:t>
-      </w:r>
-      <w:r>
-        <w:t xml:space="preserve">se há registros associados em</w:t>
-      </w:r>
-      <w:r>
-        <w:t xml:space="preserve"> </w:t>
-      </w:r>
-      <w:r>
-        <w:rPr>
-          <w:rStyle w:val="VerbatimChar"/>
-        </w:rPr>
-        <w:t xml:space="preserve">log_notif_sms_enviadas</w:t>
-      </w:r>
-      <w:r>
-        <w:t xml:space="preserve">; se houver,</w:t>
-      </w:r>
-      <w:r>
-        <w:t xml:space="preserve"> </w:t>
-      </w:r>
-      <w:r>
-        <w:rPr>
-          <w:b/>
-          <w:bCs/>
-        </w:rPr>
-        <w:t xml:space="preserve">bloqueia a exclusão</w:t>
-      </w:r>
-      <w:r>
-        <w:t xml:space="preserve">.</w:t>
-      </w:r>
-    </w:p>
-    <w:p>
-      <w:pPr>
-        <w:pStyle w:val="FirstParagraph"/>
-      </w:pPr>
-      <w:r>
-        <w:t xml:space="preserve">Nomenclatura de métodos segue o padrão exigido por</w:t>
-      </w:r>
-      <w:r>
-        <w:t xml:space="preserve"> </w:t>
-      </w:r>
-      <w:r>
-        <w:rPr>
-          <w:rStyle w:val="VerbatimChar"/>
-        </w:rPr>
-        <w:t xml:space="preserve">LoginFilter</w:t>
-      </w:r>
-      <w:r>
-        <w:t xml:space="preserve">/log de auditoria automático (</w:t>
-      </w:r>
-      <w:r>
-        <w:rPr>
-          <w:rStyle w:val="VerbatimChar"/>
-        </w:rPr>
-        <w:t xml:space="preserve">rascunho-helpers-php.md</w:t>
-      </w:r>
-      <w:r>
-        <w:t xml:space="preserve">):</w:t>
-      </w:r>
-      <w:r>
-        <w:t xml:space="preserve"> </w:t>
-      </w:r>
-      <w:r>
-        <w:rPr>
-          <w:rStyle w:val="VerbatimChar"/>
-        </w:rPr>
-        <w:t xml:space="preserve">index/lista/show/add/store/edit/update/delete/ordena/ativinativ</w:t>
-      </w:r>
-      <w:r>
-        <w:t xml:space="preserve">.</w:t>
-      </w:r>
-    </w:p>
-    <w:bookmarkEnd w:id="26"/>
-    <w:bookmarkEnd w:id="27"/>
-    <w:bookmarkStart w:id="30" w:name="Xbebe25d0f10dd91954e1b96d89ef18eb80bc86e"/>
-    <w:p>
-      <w:pPr>
-        <w:pStyle w:val="Heading3"/>
-      </w:pPr>
-      <w:r>
-        <w:t xml:space="preserve">6.2</w:t>
-      </w:r>
-      <w:r>
-        <w:t xml:space="preserve"> </w:t>
-      </w:r>
-      <w:r>
-        <w:rPr>
-          <w:rStyle w:val="VerbatimChar"/>
-        </w:rPr>
-        <w:t xml:space="preserve">NotifSmsEnviadas</w:t>
-      </w:r>
-      <w:r>
-        <w:t xml:space="preserve"> </w:t>
-      </w:r>
-      <w:r>
-        <w:t xml:space="preserve">— Consulta de SMS Enviados por período</w:t>
-      </w:r>
-    </w:p>
-    <w:p>
-      <w:pPr>
-        <w:pStyle w:val="FirstParagraph"/>
-      </w:pPr>
-      <w:r>
-        <w:t xml:space="preserve">Modelo de referência:</w:t>
-      </w:r>
-      <w:r>
-        <w:t xml:space="preserve"> </w:t>
-      </w:r>
-      <w:r>
-        <w:rPr>
-          <w:rStyle w:val="VerbatimChar"/>
-        </w:rPr>
-        <w:t xml:space="preserve">app/Controllers/Config/CfgLoguser.php</w:t>
-      </w:r>
-      <w:r>
-        <w:t xml:space="preserve">. Tela somente leitura, sem Entity própria (mesmo padrão de</w:t>
-      </w:r>
-      <w:r>
-        <w:t xml:space="preserve"> </w:t>
-      </w:r>
-      <w:r>
-        <w:rPr>
-          <w:rStyle w:val="VerbatimChar"/>
-        </w:rPr>
-        <w:t xml:space="preserve">CfgLoguser</w:t>
-      </w:r>
-      <w:r>
-        <w:t xml:space="preserve">).</w:t>
-      </w:r>
-    </w:p>
-    <w:bookmarkStart w:id="28" w:name="model-logisnotifsmsenviadasmodel"/>
-    <w:p>
-      <w:pPr>
-        <w:pStyle w:val="Heading4"/>
-      </w:pPr>
-      <w:r>
-        <w:t xml:space="preserve">Model</w:t>
-      </w:r>
-      <w:r>
-        <w:t xml:space="preserve"> </w:t>
-      </w:r>
-      <w:r>
-        <w:rPr>
-          <w:rStyle w:val="VerbatimChar"/>
-        </w:rPr>
-        <w:t xml:space="preserve">LogisNotifSmsEnviadasModel</w:t>
       </w:r>
     </w:p>
     <w:p>
@@ -4812,7 +5173,55 @@
         <w:rPr>
           <w:rStyle w:val="VerbatimChar"/>
         </w:rPr>
-        <w:t xml:space="preserve">$DBGroup = 'dbLogistica'</w:t>
+        <w:t xml:space="preserve">index()</w:t>
+      </w:r>
+      <w:r>
+        <w:t xml:space="preserve"> </w:t>
+      </w:r>
+      <w:r>
+        <w:t xml:space="preserve">→</w:t>
+      </w:r>
+      <w:r>
+        <w:t xml:space="preserve"> </w:t>
+      </w:r>
+      <w:r>
+        <w:rPr>
+          <w:rStyle w:val="VerbatimChar"/>
+        </w:rPr>
+        <w:t xml:space="preserve">montaColunasLista()</w:t>
+      </w:r>
+      <w:r>
+        <w:t xml:space="preserve"> </w:t>
+      </w:r>
+      <w:r>
+        <w:t xml:space="preserve">+</w:t>
+      </w:r>
+      <w:r>
+        <w:t xml:space="preserve"> </w:t>
+      </w:r>
+      <w:r>
+        <w:rPr>
+          <w:rStyle w:val="VerbatimChar"/>
+        </w:rPr>
+        <w:t xml:space="preserve">url_lista</w:t>
+      </w:r>
+      <w:r>
+        <w:t xml:space="preserve"> </w:t>
+      </w:r>
+      <w:r>
+        <w:t xml:space="preserve">→</w:t>
+      </w:r>
+      <w:r>
+        <w:t xml:space="preserve"> </w:t>
+      </w:r>
+      <w:r>
+        <w:rPr>
+          <w:rStyle w:val="VerbatimChar"/>
+        </w:rPr>
+        <w:t xml:space="preserve">view('vw_lista')</w:t>
+      </w:r>
+      <w:r>
+        <w:t xml:space="preserve">.</w:t>
       </w:r>
     </w:p>
     <w:p>
@@ -4827,7 +5236,40 @@
         <w:rPr>
           <w:rStyle w:val="VerbatimChar"/>
         </w:rPr>
-        <w:t xml:space="preserve">$table = 'log_notif_sms_enviadas'</w:t>
+        <w:t xml:space="preserve">lista()</w:t>
+      </w:r>
+      <w:r>
+        <w:t xml:space="preserve"> </w:t>
+      </w:r>
+      <w:r>
+        <w:t xml:space="preserve">→</w:t>
+      </w:r>
+      <w:r>
+        <w:t xml:space="preserve"> </w:t>
+      </w:r>
+      <w:r>
+        <w:rPr>
+          <w:rStyle w:val="VerbatimChar"/>
+        </w:rPr>
+        <w:t xml:space="preserve">getListaRegras()</w:t>
+      </w:r>
+      <w:r>
+        <w:t xml:space="preserve"> </w:t>
+      </w:r>
+      <w:r>
+        <w:t xml:space="preserve">→</w:t>
+      </w:r>
+      <w:r>
+        <w:t xml:space="preserve"> </w:t>
+      </w:r>
+      <w:r>
+        <w:rPr>
+          <w:rStyle w:val="VerbatimChar"/>
+        </w:rPr>
+        <w:t xml:space="preserve">echo json_encode(['data' =&gt; ...])</w:t>
+      </w:r>
+      <w:r>
+        <w:t xml:space="preserve">.</w:t>
       </w:r>
     </w:p>
     <w:p>
@@ -4842,7 +5284,109 @@
         <w:rPr>
           <w:rStyle w:val="VerbatimChar"/>
         </w:rPr>
-        <w:t xml:space="preserve">$primaryKey = 'nse_id'</w:t>
+        <w:t xml:space="preserve">add()</w:t>
+      </w:r>
+      <w:r>
+        <w:t xml:space="preserve"> </w:t>
+      </w:r>
+      <w:r>
+        <w:t xml:space="preserve">/</w:t>
+      </w:r>
+      <w:r>
+        <w:t xml:space="preserve"> </w:t>
+      </w:r>
+      <w:r>
+        <w:rPr>
+          <w:rStyle w:val="VerbatimChar"/>
+        </w:rPr>
+        <w:t xml:space="preserve">edit($id, $show)</w:t>
+      </w:r>
+      <w:r>
+        <w:t xml:space="preserve"> </w:t>
+      </w:r>
+      <w:r>
+        <w:t xml:space="preserve">/</w:t>
+      </w:r>
+      <w:r>
+        <w:t xml:space="preserve"> </w:t>
+      </w:r>
+      <w:r>
+        <w:rPr>
+          <w:rStyle w:val="VerbatimChar"/>
+        </w:rPr>
+        <w:t xml:space="preserve">show($id)</w:t>
+      </w:r>
+      <w:r>
+        <w:t xml:space="preserve"> </w:t>
+      </w:r>
+      <w:r>
+        <w:t xml:space="preserve">→</w:t>
+      </w:r>
+      <w:r>
+        <w:t xml:space="preserve"> </w:t>
+      </w:r>
+      <w:r>
+        <w:rPr>
+          <w:rStyle w:val="VerbatimChar"/>
+        </w:rPr>
+        <w:t xml:space="preserve">view('vw_edicao')</w:t>
+      </w:r>
+      <w:r>
+        <w:t xml:space="preserve">.</w:t>
+      </w:r>
+      <w:r>
+        <w:t xml:space="preserve"> </w:t>
+      </w:r>
+      <w:r>
+        <w:rPr>
+          <w:rStyle w:val="VerbatimChar"/>
+        </w:rPr>
+        <w:t xml:space="preserve">edit()</w:t>
+      </w:r>
+      <w:r>
+        <w:t xml:space="preserve">/</w:t>
+      </w:r>
+      <w:r>
+        <w:rPr>
+          <w:rStyle w:val="VerbatimChar"/>
+        </w:rPr>
+        <w:t xml:space="preserve">show()</w:t>
+      </w:r>
+      <w:r>
+        <w:t xml:space="preserve"> </w:t>
+      </w:r>
+      <w:r>
+        <w:t xml:space="preserve">populam</w:t>
+      </w:r>
+      <w:r>
+        <w:t xml:space="preserve"> </w:t>
+      </w:r>
+      <w:r>
+        <w:rPr>
+          <w:rStyle w:val="VerbatimChar"/>
+        </w:rPr>
+        <w:t xml:space="preserve">$this-&gt;data['log'] = buscaLog('log_notif_sms_config', $id);</w:t>
+      </w:r>
+      <w:r>
+        <w:t xml:space="preserve"> </w:t>
+      </w:r>
+      <w:r>
+        <w:t xml:space="preserve">antes da view, igual a</w:t>
+      </w:r>
+      <w:r>
+        <w:t xml:space="preserve"> </w:t>
+      </w:r>
+      <w:r>
+        <w:rPr>
+          <w:rStyle w:val="VerbatimChar"/>
+        </w:rPr>
+        <w:t xml:space="preserve">CfgCor::edit()</w:t>
+      </w:r>
+      <w:r>
+        <w:t xml:space="preserve"> </w:t>
+      </w:r>
+      <w:r>
+        <w:t xml:space="preserve">(ver 3.3).</w:t>
       </w:r>
     </w:p>
     <w:p>
@@ -4857,7 +5401,40 @@
         <w:rPr>
           <w:rStyle w:val="VerbatimChar"/>
         </w:rPr>
-        <w:t xml:space="preserve">$returnType = 'array'</w:t>
+        <w:t xml:space="preserve">store()</w:t>
+      </w:r>
+      <w:r>
+        <w:t xml:space="preserve"> </w:t>
+      </w:r>
+      <w:r>
+        <w:t xml:space="preserve">→</w:t>
+      </w:r>
+      <w:r>
+        <w:t xml:space="preserve"> </w:t>
+      </w:r>
+      <w:r>
+        <w:rPr>
+          <w:rStyle w:val="VerbatimChar"/>
+        </w:rPr>
+        <w:t xml:space="preserve">verificaUnico()</w:t>
+      </w:r>
+      <w:r>
+        <w:t xml:space="preserve"> </w:t>
+      </w:r>
+      <w:r>
+        <w:t xml:space="preserve">por</w:t>
+      </w:r>
+      <w:r>
+        <w:t xml:space="preserve"> </w:t>
+      </w:r>
+      <w:r>
+        <w:rPr>
+          <w:rStyle w:val="VerbatimChar"/>
+        </w:rPr>
+        <w:t xml:space="preserve">nsc_nome</w:t>
+      </w:r>
+      <w:r>
+        <w:t xml:space="preserve">, em transação.</w:t>
       </w:r>
     </w:p>
     <w:p>
@@ -4869,110 +5446,274 @@
         </w:numPr>
       </w:pPr>
       <w:r>
-        <w:t xml:space="preserve">Método</w:t>
-      </w:r>
-      <w:r>
-        <w:t xml:space="preserve"> </w:t>
-      </w:r>
-      <w:r>
-        <w:rPr>
-          <w:rStyle w:val="VerbatimChar"/>
-        </w:rPr>
-        <w:t xml:space="preserve">getEnviadasPeriodo(string $dataIni, string $dataFim, ?int $nscId = null)</w:t>
-      </w:r>
-      <w:r>
-        <w:t xml:space="preserve">:</w:t>
-      </w:r>
-      <w:r>
-        <w:t xml:space="preserve"> </w:t>
-      </w:r>
-      <w:r>
-        <w:rPr>
-          <w:rStyle w:val="VerbatimChar"/>
-        </w:rPr>
-        <w:t xml:space="preserve">JOIN</w:t>
-      </w:r>
-      <w:r>
-        <w:t xml:space="preserve"> </w:t>
-      </w:r>
-      <w:r>
-        <w:t xml:space="preserve">com</w:t>
-      </w:r>
-      <w:r>
-        <w:t xml:space="preserve"> </w:t>
-      </w:r>
-      <w:r>
-        <w:rPr>
-          <w:rStyle w:val="VerbatimChar"/>
-        </w:rPr>
-        <w:t xml:space="preserve">log_notif_sms_config</w:t>
-      </w:r>
-      <w:r>
-        <w:t xml:space="preserve"> </w:t>
-      </w:r>
-      <w:r>
-        <w:t xml:space="preserve">para trazer</w:t>
-      </w:r>
-      <w:r>
-        <w:t xml:space="preserve"> </w:t>
-      </w:r>
-      <w:r>
-        <w:rPr>
-          <w:rStyle w:val="VerbatimChar"/>
-        </w:rPr>
-        <w:t xml:space="preserve">nsc_nome</w:t>
-      </w:r>
-      <w:r>
-        <w:t xml:space="preserve">; filtra por período (</w:t>
-      </w:r>
-      <w:r>
-        <w:rPr>
-          <w:rStyle w:val="VerbatimChar"/>
-        </w:rPr>
-        <w:t xml:space="preserve">nse_data_envio</w:t>
-      </w:r>
-      <w:r>
-        <w:t xml:space="preserve">) e, opcionalmente, por regra (</w:t>
-      </w:r>
-      <w:r>
-        <w:rPr>
-          <w:rStyle w:val="VerbatimChar"/>
-        </w:rPr>
-        <w:t xml:space="preserve">nse_nsc_id</w:t>
-      </w:r>
-      <w:r>
-        <w:t xml:space="preserve">); ordenado por</w:t>
-      </w:r>
-      <w:r>
-        <w:t xml:space="preserve"> </w:t>
-      </w:r>
-      <w:r>
-        <w:rPr>
-          <w:rStyle w:val="VerbatimChar"/>
-        </w:rPr>
-        <w:t xml:space="preserve">nse_data_envio DESC</w:t>
+        <w:rPr>
+          <w:rStyle w:val="VerbatimChar"/>
+        </w:rPr>
+        <w:t xml:space="preserve">ativinativ($id, $tipo)</w:t>
+      </w:r>
+      <w:r>
+        <w:t xml:space="preserve"> </w:t>
+      </w:r>
+      <w:r>
+        <w:t xml:space="preserve">→ seta</w:t>
+      </w:r>
+      <w:r>
+        <w:t xml:space="preserve"> </w:t>
+      </w:r>
+      <w:r>
+        <w:rPr>
+          <w:rStyle w:val="VerbatimChar"/>
+        </w:rPr>
+        <w:t xml:space="preserve">nsc_ativo</w:t>
+      </w:r>
+      <w:r>
+        <w:t xml:space="preserve"> </w:t>
+      </w:r>
+      <w:r>
+        <w:rPr>
+          <w:rStyle w:val="VerbatimChar"/>
+        </w:rPr>
+        <w:t xml:space="preserve">'A'</w:t>
+      </w:r>
+      <w:r>
+        <w:t xml:space="preserve">/</w:t>
+      </w:r>
+      <w:r>
+        <w:rPr>
+          <w:rStyle w:val="VerbatimChar"/>
+        </w:rPr>
+        <w:t xml:space="preserve">'I'</w:t>
+      </w:r>
+      <w:r>
+        <w:t xml:space="preserve">; permite</w:t>
+      </w:r>
+      <w:r>
+        <w:t xml:space="preserve"> </w:t>
+      </w:r>
+      <w:r>
+        <w:t xml:space="preserve">inativar livremente mesmo havendo histórico em</w:t>
+      </w:r>
+      <w:r>
+        <w:t xml:space="preserve"> </w:t>
+      </w:r>
+      <w:r>
+        <w:rPr>
+          <w:rStyle w:val="VerbatimChar"/>
+        </w:rPr>
+        <w:t xml:space="preserve">log_notif_sms_enviadas</w:t>
       </w:r>
       <w:r>
         <w:t xml:space="preserve">.</w:t>
       </w:r>
     </w:p>
+    <w:p>
+      <w:pPr>
+        <w:pStyle w:val="Compact"/>
+        <w:numPr>
+          <w:ilvl w:val="0"/>
+          <w:numId w:val="1004"/>
+        </w:numPr>
+      </w:pPr>
+      <w:r>
+        <w:rPr>
+          <w:rStyle w:val="VerbatimChar"/>
+        </w:rPr>
+        <w:t xml:space="preserve">delete($id)</w:t>
+      </w:r>
+      <w:r>
+        <w:t xml:space="preserve"> </w:t>
+      </w:r>
+      <w:r>
+        <w:t xml:space="preserve">→ checa via</w:t>
+      </w:r>
+      <w:r>
+        <w:t xml:space="preserve"> </w:t>
+      </w:r>
+      <w:r>
+        <w:rPr>
+          <w:rStyle w:val="VerbatimChar"/>
+        </w:rPr>
+        <w:t xml:space="preserve">ForeignKeyUsageChecker</w:t>
+      </w:r>
+      <w:r>
+        <w:t xml:space="preserve"> </w:t>
+      </w:r>
+      <w:r>
+        <w:t xml:space="preserve">se há registros</w:t>
+      </w:r>
+      <w:r>
+        <w:t xml:space="preserve"> </w:t>
+      </w:r>
+      <w:r>
+        <w:t xml:space="preserve">associados em</w:t>
+      </w:r>
+      <w:r>
+        <w:t xml:space="preserve"> </w:t>
+      </w:r>
+      <w:r>
+        <w:rPr>
+          <w:rStyle w:val="VerbatimChar"/>
+        </w:rPr>
+        <w:t xml:space="preserve">log_notif_sms_enviadas</w:t>
+      </w:r>
+      <w:r>
+        <w:t xml:space="preserve">; se houver,</w:t>
+      </w:r>
+      <w:r>
+        <w:t xml:space="preserve"> </w:t>
+      </w:r>
+      <w:r>
+        <w:rPr>
+          <w:b/>
+          <w:bCs/>
+        </w:rPr>
+        <w:t xml:space="preserve">bloqueia a</w:t>
+      </w:r>
+      <w:r>
+        <w:rPr>
+          <w:b/>
+          <w:bCs/>
+        </w:rPr>
+        <w:t xml:space="preserve"> </w:t>
+      </w:r>
+      <w:r>
+        <w:rPr>
+          <w:b/>
+          <w:bCs/>
+        </w:rPr>
+        <w:t xml:space="preserve">exclusão</w:t>
+      </w:r>
+      <w:r>
+        <w:t xml:space="preserve">.</w:t>
+      </w:r>
+    </w:p>
+    <w:p>
+      <w:pPr>
+        <w:pStyle w:val="FirstParagraph"/>
+      </w:pPr>
+      <w:r>
+        <w:t xml:space="preserve">Nomenclatura de métodos segue o padrão exigido por</w:t>
+      </w:r>
+      <w:r>
+        <w:t xml:space="preserve"> </w:t>
+      </w:r>
+      <w:r>
+        <w:rPr>
+          <w:rStyle w:val="VerbatimChar"/>
+        </w:rPr>
+        <w:t xml:space="preserve">LoginFilter</w:t>
+      </w:r>
+      <w:r>
+        <w:t xml:space="preserve">/log de</w:t>
+      </w:r>
+      <w:r>
+        <w:t xml:space="preserve"> </w:t>
+      </w:r>
+      <w:r>
+        <w:t xml:space="preserve">auditoria automático (</w:t>
+      </w:r>
+      <w:r>
+        <w:rPr>
+          <w:rStyle w:val="VerbatimChar"/>
+        </w:rPr>
+        <w:t xml:space="preserve">rascunho-helpers-php.md</w:t>
+      </w:r>
+      <w:r>
+        <w:t xml:space="preserve">):</w:t>
+      </w:r>
+      <w:r>
+        <w:t xml:space="preserve"> </w:t>
+      </w:r>
+      <w:r>
+        <w:rPr>
+          <w:rStyle w:val="VerbatimChar"/>
+        </w:rPr>
+        <w:t xml:space="preserve">index/lista/show/add/store/edit/update/delete/ordena/ativinativ</w:t>
+      </w:r>
+      <w:r>
+        <w:t xml:space="preserve">.</w:t>
+      </w:r>
+    </w:p>
+    <w:bookmarkEnd w:id="27"/>
     <w:bookmarkEnd w:id="28"/>
-    <w:bookmarkStart w:id="29" w:name="controller-notifsmsenviadas"/>
+    <w:bookmarkStart w:id="31" w:name="Xbebe25d0f10dd91954e1b96d89ef18eb80bc86e"/>
+    <w:p>
+      <w:pPr>
+        <w:pStyle w:val="Heading3"/>
+      </w:pPr>
+      <w:r>
+        <w:t xml:space="preserve">6.2</w:t>
+      </w:r>
+      <w:r>
+        <w:t xml:space="preserve"> </w:t>
+      </w:r>
+      <w:r>
+        <w:rPr>
+          <w:rStyle w:val="VerbatimChar"/>
+        </w:rPr>
+        <w:t xml:space="preserve">NotifSmsEnviadas</w:t>
+      </w:r>
+      <w:r>
+        <w:t xml:space="preserve"> </w:t>
+      </w:r>
+      <w:r>
+        <w:t xml:space="preserve">— Consulta de SMS Enviados por período</w:t>
+      </w:r>
+    </w:p>
+    <w:p>
+      <w:pPr>
+        <w:pStyle w:val="FirstParagraph"/>
+      </w:pPr>
+      <w:r>
+        <w:t xml:space="preserve">Modelo de referência:</w:t>
+      </w:r>
+      <w:r>
+        <w:t xml:space="preserve"> </w:t>
+      </w:r>
+      <w:r>
+        <w:rPr>
+          <w:rStyle w:val="VerbatimChar"/>
+        </w:rPr>
+        <w:t xml:space="preserve">app/Controllers/Config/CfgLoguser.php</w:t>
+      </w:r>
+      <w:r>
+        <w:t xml:space="preserve">. Tela</w:t>
+      </w:r>
+      <w:r>
+        <w:t xml:space="preserve"> </w:t>
+      </w:r>
+      <w:r>
+        <w:t xml:space="preserve">somente leitura, sem Entity própria (mesmo padrão de</w:t>
+      </w:r>
+      <w:r>
+        <w:t xml:space="preserve"> </w:t>
+      </w:r>
+      <w:r>
+        <w:rPr>
+          <w:rStyle w:val="VerbatimChar"/>
+        </w:rPr>
+        <w:t xml:space="preserve">CfgLoguser</w:t>
+      </w:r>
+      <w:r>
+        <w:t xml:space="preserve">).</w:t>
+      </w:r>
+    </w:p>
+    <w:bookmarkStart w:id="29" w:name="model-logisnotifsmsenviadasmodel"/>
     <w:p>
       <w:pPr>
         <w:pStyle w:val="Heading4"/>
       </w:pPr>
       <w:r>
-        <w:t xml:space="preserve">Controller</w:t>
-      </w:r>
-      <w:r>
-        <w:t xml:space="preserve"> </w:t>
-      </w:r>
-      <w:r>
-        <w:rPr>
-          <w:rStyle w:val="VerbatimChar"/>
-        </w:rPr>
-        <w:t xml:space="preserve">NotifSmsEnviadas</w:t>
+        <w:t xml:space="preserve">Model</w:t>
+      </w:r>
+      <w:r>
+        <w:t xml:space="preserve"> </w:t>
+      </w:r>
+      <w:r>
+        <w:rPr>
+          <w:rStyle w:val="VerbatimChar"/>
+        </w:rPr>
+        <w:t xml:space="preserve">LogisNotifSmsEnviadasModel</w:t>
       </w:r>
     </w:p>
     <w:p>
@@ -4987,118 +5728,7 @@
         <w:rPr>
           <w:rStyle w:val="VerbatimChar"/>
         </w:rPr>
-        <w:t xml:space="preserve">index()</w:t>
-      </w:r>
-      <w:r>
-        <w:t xml:space="preserve">:</w:t>
-      </w:r>
-    </w:p>
-    <w:p>
-      <w:pPr>
-        <w:pStyle w:val="Compact"/>
-        <w:numPr>
-          <w:ilvl w:val="1"/>
-          <w:numId w:val="1006"/>
-        </w:numPr>
-      </w:pPr>
-      <w:r>
-        <w:t xml:space="preserve">Filtro de período obrigatório via</w:t>
-      </w:r>
-      <w:r>
-        <w:t xml:space="preserve"> </w:t>
-      </w:r>
-      <w:r>
-        <w:rPr>
-          <w:rStyle w:val="VerbatimChar"/>
-        </w:rPr>
-        <w:t xml:space="preserve">crDaterange()</w:t>
-      </w:r>
-      <w:r>
-        <w:t xml:space="preserve">.</w:t>
-      </w:r>
-    </w:p>
-    <w:p>
-      <w:pPr>
-        <w:pStyle w:val="Compact"/>
-        <w:numPr>
-          <w:ilvl w:val="1"/>
-          <w:numId w:val="1006"/>
-        </w:numPr>
-      </w:pPr>
-      <w:r>
-        <w:t xml:space="preserve">Filtro opcional por regra via</w:t>
-      </w:r>
-      <w:r>
-        <w:t xml:space="preserve"> </w:t>
-      </w:r>
-      <w:r>
-        <w:rPr>
-          <w:rStyle w:val="VerbatimChar"/>
-        </w:rPr>
-        <w:t xml:space="preserve">criaSelectRelativo('log_notif_sms_config', 'nsc_id', 'nsc_nome', null, 1, 'log_notif_sms_enviadas', [], $config, 'nse_nsc_id')</w:t>
-      </w:r>
-      <w:r>
-        <w:t xml:space="preserve"> </w:t>
-      </w:r>
-      <w:r>
-        <w:t xml:space="preserve">(conforme</w:t>
-      </w:r>
-      <w:r>
-        <w:t xml:space="preserve"> </w:t>
-      </w:r>
-      <w:r>
-        <w:rPr>
-          <w:rStyle w:val="VerbatimChar"/>
-        </w:rPr>
-        <w:t xml:space="preserve">rascunho-helpers-php.md</w:t>
-      </w:r>
-      <w:r>
-        <w:t xml:space="preserve">).</w:t>
-      </w:r>
-    </w:p>
-    <w:p>
-      <w:pPr>
-        <w:pStyle w:val="Compact"/>
-        <w:numPr>
-          <w:ilvl w:val="1"/>
-          <w:numId w:val="1006"/>
-        </w:numPr>
-      </w:pPr>
-      <w:r>
-        <w:t xml:space="preserve">Botão</w:t>
-      </w:r>
-      <w:r>
-        <w:t xml:space="preserve"> </w:t>
-      </w:r>
-      <w:r>
-        <w:t xml:space="preserve">“Buscar”</w:t>
-      </w:r>
-      <w:r>
-        <w:t xml:space="preserve">;</w:t>
-      </w:r>
-      <w:r>
-        <w:t xml:space="preserve"> </w:t>
-      </w:r>
-      <w:r>
-        <w:rPr>
-          <w:rStyle w:val="VerbatimChar"/>
-        </w:rPr>
-        <w:t xml:space="preserve">colunas = ['Data Envio', 'Chave', 'Regra']</w:t>
-      </w:r>
-      <w:r>
-        <w:t xml:space="preserve">;</w:t>
-      </w:r>
-      <w:r>
-        <w:t xml:space="preserve"> </w:t>
-      </w:r>
-      <w:r>
-        <w:rPr>
-          <w:rStyle w:val="VerbatimChar"/>
-        </w:rPr>
-        <w:t xml:space="preserve">view('vw_filtro')</w:t>
-      </w:r>
-      <w:r>
-        <w:t xml:space="preserve">.</w:t>
+        <w:t xml:space="preserve">$DBGroup = 'dbLogistica'</w:t>
       </w:r>
     </w:p>
     <w:p>
@@ -5113,6 +5743,304 @@
         <w:rPr>
           <w:rStyle w:val="VerbatimChar"/>
         </w:rPr>
+        <w:t xml:space="preserve">$table = 'log_notif_sms_enviadas'</w:t>
+      </w:r>
+    </w:p>
+    <w:p>
+      <w:pPr>
+        <w:pStyle w:val="Compact"/>
+        <w:numPr>
+          <w:ilvl w:val="0"/>
+          <w:numId w:val="1005"/>
+        </w:numPr>
+      </w:pPr>
+      <w:r>
+        <w:rPr>
+          <w:rStyle w:val="VerbatimChar"/>
+        </w:rPr>
+        <w:t xml:space="preserve">$primaryKey = 'nse_id'</w:t>
+      </w:r>
+    </w:p>
+    <w:p>
+      <w:pPr>
+        <w:pStyle w:val="Compact"/>
+        <w:numPr>
+          <w:ilvl w:val="0"/>
+          <w:numId w:val="1005"/>
+        </w:numPr>
+      </w:pPr>
+      <w:r>
+        <w:rPr>
+          <w:rStyle w:val="VerbatimChar"/>
+        </w:rPr>
+        <w:t xml:space="preserve">$returnType = 'array'</w:t>
+      </w:r>
+    </w:p>
+    <w:p>
+      <w:pPr>
+        <w:pStyle w:val="Compact"/>
+        <w:numPr>
+          <w:ilvl w:val="0"/>
+          <w:numId w:val="1005"/>
+        </w:numPr>
+      </w:pPr>
+      <w:r>
+        <w:t xml:space="preserve">Método</w:t>
+      </w:r>
+      <w:r>
+        <w:t xml:space="preserve"> </w:t>
+      </w:r>
+      <w:r>
+        <w:rPr>
+          <w:rStyle w:val="VerbatimChar"/>
+        </w:rPr>
+        <w:t xml:space="preserve">getEnviadasPeriodo(string $dataIni, string $dataFim, ?int $nscId = null)</w:t>
+      </w:r>
+      <w:r>
+        <w:t xml:space="preserve">:</w:t>
+      </w:r>
+      <w:r>
+        <w:t xml:space="preserve"> </w:t>
+      </w:r>
+      <w:r>
+        <w:rPr>
+          <w:rStyle w:val="VerbatimChar"/>
+        </w:rPr>
+        <w:t xml:space="preserve">JOIN</w:t>
+      </w:r>
+      <w:r>
+        <w:t xml:space="preserve"> </w:t>
+      </w:r>
+      <w:r>
+        <w:t xml:space="preserve">com</w:t>
+      </w:r>
+      <w:r>
+        <w:t xml:space="preserve"> </w:t>
+      </w:r>
+      <w:r>
+        <w:rPr>
+          <w:rStyle w:val="VerbatimChar"/>
+        </w:rPr>
+        <w:t xml:space="preserve">log_notif_sms_config</w:t>
+      </w:r>
+      <w:r>
+        <w:t xml:space="preserve"> </w:t>
+      </w:r>
+      <w:r>
+        <w:t xml:space="preserve">para trazer</w:t>
+      </w:r>
+      <w:r>
+        <w:t xml:space="preserve"> </w:t>
+      </w:r>
+      <w:r>
+        <w:rPr>
+          <w:rStyle w:val="VerbatimChar"/>
+        </w:rPr>
+        <w:t xml:space="preserve">nsc_nome</w:t>
+      </w:r>
+      <w:r>
+        <w:t xml:space="preserve">; filtra por</w:t>
+      </w:r>
+      <w:r>
+        <w:t xml:space="preserve"> </w:t>
+      </w:r>
+      <w:r>
+        <w:t xml:space="preserve">período (</w:t>
+      </w:r>
+      <w:r>
+        <w:rPr>
+          <w:rStyle w:val="VerbatimChar"/>
+        </w:rPr>
+        <w:t xml:space="preserve">nse_data_envio</w:t>
+      </w:r>
+      <w:r>
+        <w:t xml:space="preserve">) e, opcionalmente, por regra (</w:t>
+      </w:r>
+      <w:r>
+        <w:rPr>
+          <w:rStyle w:val="VerbatimChar"/>
+        </w:rPr>
+        <w:t xml:space="preserve">nse_nsc_id</w:t>
+      </w:r>
+      <w:r>
+        <w:t xml:space="preserve">);</w:t>
+      </w:r>
+      <w:r>
+        <w:t xml:space="preserve"> </w:t>
+      </w:r>
+      <w:r>
+        <w:t xml:space="preserve">ordenado por</w:t>
+      </w:r>
+      <w:r>
+        <w:t xml:space="preserve"> </w:t>
+      </w:r>
+      <w:r>
+        <w:rPr>
+          <w:rStyle w:val="VerbatimChar"/>
+        </w:rPr>
+        <w:t xml:space="preserve">nse_data_envio DESC</w:t>
+      </w:r>
+      <w:r>
+        <w:t xml:space="preserve">.</w:t>
+      </w:r>
+    </w:p>
+    <w:bookmarkEnd w:id="29"/>
+    <w:bookmarkStart w:id="30" w:name="controller-notifsmsenviadas"/>
+    <w:p>
+      <w:pPr>
+        <w:pStyle w:val="Heading4"/>
+      </w:pPr>
+      <w:r>
+        <w:t xml:space="preserve">Controller</w:t>
+      </w:r>
+      <w:r>
+        <w:t xml:space="preserve"> </w:t>
+      </w:r>
+      <w:r>
+        <w:rPr>
+          <w:rStyle w:val="VerbatimChar"/>
+        </w:rPr>
+        <w:t xml:space="preserve">NotifSmsEnviadas</w:t>
+      </w:r>
+    </w:p>
+    <w:p>
+      <w:pPr>
+        <w:pStyle w:val="Compact"/>
+        <w:numPr>
+          <w:ilvl w:val="0"/>
+          <w:numId w:val="1006"/>
+        </w:numPr>
+      </w:pPr>
+      <w:r>
+        <w:rPr>
+          <w:rStyle w:val="VerbatimChar"/>
+        </w:rPr>
+        <w:t xml:space="preserve">index()</w:t>
+      </w:r>
+      <w:r>
+        <w:t xml:space="preserve">:</w:t>
+      </w:r>
+    </w:p>
+    <w:p>
+      <w:pPr>
+        <w:pStyle w:val="Compact"/>
+        <w:numPr>
+          <w:ilvl w:val="1"/>
+          <w:numId w:val="1007"/>
+        </w:numPr>
+      </w:pPr>
+      <w:r>
+        <w:t xml:space="preserve">Filtro de período obrigatório via</w:t>
+      </w:r>
+      <w:r>
+        <w:t xml:space="preserve"> </w:t>
+      </w:r>
+      <w:r>
+        <w:rPr>
+          <w:rStyle w:val="VerbatimChar"/>
+        </w:rPr>
+        <w:t xml:space="preserve">crDaterange()</w:t>
+      </w:r>
+      <w:r>
+        <w:t xml:space="preserve">.</w:t>
+      </w:r>
+    </w:p>
+    <w:p>
+      <w:pPr>
+        <w:pStyle w:val="Compact"/>
+        <w:numPr>
+          <w:ilvl w:val="1"/>
+          <w:numId w:val="1007"/>
+        </w:numPr>
+      </w:pPr>
+      <w:r>
+        <w:t xml:space="preserve">Filtro opcional por regra via</w:t>
+      </w:r>
+      <w:r>
+        <w:t xml:space="preserve"> </w:t>
+      </w:r>
+      <w:r>
+        <w:rPr>
+          <w:rStyle w:val="VerbatimChar"/>
+        </w:rPr>
+        <w:t xml:space="preserve">criaSelectRelativo('log_notif_sms_config', 'nsc_id', 'nsc_nome', null, 1, 'log_notif_sms_enviadas', [], $config, 'nse_nsc_id')</w:t>
+      </w:r>
+      <w:r>
+        <w:t xml:space="preserve"> </w:t>
+      </w:r>
+      <w:r>
+        <w:t xml:space="preserve">(conforme</w:t>
+      </w:r>
+      <w:r>
+        <w:t xml:space="preserve"> </w:t>
+      </w:r>
+      <w:r>
+        <w:rPr>
+          <w:rStyle w:val="VerbatimChar"/>
+        </w:rPr>
+        <w:t xml:space="preserve">rascunho-helpers-php.md</w:t>
+      </w:r>
+      <w:r>
+        <w:t xml:space="preserve">).</w:t>
+      </w:r>
+    </w:p>
+    <w:p>
+      <w:pPr>
+        <w:pStyle w:val="Compact"/>
+        <w:numPr>
+          <w:ilvl w:val="1"/>
+          <w:numId w:val="1007"/>
+        </w:numPr>
+      </w:pPr>
+      <w:r>
+        <w:t xml:space="preserve">Botão</w:t>
+      </w:r>
+      <w:r>
+        <w:t xml:space="preserve"> </w:t>
+      </w:r>
+      <w:r>
+        <w:t xml:space="preserve">“Buscar”</w:t>
+      </w:r>
+      <w:r>
+        <w:t xml:space="preserve">;</w:t>
+      </w:r>
+      <w:r>
+        <w:t xml:space="preserve"> </w:t>
+      </w:r>
+      <w:r>
+        <w:rPr>
+          <w:rStyle w:val="VerbatimChar"/>
+        </w:rPr>
+        <w:t xml:space="preserve">colunas = ['Data Envio', 'Chave', 'Regra']</w:t>
+      </w:r>
+      <w:r>
+        <w:t xml:space="preserve">;</w:t>
+      </w:r>
+      <w:r>
+        <w:t xml:space="preserve"> </w:t>
+      </w:r>
+      <w:r>
+        <w:rPr>
+          <w:rStyle w:val="VerbatimChar"/>
+        </w:rPr>
+        <w:t xml:space="preserve">view('vw_filtro')</w:t>
+      </w:r>
+      <w:r>
+        <w:t xml:space="preserve">.</w:t>
+      </w:r>
+    </w:p>
+    <w:p>
+      <w:pPr>
+        <w:pStyle w:val="Compact"/>
+        <w:numPr>
+          <w:ilvl w:val="0"/>
+          <w:numId w:val="1006"/>
+        </w:numPr>
+      </w:pPr>
+      <w:r>
+        <w:rPr>
+          <w:rStyle w:val="VerbatimChar"/>
+        </w:rPr>
         <w:t xml:space="preserve">lista()</w:t>
       </w:r>
       <w:r>
@@ -5143,7 +6071,13 @@
         <w:t xml:space="preserve"> </w:t>
       </w:r>
       <w:r>
-        <w:t xml:space="preserve">(helper padrão do projeto,</w:t>
+        <w:t xml:space="preserve">(helper</w:t>
+      </w:r>
+      <w:r>
+        <w:t xml:space="preserve"> </w:t>
+      </w:r>
+      <w:r>
+        <w:t xml:space="preserve">padrão do projeto,</w:t>
       </w:r>
       <w:r>
         <w:t xml:space="preserve"> </w:t>
@@ -5189,10 +6123,10 @@
         </w:pict>
       </w:r>
     </w:p>
-    <w:bookmarkEnd w:id="29"/>
     <w:bookmarkEnd w:id="30"/>
     <w:bookmarkEnd w:id="31"/>
-    <w:bookmarkStart w:id="32" w:name="rotas-appconfigroutes.php"/>
+    <w:bookmarkEnd w:id="32"/>
+    <w:bookmarkStart w:id="33" w:name="rotas-appconfigroutes.php"/>
     <w:p>
       <w:pPr>
         <w:pStyle w:val="Heading2"/>
@@ -5216,610 +6150,70 @@
       </w:pPr>
       <w:r>
         <w:rPr>
-          <w:rStyle w:val="VariableTok"/>
-        </w:rPr>
-        <w:t xml:space="preserve">$logisticaControllers</w:t>
-      </w:r>
-      <w:r>
-        <w:rPr>
-          <w:rStyle w:val="NormalTok"/>
-        </w:rPr>
-        <w:t xml:space="preserve"> </w:t>
-      </w:r>
-      <w:r>
-        <w:rPr>
-          <w:rStyle w:val="OperatorTok"/>
-        </w:rPr>
-        <w:t xml:space="preserve">=</w:t>
-      </w:r>
-      <w:r>
-        <w:rPr>
-          <w:rStyle w:val="NormalTok"/>
-        </w:rPr>
-        <w:t xml:space="preserve"> [</w:t>
-      </w:r>
-      <w:r>
-        <w:rPr>
-          <w:rStyle w:val="StringTok"/>
-        </w:rPr>
-        <w:t xml:space="preserve">'NotifSmsConfig'</w:t>
-      </w:r>
-      <w:r>
-        <w:rPr>
-          <w:rStyle w:val="OtherTok"/>
-        </w:rPr>
-        <w:t xml:space="preserve">,</w:t>
-      </w:r>
-      <w:r>
-        <w:rPr>
-          <w:rStyle w:val="NormalTok"/>
-        </w:rPr>
-        <w:t xml:space="preserve"> </w:t>
-      </w:r>
-      <w:r>
-        <w:rPr>
-          <w:rStyle w:val="StringTok"/>
-        </w:rPr>
-        <w:t xml:space="preserve">'NotifSmsEnviadas'</w:t>
-      </w:r>
-      <w:r>
-        <w:rPr>
-          <w:rStyle w:val="NormalTok"/>
-        </w:rPr>
-        <w:t xml:space="preserve">]</w:t>
-      </w:r>
-      <w:r>
-        <w:rPr>
-          <w:rStyle w:val="OtherTok"/>
-        </w:rPr>
-        <w:t xml:space="preserve">;</w:t>
+          <w:rStyle w:val="VerbatimChar"/>
+        </w:rPr>
+        <w:t xml:space="preserve">$logisticaControllers = ['NotifSmsConfig', 'NotifSmsEnviadas'];</w:t>
       </w:r>
       <w:r>
         <w:br/>
       </w:r>
       <w:r>
         <w:rPr>
-          <w:rStyle w:val="ControlFlowTok"/>
-        </w:rPr>
-        <w:t xml:space="preserve">foreach</w:t>
-      </w:r>
-      <w:r>
-        <w:rPr>
-          <w:rStyle w:val="NormalTok"/>
-        </w:rPr>
-        <w:t xml:space="preserve"> (</w:t>
-      </w:r>
-      <w:r>
-        <w:rPr>
-          <w:rStyle w:val="VariableTok"/>
-        </w:rPr>
-        <w:t xml:space="preserve">$logisticaControllers</w:t>
-      </w:r>
-      <w:r>
-        <w:rPr>
-          <w:rStyle w:val="NormalTok"/>
-        </w:rPr>
-        <w:t xml:space="preserve"> </w:t>
-      </w:r>
-      <w:r>
-        <w:rPr>
-          <w:rStyle w:val="KeywordTok"/>
-        </w:rPr>
-        <w:t xml:space="preserve">as</w:t>
-      </w:r>
-      <w:r>
-        <w:rPr>
-          <w:rStyle w:val="NormalTok"/>
-        </w:rPr>
-        <w:t xml:space="preserve"> </w:t>
-      </w:r>
-      <w:r>
-        <w:rPr>
-          <w:rStyle w:val="VariableTok"/>
-        </w:rPr>
-        <w:t xml:space="preserve">$ctrl</w:t>
-      </w:r>
-      <w:r>
-        <w:rPr>
-          <w:rStyle w:val="NormalTok"/>
-        </w:rPr>
-        <w:t xml:space="preserve">) {</w:t>
+          <w:rStyle w:val="VerbatimChar"/>
+        </w:rPr>
+        <w:t xml:space="preserve">foreach ($logisticaControllers as $ctrl) {</w:t>
       </w:r>
       <w:r>
         <w:br/>
       </w:r>
       <w:r>
         <w:rPr>
-          <w:rStyle w:val="NormalTok"/>
-        </w:rPr>
-        <w:t xml:space="preserve">    </w:t>
-      </w:r>
-      <w:r>
-        <w:rPr>
-          <w:rStyle w:val="VariableTok"/>
-        </w:rPr>
-        <w:t xml:space="preserve">$routes</w:t>
-      </w:r>
-      <w:r>
-        <w:rPr>
-          <w:rStyle w:val="NormalTok"/>
-        </w:rPr>
-        <w:t xml:space="preserve">-&gt;group(</w:t>
-      </w:r>
-      <w:r>
-        <w:rPr>
-          <w:rStyle w:val="VariableTok"/>
-        </w:rPr>
-        <w:t xml:space="preserve">$ctrl</w:t>
-      </w:r>
-      <w:r>
-        <w:rPr>
-          <w:rStyle w:val="OtherTok"/>
-        </w:rPr>
-        <w:t xml:space="preserve">,</w:t>
-      </w:r>
-      <w:r>
-        <w:rPr>
-          <w:rStyle w:val="NormalTok"/>
-        </w:rPr>
-        <w:t xml:space="preserve"> </w:t>
-      </w:r>
-      <w:r>
-        <w:rPr>
-          <w:rStyle w:val="KeywordTok"/>
-        </w:rPr>
-        <w:t xml:space="preserve">static</w:t>
-      </w:r>
-      <w:r>
-        <w:rPr>
-          <w:rStyle w:val="NormalTok"/>
-        </w:rPr>
-        <w:t xml:space="preserve"> </w:t>
-      </w:r>
-      <w:r>
-        <w:rPr>
-          <w:rStyle w:val="KeywordTok"/>
-        </w:rPr>
-        <w:t xml:space="preserve">function</w:t>
-      </w:r>
-      <w:r>
-        <w:rPr>
-          <w:rStyle w:val="NormalTok"/>
-        </w:rPr>
-        <w:t xml:space="preserve"> (</w:t>
-      </w:r>
-      <w:r>
-        <w:rPr>
-          <w:rStyle w:val="VariableTok"/>
-        </w:rPr>
-        <w:t xml:space="preserve">$routes</w:t>
-      </w:r>
-      <w:r>
-        <w:rPr>
-          <w:rStyle w:val="NormalTok"/>
-        </w:rPr>
-        <w:t xml:space="preserve">) </w:t>
-      </w:r>
-      <w:r>
-        <w:rPr>
-          <w:rStyle w:val="KeywordTok"/>
-        </w:rPr>
-        <w:t xml:space="preserve">use</w:t>
-      </w:r>
-      <w:r>
-        <w:rPr>
-          <w:rStyle w:val="NormalTok"/>
-        </w:rPr>
-        <w:t xml:space="preserve"> (</w:t>
-      </w:r>
-      <w:r>
-        <w:rPr>
-          <w:rStyle w:val="VariableTok"/>
-        </w:rPr>
-        <w:t xml:space="preserve">$ctrl</w:t>
-      </w:r>
-      <w:r>
-        <w:rPr>
-          <w:rStyle w:val="NormalTok"/>
-        </w:rPr>
-        <w:t xml:space="preserve">) {</w:t>
+          <w:rStyle w:val="VerbatimChar"/>
+        </w:rPr>
+        <w:t xml:space="preserve">    $routes-&gt;group($ctrl, static function ($routes) use ($ctrl) {</w:t>
       </w:r>
       <w:r>
         <w:br/>
       </w:r>
       <w:r>
         <w:rPr>
-          <w:rStyle w:val="NormalTok"/>
-        </w:rPr>
-        <w:t xml:space="preserve">        </w:t>
-      </w:r>
-      <w:r>
-        <w:rPr>
-          <w:rStyle w:val="VariableTok"/>
-        </w:rPr>
-        <w:t xml:space="preserve">$name</w:t>
-      </w:r>
-      <w:r>
-        <w:rPr>
-          <w:rStyle w:val="NormalTok"/>
-        </w:rPr>
-        <w:t xml:space="preserve"> </w:t>
-      </w:r>
-      <w:r>
-        <w:rPr>
-          <w:rStyle w:val="OperatorTok"/>
-        </w:rPr>
-        <w:t xml:space="preserve">=</w:t>
-      </w:r>
-      <w:r>
-        <w:rPr>
-          <w:rStyle w:val="NormalTok"/>
-        </w:rPr>
-        <w:t xml:space="preserve"> </w:t>
-      </w:r>
-      <w:r>
-        <w:rPr>
-          <w:rStyle w:val="FunctionTok"/>
-        </w:rPr>
-        <w:t xml:space="preserve">strtolower</w:t>
-      </w:r>
-      <w:r>
-        <w:rPr>
-          <w:rStyle w:val="NormalTok"/>
-        </w:rPr>
-        <w:t xml:space="preserve">(</w:t>
-      </w:r>
-      <w:r>
-        <w:rPr>
-          <w:rStyle w:val="VariableTok"/>
-        </w:rPr>
-        <w:t xml:space="preserve">$ctrl</w:t>
-      </w:r>
-      <w:r>
-        <w:rPr>
-          <w:rStyle w:val="NormalTok"/>
-        </w:rPr>
-        <w:t xml:space="preserve">)</w:t>
-      </w:r>
-      <w:r>
-        <w:rPr>
-          <w:rStyle w:val="OtherTok"/>
-        </w:rPr>
-        <w:t xml:space="preserve">;</w:t>
+          <w:rStyle w:val="VerbatimChar"/>
+        </w:rPr>
+        <w:t xml:space="preserve">        $name = strtolower($ctrl);</w:t>
       </w:r>
       <w:r>
         <w:br/>
       </w:r>
       <w:r>
         <w:rPr>
-          <w:rStyle w:val="NormalTok"/>
-        </w:rPr>
-        <w:t xml:space="preserve">        </w:t>
-      </w:r>
-      <w:r>
-        <w:rPr>
-          <w:rStyle w:val="VariableTok"/>
-        </w:rPr>
-        <w:t xml:space="preserve">$routes</w:t>
-      </w:r>
-      <w:r>
-        <w:rPr>
-          <w:rStyle w:val="NormalTok"/>
-        </w:rPr>
-        <w:t xml:space="preserve">-&gt;get(</w:t>
-      </w:r>
-      <w:r>
-        <w:rPr>
-          <w:rStyle w:val="StringTok"/>
-        </w:rPr>
-        <w:t xml:space="preserve">'/'</w:t>
-      </w:r>
-      <w:r>
-        <w:rPr>
-          <w:rStyle w:val="OtherTok"/>
-        </w:rPr>
-        <w:t xml:space="preserve">,</w:t>
-      </w:r>
-      <w:r>
-        <w:rPr>
-          <w:rStyle w:val="NormalTok"/>
-        </w:rPr>
-        <w:t xml:space="preserve"> </w:t>
-      </w:r>
-      <w:r>
-        <w:rPr>
-          <w:rStyle w:val="StringTok"/>
-        </w:rPr>
-        <w:t xml:space="preserve">"Logistica</w:t>
-      </w:r>
-      <w:r>
-        <w:rPr>
-          <w:rStyle w:val="SpecialCharTok"/>
-        </w:rPr>
-        <w:t xml:space="preserve">\\</w:t>
-      </w:r>
-      <w:r>
-        <w:rPr>
-          <w:rStyle w:val="VariableTok"/>
-        </w:rPr>
-        <w:t xml:space="preserve">$ctrl</w:t>
-      </w:r>
-      <w:r>
-        <w:rPr>
-          <w:rStyle w:val="StringTok"/>
-        </w:rPr>
-        <w:t xml:space="preserve">::index"</w:t>
-      </w:r>
-      <w:r>
-        <w:rPr>
-          <w:rStyle w:val="OtherTok"/>
-        </w:rPr>
-        <w:t xml:space="preserve">,</w:t>
-      </w:r>
-      <w:r>
-        <w:rPr>
-          <w:rStyle w:val="NormalTok"/>
-        </w:rPr>
-        <w:t xml:space="preserve"> [</w:t>
-      </w:r>
-      <w:r>
-        <w:rPr>
-          <w:rStyle w:val="StringTok"/>
-        </w:rPr>
-        <w:t xml:space="preserve">'as'</w:t>
-      </w:r>
-      <w:r>
-        <w:rPr>
-          <w:rStyle w:val="NormalTok"/>
-        </w:rPr>
-        <w:t xml:space="preserve"> =&gt; </w:t>
-      </w:r>
-      <w:r>
-        <w:rPr>
-          <w:rStyle w:val="StringTok"/>
-        </w:rPr>
-        <w:t xml:space="preserve">"</w:t>
-      </w:r>
-      <w:r>
-        <w:rPr>
-          <w:rStyle w:val="NormalTok"/>
-        </w:rPr>
-        <w:t xml:space="preserve">{</w:t>
-      </w:r>
-      <w:r>
-        <w:rPr>
-          <w:rStyle w:val="VariableTok"/>
-        </w:rPr>
-        <w:t xml:space="preserve">$name</w:t>
-      </w:r>
-      <w:r>
-        <w:rPr>
-          <w:rStyle w:val="NormalTok"/>
-        </w:rPr>
-        <w:t xml:space="preserve">}</w:t>
-      </w:r>
-      <w:r>
-        <w:rPr>
-          <w:rStyle w:val="StringTok"/>
-        </w:rPr>
-        <w:t xml:space="preserve">_index"</w:t>
-      </w:r>
-      <w:r>
-        <w:rPr>
-          <w:rStyle w:val="NormalTok"/>
-        </w:rPr>
-        <w:t xml:space="preserve">])</w:t>
-      </w:r>
-      <w:r>
-        <w:rPr>
-          <w:rStyle w:val="OtherTok"/>
-        </w:rPr>
-        <w:t xml:space="preserve">;</w:t>
+          <w:rStyle w:val="VerbatimChar"/>
+        </w:rPr>
+        <w:t xml:space="preserve">        $routes-&gt;get('/', "Logistica\\$ctrl::index", ['as' =&gt; "{$name}_index"]);</w:t>
       </w:r>
       <w:r>
         <w:br/>
       </w:r>
       <w:r>
         <w:rPr>
-          <w:rStyle w:val="NormalTok"/>
-        </w:rPr>
-        <w:t xml:space="preserve">        </w:t>
-      </w:r>
-      <w:r>
-        <w:rPr>
-          <w:rStyle w:val="VariableTok"/>
-        </w:rPr>
-        <w:t xml:space="preserve">$routes</w:t>
-      </w:r>
-      <w:r>
-        <w:rPr>
-          <w:rStyle w:val="NormalTok"/>
-        </w:rPr>
-        <w:t xml:space="preserve">-&gt;</w:t>
-      </w:r>
-      <w:r>
-        <w:rPr>
-          <w:rStyle w:val="ControlFlowTok"/>
-        </w:rPr>
-        <w:t xml:space="preserve">match</w:t>
-      </w:r>
-      <w:r>
-        <w:rPr>
-          <w:rStyle w:val="NormalTok"/>
-        </w:rPr>
-        <w:t xml:space="preserve">([</w:t>
-      </w:r>
-      <w:r>
-        <w:rPr>
-          <w:rStyle w:val="StringTok"/>
-        </w:rPr>
-        <w:t xml:space="preserve">'GET'</w:t>
-      </w:r>
-      <w:r>
-        <w:rPr>
-          <w:rStyle w:val="OtherTok"/>
-        </w:rPr>
-        <w:t xml:space="preserve">,</w:t>
-      </w:r>
-      <w:r>
-        <w:rPr>
-          <w:rStyle w:val="NormalTok"/>
-        </w:rPr>
-        <w:t xml:space="preserve"> </w:t>
-      </w:r>
-      <w:r>
-        <w:rPr>
-          <w:rStyle w:val="StringTok"/>
-        </w:rPr>
-        <w:t xml:space="preserve">'POST'</w:t>
-      </w:r>
-      <w:r>
-        <w:rPr>
-          <w:rStyle w:val="NormalTok"/>
-        </w:rPr>
-        <w:t xml:space="preserve">]</w:t>
-      </w:r>
-      <w:r>
-        <w:rPr>
-          <w:rStyle w:val="OtherTok"/>
-        </w:rPr>
-        <w:t xml:space="preserve">,</w:t>
-      </w:r>
-      <w:r>
-        <w:rPr>
-          <w:rStyle w:val="NormalTok"/>
-        </w:rPr>
-        <w:t xml:space="preserve"> </w:t>
-      </w:r>
-      <w:r>
-        <w:rPr>
-          <w:rStyle w:val="StringTok"/>
-        </w:rPr>
-        <w:t xml:space="preserve">'(:any)'</w:t>
-      </w:r>
-      <w:r>
-        <w:rPr>
-          <w:rStyle w:val="OtherTok"/>
-        </w:rPr>
-        <w:t xml:space="preserve">,</w:t>
-      </w:r>
-      <w:r>
-        <w:rPr>
-          <w:rStyle w:val="NormalTok"/>
-        </w:rPr>
-        <w:t xml:space="preserve"> </w:t>
-      </w:r>
-      <w:r>
-        <w:rPr>
-          <w:rStyle w:val="StringTok"/>
-        </w:rPr>
-        <w:t xml:space="preserve">"Logistica</w:t>
-      </w:r>
-      <w:r>
-        <w:rPr>
-          <w:rStyle w:val="SpecialCharTok"/>
-        </w:rPr>
-        <w:t xml:space="preserve">\\</w:t>
-      </w:r>
-      <w:r>
-        <w:rPr>
-          <w:rStyle w:val="VariableTok"/>
-        </w:rPr>
-        <w:t xml:space="preserve">$ctrl</w:t>
-      </w:r>
-      <w:r>
-        <w:rPr>
-          <w:rStyle w:val="StringTok"/>
-        </w:rPr>
-        <w:t xml:space="preserve">::$1"</w:t>
-      </w:r>
-      <w:r>
-        <w:rPr>
-          <w:rStyle w:val="OtherTok"/>
-        </w:rPr>
-        <w:t xml:space="preserve">,</w:t>
-      </w:r>
-      <w:r>
-        <w:rPr>
-          <w:rStyle w:val="NormalTok"/>
-        </w:rPr>
-        <w:t xml:space="preserve"> [</w:t>
-      </w:r>
-      <w:r>
-        <w:rPr>
-          <w:rStyle w:val="StringTok"/>
-        </w:rPr>
-        <w:t xml:space="preserve">'as'</w:t>
-      </w:r>
-      <w:r>
-        <w:rPr>
-          <w:rStyle w:val="NormalTok"/>
-        </w:rPr>
-        <w:t xml:space="preserve"> =&gt; </w:t>
-      </w:r>
-      <w:r>
-        <w:rPr>
-          <w:rStyle w:val="StringTok"/>
-        </w:rPr>
-        <w:t xml:space="preserve">"</w:t>
-      </w:r>
-      <w:r>
-        <w:rPr>
-          <w:rStyle w:val="NormalTok"/>
-        </w:rPr>
-        <w:t xml:space="preserve">{</w:t>
-      </w:r>
-      <w:r>
-        <w:rPr>
-          <w:rStyle w:val="VariableTok"/>
-        </w:rPr>
-        <w:t xml:space="preserve">$name</w:t>
-      </w:r>
-      <w:r>
-        <w:rPr>
-          <w:rStyle w:val="NormalTok"/>
-        </w:rPr>
-        <w:t xml:space="preserve">}</w:t>
-      </w:r>
-      <w:r>
-        <w:rPr>
-          <w:rStyle w:val="StringTok"/>
-        </w:rPr>
-        <w:t xml:space="preserve">_match"</w:t>
-      </w:r>
-      <w:r>
-        <w:rPr>
-          <w:rStyle w:val="NormalTok"/>
-        </w:rPr>
-        <w:t xml:space="preserve">])</w:t>
-      </w:r>
-      <w:r>
-        <w:rPr>
-          <w:rStyle w:val="OtherTok"/>
-        </w:rPr>
-        <w:t xml:space="preserve">;</w:t>
+          <w:rStyle w:val="VerbatimChar"/>
+        </w:rPr>
+        <w:t xml:space="preserve">        $routes-&gt;match(['GET', 'POST'], '(:any)', "Logistica\\$ctrl::$1", ['as' =&gt; "{$name}_match"]);</w:t>
       </w:r>
       <w:r>
         <w:br/>
       </w:r>
       <w:r>
         <w:rPr>
-          <w:rStyle w:val="NormalTok"/>
-        </w:rPr>
-        <w:t xml:space="preserve">    })</w:t>
-      </w:r>
-      <w:r>
-        <w:rPr>
-          <w:rStyle w:val="OtherTok"/>
-        </w:rPr>
-        <w:t xml:space="preserve">;</w:t>
+          <w:rStyle w:val="VerbatimChar"/>
+        </w:rPr>
+        <w:t xml:space="preserve">    });</w:t>
       </w:r>
       <w:r>
         <w:br/>
       </w:r>
       <w:r>
         <w:rPr>
-          <w:rStyle w:val="NormalTok"/>
+          <w:rStyle w:val="VerbatimChar"/>
         </w:rPr>
         <w:t xml:space="preserve">}</w:t>
       </w:r>
@@ -5831,379 +6225,14 @@
         </w:pict>
       </w:r>
     </w:p>
-    <w:bookmarkEnd w:id="32"/>
-    <w:bookmarkStart w:id="33" w:name="ordem-de-implementação"/>
+    <w:bookmarkEnd w:id="33"/>
+    <w:bookmarkStart w:id="34" w:name="ordem-de-implementação"/>
     <w:p>
       <w:pPr>
         <w:pStyle w:val="Heading2"/>
       </w:pPr>
       <w:r>
         <w:t xml:space="preserve">8. Ordem de Implementação</w:t>
-      </w:r>
-    </w:p>
-    <w:p>
-      <w:pPr>
-        <w:pStyle w:val="Compact"/>
-        <w:numPr>
-          <w:ilvl w:val="0"/>
-          <w:numId w:val="1007"/>
-        </w:numPr>
-      </w:pPr>
-      <w:r>
-        <w:rPr>
-          <w:b/>
-          <w:bCs/>
-        </w:rPr>
-        <w:t xml:space="preserve">Infraestrutura:</w:t>
-      </w:r>
-      <w:r>
-        <w:t xml:space="preserve"> </w:t>
-      </w:r>
-      <w:r>
-        <w:t xml:space="preserve">novo grupo</w:t>
-      </w:r>
-      <w:r>
-        <w:t xml:space="preserve"> </w:t>
-      </w:r>
-      <w:r>
-        <w:rPr>
-          <w:rStyle w:val="VerbatimChar"/>
-        </w:rPr>
-        <w:t xml:space="preserve">dbLogistica</w:t>
-      </w:r>
-      <w:r>
-        <w:t xml:space="preserve"> </w:t>
-      </w:r>
-      <w:r>
-        <w:t xml:space="preserve">em</w:t>
-      </w:r>
-      <w:r>
-        <w:t xml:space="preserve"> </w:t>
-      </w:r>
-      <w:r>
-        <w:rPr>
-          <w:rStyle w:val="VerbatimChar"/>
-        </w:rPr>
-        <w:t xml:space="preserve">Database.php</w:t>
-      </w:r>
-      <w:r>
-        <w:t xml:space="preserve">; ajustes em</w:t>
-      </w:r>
-      <w:r>
-        <w:t xml:space="preserve"> </w:t>
-      </w:r>
-      <w:r>
-        <w:rPr>
-          <w:rStyle w:val="VerbatimChar"/>
-        </w:rPr>
-        <w:t xml:space="preserve">ConfigDicDadosModel::getDbGroupAndSchema()</w:t>
-      </w:r>
-      <w:r>
-        <w:t xml:space="preserve"> </w:t>
-      </w:r>
-      <w:r>
-        <w:t xml:space="preserve">e</w:t>
-      </w:r>
-      <w:r>
-        <w:t xml:space="preserve"> </w:t>
-      </w:r>
-      <w:r>
-        <w:rPr>
-          <w:rStyle w:val="VerbatimChar"/>
-        </w:rPr>
-        <w:t xml:space="preserve">ForeignKeyUsageChecker</w:t>
-      </w:r>
-      <w:r>
-        <w:t xml:space="preserve">.</w:t>
-      </w:r>
-    </w:p>
-    <w:p>
-      <w:pPr>
-        <w:pStyle w:val="Compact"/>
-        <w:numPr>
-          <w:ilvl w:val="0"/>
-          <w:numId w:val="1007"/>
-        </w:numPr>
-      </w:pPr>
-      <w:r>
-        <w:rPr>
-          <w:b/>
-          <w:bCs/>
-        </w:rPr>
-        <w:t xml:space="preserve">Migration:</w:t>
-      </w:r>
-      <w:r>
-        <w:t xml:space="preserve"> </w:t>
-      </w:r>
-      <w:r>
-        <w:t xml:space="preserve">módulo Logística em</w:t>
-      </w:r>
-      <w:r>
-        <w:t xml:space="preserve"> </w:t>
-      </w:r>
-      <w:r>
-        <w:rPr>
-          <w:rStyle w:val="VerbatimChar"/>
-        </w:rPr>
-        <w:t xml:space="preserve">cfg_modulo</w:t>
-      </w:r>
-      <w:r>
-        <w:t xml:space="preserve">, as 2 telas em</w:t>
-      </w:r>
-      <w:r>
-        <w:t xml:space="preserve"> </w:t>
-      </w:r>
-      <w:r>
-        <w:rPr>
-          <w:rStyle w:val="VerbatimChar"/>
-        </w:rPr>
-        <w:t xml:space="preserve">cfg_tela</w:t>
-      </w:r>
-      <w:r>
-        <w:t xml:space="preserve">, colunas de grid em</w:t>
-      </w:r>
-      <w:r>
-        <w:t xml:space="preserve"> </w:t>
-      </w:r>
-      <w:r>
-        <w:rPr>
-          <w:rStyle w:val="VerbatimChar"/>
-        </w:rPr>
-        <w:t xml:space="preserve">cfg_tela_lista</w:t>
-      </w:r>
-      <w:r>
-        <w:t xml:space="preserve"> </w:t>
-      </w:r>
-      <w:r>
-        <w:t xml:space="preserve">(só</w:t>
-      </w:r>
-      <w:r>
-        <w:t xml:space="preserve"> </w:t>
-      </w:r>
-      <w:r>
-        <w:rPr>
-          <w:rStyle w:val="VerbatimChar"/>
-        </w:rPr>
-        <w:t xml:space="preserve">NotifSmsConfig</w:t>
-      </w:r>
-      <w:r>
-        <w:t xml:space="preserve">), permissão</w:t>
-      </w:r>
-      <w:r>
-        <w:t xml:space="preserve"> </w:t>
-      </w:r>
-      <w:r>
-        <w:rPr>
-          <w:rStyle w:val="VerbatimChar"/>
-        </w:rPr>
-        <w:t xml:space="preserve">CAEXN</w:t>
-      </w:r>
-      <w:r>
-        <w:t xml:space="preserve"> </w:t>
-      </w:r>
-      <w:r>
-        <w:t xml:space="preserve">para Super Admin em</w:t>
-      </w:r>
-      <w:r>
-        <w:t xml:space="preserve"> </w:t>
-      </w:r>
-      <w:r>
-        <w:rPr>
-          <w:rStyle w:val="VerbatimChar"/>
-        </w:rPr>
-        <w:t xml:space="preserve">cfg_perfil_item</w:t>
-      </w:r>
-      <w:r>
-        <w:t xml:space="preserve">; criação condicional das 2 tabelas.</w:t>
-      </w:r>
-    </w:p>
-    <w:p>
-      <w:pPr>
-        <w:pStyle w:val="Compact"/>
-        <w:numPr>
-          <w:ilvl w:val="0"/>
-          <w:numId w:val="1007"/>
-        </w:numPr>
-      </w:pPr>
-      <w:r>
-        <w:rPr>
-          <w:rStyle w:val="VerbatimChar"/>
-          <w:b/>
-          <w:bCs/>
-        </w:rPr>
-        <w:t xml:space="preserve">NotifSmsConfig</w:t>
-      </w:r>
-      <w:r>
-        <w:rPr>
-          <w:b/>
-          <w:bCs/>
-        </w:rPr>
-        <w:t xml:space="preserve"> </w:t>
-      </w:r>
-      <w:r>
-        <w:rPr>
-          <w:b/>
-          <w:bCs/>
-        </w:rPr>
-        <w:t xml:space="preserve">completo:</w:t>
-      </w:r>
-      <w:r>
-        <w:t xml:space="preserve"> </w:t>
-      </w:r>
-      <w:r>
-        <w:t xml:space="preserve">Model, Entity, Controller, toggle de campos condicionais (</w:t>
-      </w:r>
-      <w:r>
-        <w:rPr>
-          <w:rStyle w:val="VerbatimChar"/>
-        </w:rPr>
-        <w:t xml:space="preserve">alternaCamposTipoRegra</w:t>
-      </w:r>
-      <w:r>
-        <w:t xml:space="preserve">), views reaproveitadas (</w:t>
-      </w:r>
-      <w:r>
-        <w:rPr>
-          <w:rStyle w:val="VerbatimChar"/>
-        </w:rPr>
-        <w:t xml:space="preserve">vw_lista</w:t>
-      </w:r>
-      <w:r>
-        <w:t xml:space="preserve">/</w:t>
-      </w:r>
-      <w:r>
-        <w:rPr>
-          <w:rStyle w:val="VerbatimChar"/>
-        </w:rPr>
-        <w:t xml:space="preserve">vw_edicao</w:t>
-      </w:r>
-      <w:r>
-        <w:t xml:space="preserve">).</w:t>
-      </w:r>
-    </w:p>
-    <w:p>
-      <w:pPr>
-        <w:pStyle w:val="Compact"/>
-        <w:numPr>
-          <w:ilvl w:val="0"/>
-          <w:numId w:val="1007"/>
-        </w:numPr>
-      </w:pPr>
-      <w:r>
-        <w:rPr>
-          <w:rStyle w:val="VerbatimChar"/>
-          <w:b/>
-          <w:bCs/>
-        </w:rPr>
-        <w:t xml:space="preserve">NotifSmsEnviadas</w:t>
-      </w:r>
-      <w:r>
-        <w:rPr>
-          <w:b/>
-          <w:bCs/>
-        </w:rPr>
-        <w:t xml:space="preserve"> </w:t>
-      </w:r>
-      <w:r>
-        <w:rPr>
-          <w:b/>
-          <w:bCs/>
-        </w:rPr>
-        <w:t xml:space="preserve">completo:</w:t>
-      </w:r>
-      <w:r>
-        <w:t xml:space="preserve"> </w:t>
-      </w:r>
-      <w:r>
-        <w:t xml:space="preserve">Model, Controller, funções JS de filtro/listagem (</w:t>
-      </w:r>
-      <w:r>
-        <w:rPr>
-          <w:rStyle w:val="VerbatimChar"/>
-        </w:rPr>
-        <w:t xml:space="preserve">buscaSmsEnviadas</w:t>
-      </w:r>
-      <w:r>
-        <w:t xml:space="preserve">/</w:t>
-      </w:r>
-      <w:r>
-        <w:rPr>
-          <w:rStyle w:val="VerbatimChar"/>
-        </w:rPr>
-        <w:t xml:space="preserve">montaListaSmsEnviadas</w:t>
-      </w:r>
-      <w:r>
-        <w:t xml:space="preserve">), view reaproveitada (</w:t>
-      </w:r>
-      <w:r>
-        <w:rPr>
-          <w:rStyle w:val="VerbatimChar"/>
-        </w:rPr>
-        <w:t xml:space="preserve">vw_filtro</w:t>
-      </w:r>
-      <w:r>
-        <w:t xml:space="preserve">).</w:t>
-      </w:r>
-    </w:p>
-    <w:p>
-      <w:pPr>
-        <w:pStyle w:val="Compact"/>
-        <w:numPr>
-          <w:ilvl w:val="0"/>
-          <w:numId w:val="1007"/>
-        </w:numPr>
-      </w:pPr>
-      <w:r>
-        <w:rPr>
-          <w:b/>
-          <w:bCs/>
-        </w:rPr>
-        <w:t xml:space="preserve">Rotas</w:t>
-      </w:r>
-      <w:r>
-        <w:t xml:space="preserve"> </w:t>
-      </w:r>
-      <w:r>
-        <w:t xml:space="preserve">das 2 telas novas.</w:t>
-      </w:r>
-    </w:p>
-    <w:p>
-      <w:pPr>
-        <w:pStyle w:val="Compact"/>
-        <w:numPr>
-          <w:ilvl w:val="0"/>
-          <w:numId w:val="1007"/>
-        </w:numPr>
-      </w:pPr>
-      <w:r>
-        <w:rPr>
-          <w:b/>
-          <w:bCs/>
-        </w:rPr>
-        <w:t xml:space="preserve">Verificação manual</w:t>
-      </w:r>
-      <w:r>
-        <w:t xml:space="preserve"> </w:t>
-      </w:r>
-      <w:r>
-        <w:t xml:space="preserve">(ver seção 10).</w:t>
-      </w:r>
-    </w:p>
-    <w:p>
-      <w:r>
-        <w:pict>
-          <v:rect style="width:0;height:1.5pt" o:hralign="center" o:hrstd="t" o:hr="t"/>
-        </w:pict>
-      </w:r>
-    </w:p>
-    <w:bookmarkEnd w:id="33"/>
-    <w:bookmarkStart w:id="35" w:name="X3ce75bb3b360fd96ac31a34bb43a9244c7a2ec5"/>
-    <w:p>
-      <w:pPr>
-        <w:pStyle w:val="Heading2"/>
-      </w:pPr>
-      <w:r>
-        <w:t xml:space="preserve">9. Itens a Confirmar Durante a Implementação</w:t>
       </w:r>
     </w:p>
     <w:p>
@@ -6215,55 +6244,74 @@
         </w:numPr>
       </w:pPr>
       <w:r>
-        <w:t xml:space="preserve">Onde os wrappers</w:t>
-      </w:r>
-      <w:r>
-        <w:t xml:space="preserve"> </w:t>
-      </w:r>
-      <w:r>
-        <w:rPr>
-          <w:rStyle w:val="VerbatimChar"/>
-        </w:rPr>
-        <w:t xml:space="preserve">&lt;div id="div..."&gt;</w:t>
-      </w:r>
-      <w:r>
-        <w:t xml:space="preserve"> </w:t>
-      </w:r>
-      <w:r>
-        <w:t xml:space="preserve">de campos condicionais são gerados hoje no projeto (via</w:t>
-      </w:r>
-      <w:r>
-        <w:t xml:space="preserve"> </w:t>
-      </w:r>
-      <w:r>
-        <w:rPr>
-          <w:rStyle w:val="VerbatimChar"/>
-        </w:rPr>
-        <w:t xml:space="preserve">MyCampo</w:t>
-      </w:r>
-      <w:r>
-        <w:t xml:space="preserve">/</w:t>
-      </w:r>
-      <w:r>
-        <w:rPr>
-          <w:rStyle w:val="VerbatimChar"/>
-        </w:rPr>
-        <w:t xml:space="preserve">dispForm</w:t>
-      </w:r>
-      <w:r>
-        <w:t xml:space="preserve"> </w:t>
-      </w:r>
-      <w:r>
-        <w:t xml:space="preserve">ou array manual na view) — checar antes de codificar o toggle</w:t>
-      </w:r>
-      <w:r>
-        <w:t xml:space="preserve"> </w:t>
-      </w:r>
-      <w:r>
-        <w:rPr>
-          <w:rStyle w:val="VerbatimChar"/>
-        </w:rPr>
-        <w:t xml:space="preserve">alternaCamposTipoRegra()</w:t>
+        <w:rPr>
+          <w:b/>
+          <w:bCs/>
+        </w:rPr>
+        <w:t xml:space="preserve">Infraestrutura:</w:t>
+      </w:r>
+      <w:r>
+        <w:t xml:space="preserve"> </w:t>
+      </w:r>
+      <w:r>
+        <w:t xml:space="preserve">novo grupo</w:t>
+      </w:r>
+      <w:r>
+        <w:t xml:space="preserve"> </w:t>
+      </w:r>
+      <w:r>
+        <w:rPr>
+          <w:rStyle w:val="VerbatimChar"/>
+        </w:rPr>
+        <w:t xml:space="preserve">dbLogistica</w:t>
+      </w:r>
+      <w:r>
+        <w:t xml:space="preserve"> </w:t>
+      </w:r>
+      <w:r>
+        <w:t xml:space="preserve">em</w:t>
+      </w:r>
+      <w:r>
+        <w:t xml:space="preserve"> </w:t>
+      </w:r>
+      <w:r>
+        <w:rPr>
+          <w:rStyle w:val="VerbatimChar"/>
+        </w:rPr>
+        <w:t xml:space="preserve">Database.php</w:t>
+      </w:r>
+      <w:r>
+        <w:t xml:space="preserve">;</w:t>
+      </w:r>
+      <w:r>
+        <w:t xml:space="preserve"> </w:t>
+      </w:r>
+      <w:r>
+        <w:t xml:space="preserve">ajustes em</w:t>
+      </w:r>
+      <w:r>
+        <w:t xml:space="preserve"> </w:t>
+      </w:r>
+      <w:r>
+        <w:rPr>
+          <w:rStyle w:val="VerbatimChar"/>
+        </w:rPr>
+        <w:t xml:space="preserve">ConfigDicDadosModel::getDbGroupAndSchema()</w:t>
+      </w:r>
+      <w:r>
+        <w:t xml:space="preserve"> </w:t>
+      </w:r>
+      <w:r>
+        <w:t xml:space="preserve">e</w:t>
+      </w:r>
+      <w:r>
+        <w:t xml:space="preserve"> </w:t>
+      </w:r>
+      <w:r>
+        <w:rPr>
+          <w:rStyle w:val="VerbatimChar"/>
+        </w:rPr>
+        <w:t xml:space="preserve">ForeignKeyUsageChecker</w:t>
       </w:r>
       <w:r>
         <w:t xml:space="preserve">.</w:t>
@@ -6278,31 +6326,95 @@
         </w:numPr>
       </w:pPr>
       <w:r>
-        <w:t xml:space="preserve">Se</w:t>
-      </w:r>
-      <w:r>
-        <w:t xml:space="preserve"> </w:t>
-      </w:r>
-      <w:r>
-        <w:rPr>
-          <w:rStyle w:val="VerbatimChar"/>
-        </w:rPr>
-        <w:t xml:space="preserve">ordena()</w:t>
-      </w:r>
-      <w:r>
-        <w:t xml:space="preserve"> </w:t>
-      </w:r>
-      <w:r>
-        <w:t xml:space="preserve">é obrigatório em todo Controller CRUD do projeto (</w:t>
-      </w:r>
-      <w:r>
-        <w:rPr>
-          <w:rStyle w:val="VerbatimChar"/>
-        </w:rPr>
-        <w:t xml:space="preserve">CfgCor.php</w:t>
-      </w:r>
-      <w:r>
-        <w:t xml:space="preserve">, usado como referência, não o implementa).</w:t>
+        <w:rPr>
+          <w:b/>
+          <w:bCs/>
+        </w:rPr>
+        <w:t xml:space="preserve">Migration:</w:t>
+      </w:r>
+      <w:r>
+        <w:t xml:space="preserve"> </w:t>
+      </w:r>
+      <w:r>
+        <w:t xml:space="preserve">módulo Logística em</w:t>
+      </w:r>
+      <w:r>
+        <w:t xml:space="preserve"> </w:t>
+      </w:r>
+      <w:r>
+        <w:rPr>
+          <w:rStyle w:val="VerbatimChar"/>
+        </w:rPr>
+        <w:t xml:space="preserve">cfg_modulo</w:t>
+      </w:r>
+      <w:r>
+        <w:t xml:space="preserve">, as 2 telas em</w:t>
+      </w:r>
+      <w:r>
+        <w:t xml:space="preserve"> </w:t>
+      </w:r>
+      <w:r>
+        <w:rPr>
+          <w:rStyle w:val="VerbatimChar"/>
+        </w:rPr>
+        <w:t xml:space="preserve">cfg_tela</w:t>
+      </w:r>
+      <w:r>
+        <w:t xml:space="preserve">, colunas de grid em</w:t>
+      </w:r>
+      <w:r>
+        <w:t xml:space="preserve"> </w:t>
+      </w:r>
+      <w:r>
+        <w:rPr>
+          <w:rStyle w:val="VerbatimChar"/>
+        </w:rPr>
+        <w:t xml:space="preserve">cfg_tela_lista</w:t>
+      </w:r>
+      <w:r>
+        <w:t xml:space="preserve"> </w:t>
+      </w:r>
+      <w:r>
+        <w:t xml:space="preserve">(só</w:t>
+      </w:r>
+      <w:r>
+        <w:t xml:space="preserve"> </w:t>
+      </w:r>
+      <w:r>
+        <w:rPr>
+          <w:rStyle w:val="VerbatimChar"/>
+        </w:rPr>
+        <w:t xml:space="preserve">NotifSmsConfig</w:t>
+      </w:r>
+      <w:r>
+        <w:t xml:space="preserve">), permissão</w:t>
+      </w:r>
+      <w:r>
+        <w:t xml:space="preserve"> </w:t>
+      </w:r>
+      <w:r>
+        <w:rPr>
+          <w:rStyle w:val="VerbatimChar"/>
+        </w:rPr>
+        <w:t xml:space="preserve">CAEXN</w:t>
+      </w:r>
+      <w:r>
+        <w:t xml:space="preserve"> </w:t>
+      </w:r>
+      <w:r>
+        <w:t xml:space="preserve">para Super Admin em</w:t>
+      </w:r>
+      <w:r>
+        <w:t xml:space="preserve"> </w:t>
+      </w:r>
+      <w:r>
+        <w:rPr>
+          <w:rStyle w:val="VerbatimChar"/>
+        </w:rPr>
+        <w:t xml:space="preserve">cfg_perfil_item</w:t>
+      </w:r>
+      <w:r>
+        <w:t xml:space="preserve">; criação condicional das 2 tabelas.</w:t>
       </w:r>
     </w:p>
     <w:p>
@@ -6314,7 +6426,65 @@
         </w:numPr>
       </w:pPr>
       <w:r>
-        <w:t xml:space="preserve">Sintaxe exata de validação condicional (campo obrigatório apenas conforme valor de outro campo) já usada em algum Model existente do projeto.</w:t>
+        <w:rPr>
+          <w:rStyle w:val="VerbatimChar"/>
+        </w:rPr>
+        <w:t xml:space="preserve">NotifSmsConfig</w:t>
+      </w:r>
+      <w:r>
+        <w:t xml:space="preserve"> </w:t>
+      </w:r>
+      <w:r>
+        <w:rPr>
+          <w:b/>
+          <w:bCs/>
+        </w:rPr>
+        <w:t xml:space="preserve">completo:</w:t>
+      </w:r>
+      <w:r>
+        <w:t xml:space="preserve"> </w:t>
+      </w:r>
+      <w:r>
+        <w:t xml:space="preserve">Model, Entity, Controller, toggle de</w:t>
+      </w:r>
+      <w:r>
+        <w:t xml:space="preserve"> </w:t>
+      </w:r>
+      <w:r>
+        <w:t xml:space="preserve">campos condicionais (</w:t>
+      </w:r>
+      <w:r>
+        <w:rPr>
+          <w:rStyle w:val="VerbatimChar"/>
+        </w:rPr>
+        <w:t xml:space="preserve">alternaCamposTipoRegra</w:t>
+      </w:r>
+      <w:r>
+        <w:t xml:space="preserve">), views reaproveitadas</w:t>
+      </w:r>
+      <w:r>
+        <w:t xml:space="preserve"> </w:t>
+      </w:r>
+      <w:r>
+        <w:t xml:space="preserve">(</w:t>
+      </w:r>
+      <w:r>
+        <w:rPr>
+          <w:rStyle w:val="VerbatimChar"/>
+        </w:rPr>
+        <w:t xml:space="preserve">vw_lista</w:t>
+      </w:r>
+      <w:r>
+        <w:t xml:space="preserve">/</w:t>
+      </w:r>
+      <w:r>
+        <w:rPr>
+          <w:rStyle w:val="VerbatimChar"/>
+        </w:rPr>
+        <w:t xml:space="preserve">vw_edicao</w:t>
+      </w:r>
+      <w:r>
+        <w:t xml:space="preserve">).</w:t>
       </w:r>
     </w:p>
     <w:p>
@@ -6326,64 +6496,126 @@
         </w:numPr>
       </w:pPr>
       <w:r>
-        <w:t xml:space="preserve">Nome exato do perfil</w:t>
-      </w:r>
-      <w:r>
-        <w:t xml:space="preserve"> </w:t>
-      </w:r>
-      <w:r>
-        <w:t xml:space="preserve">“Super Admin”</w:t>
-      </w:r>
-      <w:r>
-        <w:t xml:space="preserve"> </w:t>
-      </w:r>
-      <w:r>
-        <w:t xml:space="preserve">cadastrado em</w:t>
-      </w:r>
-      <w:r>
-        <w:t xml:space="preserve"> </w:t>
-      </w:r>
-      <w:r>
-        <w:rPr>
-          <w:rStyle w:val="VerbatimChar"/>
-        </w:rPr>
-        <w:t xml:space="preserve">cfg_perfil</w:t>
-      </w:r>
-      <w:r>
-        <w:t xml:space="preserve"> </w:t>
-      </w:r>
-      <w:r>
-        <w:t xml:space="preserve">(para a migration de</w:t>
-      </w:r>
-      <w:r>
-        <w:t xml:space="preserve"> </w:t>
-      </w:r>
-      <w:r>
-        <w:rPr>
-          <w:rStyle w:val="VerbatimChar"/>
-        </w:rPr>
-        <w:t xml:space="preserve">cfg_perfil_item</w:t>
+        <w:rPr>
+          <w:rStyle w:val="VerbatimChar"/>
+        </w:rPr>
+        <w:t xml:space="preserve">NotifSmsEnviadas</w:t>
+      </w:r>
+      <w:r>
+        <w:t xml:space="preserve"> </w:t>
+      </w:r>
+      <w:r>
+        <w:rPr>
+          <w:b/>
+          <w:bCs/>
+        </w:rPr>
+        <w:t xml:space="preserve">completo:</w:t>
+      </w:r>
+      <w:r>
+        <w:t xml:space="preserve"> </w:t>
+      </w:r>
+      <w:r>
+        <w:t xml:space="preserve">Model, Controller, funções JS de</w:t>
+      </w:r>
+      <w:r>
+        <w:t xml:space="preserve"> </w:t>
+      </w:r>
+      <w:r>
+        <w:t xml:space="preserve">filtro/listagem (</w:t>
+      </w:r>
+      <w:r>
+        <w:rPr>
+          <w:rStyle w:val="VerbatimChar"/>
+        </w:rPr>
+        <w:t xml:space="preserve">buscaSmsEnviadas</w:t>
+      </w:r>
+      <w:r>
+        <w:t xml:space="preserve">/</w:t>
+      </w:r>
+      <w:r>
+        <w:rPr>
+          <w:rStyle w:val="VerbatimChar"/>
+        </w:rPr>
+        <w:t xml:space="preserve">montaListaSmsEnviadas</w:t>
+      </w:r>
+      <w:r>
+        <w:t xml:space="preserve">), view</w:t>
+      </w:r>
+      <w:r>
+        <w:t xml:space="preserve"> </w:t>
+      </w:r>
+      <w:r>
+        <w:t xml:space="preserve">reaproveitada (</w:t>
+      </w:r>
+      <w:r>
+        <w:rPr>
+          <w:rStyle w:val="VerbatimChar"/>
+        </w:rPr>
+        <w:t xml:space="preserve">vw_filtro</w:t>
       </w:r>
       <w:r>
         <w:t xml:space="preserve">).</w:t>
       </w:r>
     </w:p>
-    <w:bookmarkStart w:id="34" w:name="Xe4ed382527471918c97adb6e317b05d7f3e3947"/>
-    <w:p>
-      <w:pPr>
-        <w:pStyle w:val="Heading3"/>
-      </w:pPr>
-      <w:r>
-        <w:t xml:space="preserve">Arquivos críticos de referência para o</w:t>
-      </w:r>
-      <w:r>
-        <w:t xml:space="preserve"> </w:t>
-      </w:r>
-      <w:r>
-        <w:rPr>
-          <w:rStyle w:val="VerbatimChar"/>
-        </w:rPr>
-        <w:t xml:space="preserve">bydev</w:t>
+    <w:p>
+      <w:pPr>
+        <w:pStyle w:val="Compact"/>
+        <w:numPr>
+          <w:ilvl w:val="0"/>
+          <w:numId w:val="1008"/>
+        </w:numPr>
+      </w:pPr>
+      <w:r>
+        <w:rPr>
+          <w:b/>
+          <w:bCs/>
+        </w:rPr>
+        <w:t xml:space="preserve">Rotas</w:t>
+      </w:r>
+      <w:r>
+        <w:t xml:space="preserve"> </w:t>
+      </w:r>
+      <w:r>
+        <w:t xml:space="preserve">das 2 telas novas.</w:t>
+      </w:r>
+    </w:p>
+    <w:p>
+      <w:pPr>
+        <w:pStyle w:val="Compact"/>
+        <w:numPr>
+          <w:ilvl w:val="0"/>
+          <w:numId w:val="1008"/>
+        </w:numPr>
+      </w:pPr>
+      <w:r>
+        <w:rPr>
+          <w:b/>
+          <w:bCs/>
+        </w:rPr>
+        <w:t xml:space="preserve">Verificação manual</w:t>
+      </w:r>
+      <w:r>
+        <w:t xml:space="preserve"> </w:t>
+      </w:r>
+      <w:r>
+        <w:t xml:space="preserve">(ver seção 10).</w:t>
+      </w:r>
+    </w:p>
+    <w:p>
+      <w:r>
+        <w:pict>
+          <v:rect style="width:0;height:1.5pt" o:hralign="center" o:hrstd="t" o:hr="t"/>
+        </w:pict>
+      </w:r>
+    </w:p>
+    <w:bookmarkEnd w:id="34"/>
+    <w:bookmarkStart w:id="36" w:name="X3ce75bb3b360fd96ac31a34bb43a9244c7a2ec5"/>
+    <w:p>
+      <w:pPr>
+        <w:pStyle w:val="Heading2"/>
+      </w:pPr>
+      <w:r>
+        <w:t xml:space="preserve">9. Itens a Confirmar Durante a Implementação</w:t>
       </w:r>
     </w:p>
     <w:p>
@@ -6395,10 +6627,70 @@
         </w:numPr>
       </w:pPr>
       <w:r>
-        <w:rPr>
-          <w:rStyle w:val="VerbatimChar"/>
-        </w:rPr>
-        <w:t xml:space="preserve">app/Config/Database.php</w:t>
+        <w:t xml:space="preserve">Onde os wrappers</w:t>
+      </w:r>
+      <w:r>
+        <w:t xml:space="preserve"> </w:t>
+      </w:r>
+      <w:r>
+        <w:rPr>
+          <w:rStyle w:val="VerbatimChar"/>
+        </w:rPr>
+        <w:t xml:space="preserve">&lt;div id="div..."&gt;</w:t>
+      </w:r>
+      <w:r>
+        <w:t xml:space="preserve"> </w:t>
+      </w:r>
+      <w:r>
+        <w:t xml:space="preserve">de campos condicionais são</w:t>
+      </w:r>
+      <w:r>
+        <w:t xml:space="preserve"> </w:t>
+      </w:r>
+      <w:r>
+        <w:t xml:space="preserve">gerados hoje no projeto (via</w:t>
+      </w:r>
+      <w:r>
+        <w:t xml:space="preserve"> </w:t>
+      </w:r>
+      <w:r>
+        <w:rPr>
+          <w:rStyle w:val="VerbatimChar"/>
+        </w:rPr>
+        <w:t xml:space="preserve">MyCampo</w:t>
+      </w:r>
+      <w:r>
+        <w:t xml:space="preserve">/</w:t>
+      </w:r>
+      <w:r>
+        <w:rPr>
+          <w:rStyle w:val="VerbatimChar"/>
+        </w:rPr>
+        <w:t xml:space="preserve">dispForm</w:t>
+      </w:r>
+      <w:r>
+        <w:t xml:space="preserve"> </w:t>
+      </w:r>
+      <w:r>
+        <w:t xml:space="preserve">ou array manual na</w:t>
+      </w:r>
+      <w:r>
+        <w:t xml:space="preserve"> </w:t>
+      </w:r>
+      <w:r>
+        <w:t xml:space="preserve">view) — checar antes de codificar o toggle</w:t>
+      </w:r>
+      <w:r>
+        <w:t xml:space="preserve"> </w:t>
+      </w:r>
+      <w:r>
+        <w:rPr>
+          <w:rStyle w:val="VerbatimChar"/>
+        </w:rPr>
+        <w:t xml:space="preserve">alternaCamposTipoRegra()</w:t>
+      </w:r>
+      <w:r>
+        <w:t xml:space="preserve">.</w:t>
       </w:r>
     </w:p>
     <w:p>
@@ -6410,10 +6702,22 @@
         </w:numPr>
       </w:pPr>
       <w:r>
-        <w:rPr>
-          <w:rStyle w:val="VerbatimChar"/>
-        </w:rPr>
-        <w:t xml:space="preserve">app/Models/Config/ConfigDicDadosModel.php</w:t>
+        <w:t xml:space="preserve">Se</w:t>
+      </w:r>
+      <w:r>
+        <w:t xml:space="preserve"> </w:t>
+      </w:r>
+      <w:r>
+        <w:rPr>
+          <w:rStyle w:val="VerbatimChar"/>
+        </w:rPr>
+        <w:t xml:space="preserve">ordena()</w:t>
+      </w:r>
+      <w:r>
+        <w:t xml:space="preserve"> </w:t>
+      </w:r>
+      <w:r>
+        <w:t xml:space="preserve">é obrigatório em todo Controller CRUD do projeto</w:t>
       </w:r>
       <w:r>
         <w:t xml:space="preserve"> </w:t>
@@ -6425,10 +6729,10 @@
         <w:rPr>
           <w:rStyle w:val="VerbatimChar"/>
         </w:rPr>
-        <w:t xml:space="preserve">getDbGroupAndSchema</w:t>
-      </w:r>
-      <w:r>
-        <w:t xml:space="preserve">, linha ~745)</w:t>
+        <w:t xml:space="preserve">CfgCor.php</w:t>
+      </w:r>
+      <w:r>
+        <w:t xml:space="preserve">, usado como referência, não o implementa).</w:t>
       </w:r>
     </w:p>
     <w:p>
@@ -6440,10 +6744,19 @@
         </w:numPr>
       </w:pPr>
       <w:r>
-        <w:rPr>
-          <w:rStyle w:val="VerbatimChar"/>
-        </w:rPr>
-        <w:t xml:space="preserve">app/Traits/ForeignKeyUsageChecker.php</w:t>
+        <w:t xml:space="preserve">Sintaxe exata de validação condicional (campo obrigatório apenas</w:t>
+      </w:r>
+      <w:r>
+        <w:t xml:space="preserve"> </w:t>
+      </w:r>
+      <w:r>
+        <w:t xml:space="preserve">conforme valor de outro campo) já usada em algum Model existente do</w:t>
+      </w:r>
+      <w:r>
+        <w:t xml:space="preserve"> </w:t>
+      </w:r>
+      <w:r>
+        <w:t xml:space="preserve">projeto.</w:t>
       </w:r>
     </w:p>
     <w:p>
@@ -6455,163 +6768,70 @@
         </w:numPr>
       </w:pPr>
       <w:r>
-        <w:rPr>
-          <w:rStyle w:val="VerbatimChar"/>
-        </w:rPr>
-        <w:t xml:space="preserve">app/Controllers/Config/CfgCor.php</w:t>
-      </w:r>
-      <w:r>
-        <w:t xml:space="preserve"> </w:t>
-      </w:r>
-      <w:r>
-        <w:t xml:space="preserve">e</w:t>
-      </w:r>
-      <w:r>
-        <w:t xml:space="preserve"> </w:t>
-      </w:r>
-      <w:r>
-        <w:rPr>
-          <w:rStyle w:val="VerbatimChar"/>
-        </w:rPr>
-        <w:t xml:space="preserve">app/Controllers/Config/CfgLoguser.php</w:t>
-      </w:r>
-    </w:p>
-    <w:p>
-      <w:pPr>
-        <w:pStyle w:val="Compact"/>
-        <w:numPr>
-          <w:ilvl w:val="0"/>
-          <w:numId w:val="1009"/>
-        </w:numPr>
-      </w:pPr>
-      <w:r>
-        <w:rPr>
-          <w:rStyle w:val="VerbatimChar"/>
-        </w:rPr>
-        <w:t xml:space="preserve">app/Entities/Config/EntCfgCor.php</w:t>
-      </w:r>
-      <w:r>
-        <w:t xml:space="preserve"> </w:t>
-      </w:r>
-      <w:r>
-        <w:t xml:space="preserve">e</w:t>
-      </w:r>
-      <w:r>
-        <w:t xml:space="preserve"> </w:t>
-      </w:r>
-      <w:r>
-        <w:rPr>
-          <w:rStyle w:val="VerbatimChar"/>
-        </w:rPr>
-        <w:t xml:space="preserve">app/Entities/Ocorrencia/EntOcoTipoOcorre.php</w:t>
-      </w:r>
-    </w:p>
-    <w:p>
-      <w:pPr>
-        <w:pStyle w:val="Compact"/>
-        <w:numPr>
-          <w:ilvl w:val="0"/>
-          <w:numId w:val="1009"/>
-        </w:numPr>
-      </w:pPr>
-      <w:r>
-        <w:rPr>
-          <w:rStyle w:val="VerbatimChar"/>
-        </w:rPr>
-        <w:t xml:space="preserve">app/Config/Routes.php</w:t>
-      </w:r>
-    </w:p>
-    <w:p>
-      <w:pPr>
-        <w:pStyle w:val="Compact"/>
-        <w:numPr>
-          <w:ilvl w:val="0"/>
-          <w:numId w:val="1009"/>
-        </w:numPr>
-      </w:pPr>
-      <w:r>
-        <w:rPr>
-          <w:rStyle w:val="VerbatimChar"/>
-        </w:rPr>
-        <w:t xml:space="preserve">app/Database/Migrations/2026-07-12-000001_FornecedoresT42T43.php</w:t>
-      </w:r>
-    </w:p>
-    <w:p>
-      <w:pPr>
-        <w:pStyle w:val="Compact"/>
-        <w:numPr>
-          <w:ilvl w:val="0"/>
-          <w:numId w:val="1009"/>
-        </w:numPr>
-      </w:pPr>
-      <w:r>
-        <w:rPr>
-          <w:rStyle w:val="VerbatimChar"/>
-        </w:rPr>
-        <w:t xml:space="preserve">public/assets/jscript/my_filter.js</w:t>
-      </w:r>
-      <w:r>
-        <w:t xml:space="preserve"> </w:t>
-      </w:r>
-      <w:r>
-        <w:t xml:space="preserve">e</w:t>
-      </w:r>
-      <w:r>
-        <w:t xml:space="preserve"> </w:t>
-      </w:r>
-      <w:r>
-        <w:rPr>
-          <w:rStyle w:val="VerbatimChar"/>
-        </w:rPr>
-        <w:t xml:space="preserve">public/assets/jscript/my_fields.js</w:t>
-      </w:r>
-    </w:p>
-    <w:p>
-      <w:pPr>
-        <w:pStyle w:val="Compact"/>
-        <w:numPr>
-          <w:ilvl w:val="0"/>
-          <w:numId w:val="1009"/>
-        </w:numPr>
-      </w:pPr>
-      <w:r>
-        <w:rPr>
-          <w:rStyle w:val="VerbatimChar"/>
-        </w:rPr>
-        <w:t xml:space="preserve">docs/notificacoes-sms.md</w:t>
-      </w:r>
-      <w:r>
-        <w:t xml:space="preserve"> </w:t>
-      </w:r>
-      <w:r>
-        <w:t xml:space="preserve">(desenho do motor de regras/</w:t>
-      </w:r>
-      <w:r>
-        <w:rPr>
-          <w:rStyle w:val="VerbatimChar"/>
-        </w:rPr>
-        <w:t xml:space="preserve">SmsService</w:t>
-      </w:r>
-      <w:r>
-        <w:t xml:space="preserve">/CLI/cron, fora deste escopo mas necessário para contexto de schema)</w:t>
-      </w:r>
-    </w:p>
-    <w:p>
-      <w:r>
-        <w:pict>
-          <v:rect style="width:0;height:1.5pt" o:hralign="center" o:hrstd="t" o:hr="t"/>
-        </w:pict>
-      </w:r>
-    </w:p>
-    <w:bookmarkEnd w:id="34"/>
-    <w:bookmarkEnd w:id="35"/>
-    <w:bookmarkStart w:id="36" w:name="verificação-teste-manual"/>
-    <w:p>
-      <w:pPr>
-        <w:pStyle w:val="Heading2"/>
-      </w:pPr>
-      <w:r>
-        <w:t xml:space="preserve">10. Verificação / Teste Manual</w:t>
+        <w:t xml:space="preserve">Nome exato do perfil</w:t>
+      </w:r>
+      <w:r>
+        <w:t xml:space="preserve"> </w:t>
+      </w:r>
+      <w:r>
+        <w:t xml:space="preserve">“Super Admin”</w:t>
+      </w:r>
+      <w:r>
+        <w:t xml:space="preserve"> </w:t>
+      </w:r>
+      <w:r>
+        <w:t xml:space="preserve">cadastrado em</w:t>
+      </w:r>
+      <w:r>
+        <w:t xml:space="preserve"> </w:t>
+      </w:r>
+      <w:r>
+        <w:rPr>
+          <w:rStyle w:val="VerbatimChar"/>
+        </w:rPr>
+        <w:t xml:space="preserve">cfg_perfil</w:t>
+      </w:r>
+      <w:r>
+        <w:t xml:space="preserve"> </w:t>
+      </w:r>
+      <w:r>
+        <w:t xml:space="preserve">(para a</w:t>
+      </w:r>
+      <w:r>
+        <w:t xml:space="preserve"> </w:t>
+      </w:r>
+      <w:r>
+        <w:t xml:space="preserve">migration de</w:t>
+      </w:r>
+      <w:r>
+        <w:t xml:space="preserve"> </w:t>
+      </w:r>
+      <w:r>
+        <w:rPr>
+          <w:rStyle w:val="VerbatimChar"/>
+        </w:rPr>
+        <w:t xml:space="preserve">cfg_perfil_item</w:t>
+      </w:r>
+      <w:r>
+        <w:t xml:space="preserve">).</w:t>
+      </w:r>
+    </w:p>
+    <w:bookmarkStart w:id="35" w:name="Xe4ed382527471918c97adb6e317b05d7f3e3947"/>
+    <w:p>
+      <w:pPr>
+        <w:pStyle w:val="Heading3"/>
+      </w:pPr>
+      <w:r>
+        <w:t xml:space="preserve">Arquivos críticos de referência para o</w:t>
+      </w:r>
+      <w:r>
+        <w:t xml:space="preserve"> </w:t>
+      </w:r>
+      <w:r>
+        <w:rPr>
+          <w:rStyle w:val="VerbatimChar"/>
+        </w:rPr>
+        <w:t xml:space="preserve">bydev</w:t>
       </w:r>
     </w:p>
     <w:p>
@@ -6623,31 +6843,10 @@
         </w:numPr>
       </w:pPr>
       <w:r>
-        <w:t xml:space="preserve">Confirmar conexão</w:t>
-      </w:r>
-      <w:r>
-        <w:t xml:space="preserve"> </w:t>
-      </w:r>
-      <w:r>
-        <w:rPr>
-          <w:rStyle w:val="VerbatimChar"/>
-        </w:rPr>
-        <w:t xml:space="preserve">dbLogistica</w:t>
-      </w:r>
-      <w:r>
-        <w:t xml:space="preserve">/</w:t>
-      </w:r>
-      <w:r>
-        <w:rPr>
-          <w:rStyle w:val="VerbatimChar"/>
-        </w:rPr>
-        <w:t xml:space="preserve">logistica_db</w:t>
-      </w:r>
-      <w:r>
-        <w:t xml:space="preserve"> </w:t>
-      </w:r>
-      <w:r>
-        <w:t xml:space="preserve">antes de rodar a migration.</w:t>
+        <w:rPr>
+          <w:rStyle w:val="VerbatimChar"/>
+        </w:rPr>
+        <w:t xml:space="preserve">app/Config/Database.php</w:t>
       </w:r>
     </w:p>
     <w:p>
@@ -6659,7 +6858,31 @@
         </w:numPr>
       </w:pPr>
       <w:r>
-        <w:t xml:space="preserve">Rodar a migration em ambiente de dev, confirmar idempotência (rodar 2x sem duplicar infraestrutura) e que não recria tabelas já existentes.</w:t>
+        <w:rPr>
+          <w:rStyle w:val="VerbatimChar"/>
+        </w:rPr>
+        <w:t xml:space="preserve">app/Models/Config/ConfigDicDadosModel.php</w:t>
+      </w:r>
+      <w:r>
+        <w:t xml:space="preserve"> </w:t>
+      </w:r>
+      <w:r>
+        <w:t xml:space="preserve">(</w:t>
+      </w:r>
+      <w:r>
+        <w:rPr>
+          <w:rStyle w:val="VerbatimChar"/>
+        </w:rPr>
+        <w:t xml:space="preserve">getDbGroupAndSchema</w:t>
+      </w:r>
+      <w:r>
+        <w:t xml:space="preserve">,</w:t>
+      </w:r>
+      <w:r>
+        <w:t xml:space="preserve"> </w:t>
+      </w:r>
+      <w:r>
+        <w:t xml:space="preserve">linha ~745)</w:t>
       </w:r>
     </w:p>
     <w:p>
@@ -6671,7 +6894,10 @@
         </w:numPr>
       </w:pPr>
       <w:r>
-        <w:t xml:space="preserve">Logar como Super Admin, confirmar que o menu mostra o módulo Logística com as 2 telas novas.</w:t>
+        <w:rPr>
+          <w:rStyle w:val="VerbatimChar"/>
+        </w:rPr>
+        <w:t xml:space="preserve">app/Traits/ForeignKeyUsageChecker.php</w:t>
       </w:r>
     </w:p>
     <w:p>
@@ -6683,124 +6909,25 @@
         </w:numPr>
       </w:pPr>
       <w:r>
-        <w:t xml:space="preserve">Tela</w:t>
-      </w:r>
-      <w:r>
-        <w:t xml:space="preserve"> </w:t>
-      </w:r>
-      <w:r>
-        <w:rPr>
-          <w:rStyle w:val="VerbatimChar"/>
-        </w:rPr>
-        <w:t xml:space="preserve">NotifSmsConfig</w:t>
-      </w:r>
-      <w:r>
-        <w:t xml:space="preserve">:</w:t>
-      </w:r>
-    </w:p>
-    <w:p>
-      <w:pPr>
-        <w:pStyle w:val="Compact"/>
-        <w:numPr>
-          <w:ilvl w:val="1"/>
-          <w:numId w:val="1011"/>
-        </w:numPr>
-      </w:pPr>
-      <w:r>
-        <w:t xml:space="preserve">Criar regra tipo</w:t>
-      </w:r>
-      <w:r>
-        <w:t xml:space="preserve"> </w:t>
-      </w:r>
-      <w:r>
-        <w:t xml:space="preserve">“entrega”</w:t>
-      </w:r>
-      <w:r>
-        <w:t xml:space="preserve"> </w:t>
-      </w:r>
-      <w:r>
-        <w:t xml:space="preserve">(confirmar que o toggle esconde os campos de saldo).</w:t>
-      </w:r>
-    </w:p>
-    <w:p>
-      <w:pPr>
-        <w:pStyle w:val="Compact"/>
-        <w:numPr>
-          <w:ilvl w:val="1"/>
-          <w:numId w:val="1011"/>
-        </w:numPr>
-      </w:pPr>
-      <w:r>
-        <w:t xml:space="preserve">Criar regra tipo</w:t>
-      </w:r>
-      <w:r>
-        <w:t xml:space="preserve"> </w:t>
-      </w:r>
-      <w:r>
-        <w:t xml:space="preserve">“saldo_baixo”</w:t>
-      </w:r>
-      <w:r>
-        <w:t xml:space="preserve"> </w:t>
-      </w:r>
-      <w:r>
-        <w:t xml:space="preserve">(confirmar toggle inverso).</w:t>
-      </w:r>
-    </w:p>
-    <w:p>
-      <w:pPr>
-        <w:pStyle w:val="Compact"/>
-        <w:numPr>
-          <w:ilvl w:val="1"/>
-          <w:numId w:val="1011"/>
-        </w:numPr>
-      </w:pPr>
-      <w:r>
-        <w:t xml:space="preserve">Editar uma regra existente.</w:t>
-      </w:r>
-    </w:p>
-    <w:p>
-      <w:pPr>
-        <w:pStyle w:val="Compact"/>
-        <w:numPr>
-          <w:ilvl w:val="1"/>
-          <w:numId w:val="1011"/>
-        </w:numPr>
-      </w:pPr>
-      <w:r>
-        <w:t xml:space="preserve">Inativar uma regra (</w:t>
-      </w:r>
-      <w:r>
-        <w:rPr>
-          <w:rStyle w:val="VerbatimChar"/>
-        </w:rPr>
-        <w:t xml:space="preserve">ativinativ</w:t>
-      </w:r>
-      <w:r>
-        <w:t xml:space="preserve">).</w:t>
-      </w:r>
-    </w:p>
-    <w:p>
-      <w:pPr>
-        <w:pStyle w:val="Compact"/>
-        <w:numPr>
-          <w:ilvl w:val="1"/>
-          <w:numId w:val="1011"/>
-        </w:numPr>
-      </w:pPr>
-      <w:r>
-        <w:t xml:space="preserve">Testar bloqueio de exclusão quando há histórico em</w:t>
-      </w:r>
-      <w:r>
-        <w:t xml:space="preserve"> </w:t>
-      </w:r>
-      <w:r>
-        <w:rPr>
-          <w:rStyle w:val="VerbatimChar"/>
-        </w:rPr>
-        <w:t xml:space="preserve">log_notif_sms_enviadas</w:t>
-      </w:r>
-      <w:r>
-        <w:t xml:space="preserve">.</w:t>
+        <w:rPr>
+          <w:rStyle w:val="VerbatimChar"/>
+        </w:rPr>
+        <w:t xml:space="preserve">app/Controllers/Config/CfgCor.php</w:t>
+      </w:r>
+      <w:r>
+        <w:t xml:space="preserve"> </w:t>
+      </w:r>
+      <w:r>
+        <w:t xml:space="preserve">e</w:t>
+      </w:r>
+      <w:r>
+        <w:t xml:space="preserve"> </w:t>
+      </w:r>
+      <w:r>
+        <w:rPr>
+          <w:rStyle w:val="VerbatimChar"/>
+        </w:rPr>
+        <w:t xml:space="preserve">app/Controllers/Config/CfgLoguser.php</w:t>
       </w:r>
     </w:p>
     <w:p>
@@ -6812,6 +6939,357 @@
         </w:numPr>
       </w:pPr>
       <w:r>
+        <w:rPr>
+          <w:rStyle w:val="VerbatimChar"/>
+        </w:rPr>
+        <w:t xml:space="preserve">app/Models/Config/ConfigCorModel.php</w:t>
+      </w:r>
+      <w:r>
+        <w:t xml:space="preserve"> </w:t>
+      </w:r>
+      <w:r>
+        <w:t xml:space="preserve">e</w:t>
+      </w:r>
+      <w:r>
+        <w:t xml:space="preserve"> </w:t>
+      </w:r>
+      <w:r>
+        <w:rPr>
+          <w:rStyle w:val="VerbatimChar"/>
+        </w:rPr>
+        <w:t xml:space="preserve">app/Models/Fornec/FornecNotifDesvioModel.php</w:t>
+      </w:r>
+      <w:r>
+        <w:t xml:space="preserve"> </w:t>
+      </w:r>
+      <w:r>
+        <w:t xml:space="preserve">(padrão de callbacks</w:t>
+      </w:r>
+      <w:r>
+        <w:t xml:space="preserve"> </w:t>
+      </w:r>
+      <w:r>
+        <w:rPr>
+          <w:rStyle w:val="VerbatimChar"/>
+        </w:rPr>
+        <w:t xml:space="preserve">afterInsert/afterUpdate/afterDelete</w:t>
+      </w:r>
+      <w:r>
+        <w:t xml:space="preserve"> </w:t>
+      </w:r>
+      <w:r>
+        <w:t xml:space="preserve">+</w:t>
+      </w:r>
+      <w:r>
+        <w:t xml:space="preserve"> </w:t>
+      </w:r>
+      <w:r>
+        <w:rPr>
+          <w:rStyle w:val="VerbatimChar"/>
+        </w:rPr>
+        <w:t xml:space="preserve">LogMonModel::insertLog()</w:t>
+      </w:r>
+      <w:r>
+        <w:t xml:space="preserve">,</w:t>
+      </w:r>
+      <w:r>
+        <w:t xml:space="preserve"> </w:t>
+      </w:r>
+      <w:r>
+        <w:t xml:space="preserve">ver 3.3)</w:t>
+      </w:r>
+    </w:p>
+    <w:p>
+      <w:pPr>
+        <w:pStyle w:val="Compact"/>
+        <w:numPr>
+          <w:ilvl w:val="0"/>
+          <w:numId w:val="1010"/>
+        </w:numPr>
+      </w:pPr>
+      <w:r>
+        <w:rPr>
+          <w:rStyle w:val="VerbatimChar"/>
+        </w:rPr>
+        <w:t xml:space="preserve">app/Models/LogMonModel.php</w:t>
+      </w:r>
+    </w:p>
+    <w:p>
+      <w:pPr>
+        <w:pStyle w:val="Compact"/>
+        <w:numPr>
+          <w:ilvl w:val="0"/>
+          <w:numId w:val="1010"/>
+        </w:numPr>
+      </w:pPr>
+      <w:r>
+        <w:rPr>
+          <w:rStyle w:val="VerbatimChar"/>
+        </w:rPr>
+        <w:t xml:space="preserve">app/Entities/Config/EntCfgCor.php</w:t>
+      </w:r>
+      <w:r>
+        <w:t xml:space="preserve"> </w:t>
+      </w:r>
+      <w:r>
+        <w:t xml:space="preserve">e</w:t>
+      </w:r>
+      <w:r>
+        <w:t xml:space="preserve"> </w:t>
+      </w:r>
+      <w:r>
+        <w:rPr>
+          <w:rStyle w:val="VerbatimChar"/>
+        </w:rPr>
+        <w:t xml:space="preserve">app/Entities/Ocorrencia/EntOcoTipoOcorre.php</w:t>
+      </w:r>
+    </w:p>
+    <w:p>
+      <w:pPr>
+        <w:pStyle w:val="Compact"/>
+        <w:numPr>
+          <w:ilvl w:val="0"/>
+          <w:numId w:val="1010"/>
+        </w:numPr>
+      </w:pPr>
+      <w:r>
+        <w:rPr>
+          <w:rStyle w:val="VerbatimChar"/>
+        </w:rPr>
+        <w:t xml:space="preserve">app/Config/Routes.php</w:t>
+      </w:r>
+    </w:p>
+    <w:p>
+      <w:pPr>
+        <w:pStyle w:val="Compact"/>
+        <w:numPr>
+          <w:ilvl w:val="0"/>
+          <w:numId w:val="1010"/>
+        </w:numPr>
+      </w:pPr>
+      <w:r>
+        <w:rPr>
+          <w:rStyle w:val="VerbatimChar"/>
+        </w:rPr>
+        <w:t xml:space="preserve">app/Database/Migrations/2026-07-12-000001_FornecedoresT42T43.php</w:t>
+      </w:r>
+    </w:p>
+    <w:p>
+      <w:pPr>
+        <w:pStyle w:val="Compact"/>
+        <w:numPr>
+          <w:ilvl w:val="0"/>
+          <w:numId w:val="1010"/>
+        </w:numPr>
+      </w:pPr>
+      <w:r>
+        <w:rPr>
+          <w:rStyle w:val="VerbatimChar"/>
+        </w:rPr>
+        <w:t xml:space="preserve">public/assets/jscript/my_filter.js</w:t>
+      </w:r>
+      <w:r>
+        <w:t xml:space="preserve"> </w:t>
+      </w:r>
+      <w:r>
+        <w:t xml:space="preserve">e</w:t>
+      </w:r>
+      <w:r>
+        <w:t xml:space="preserve"> </w:t>
+      </w:r>
+      <w:r>
+        <w:rPr>
+          <w:rStyle w:val="VerbatimChar"/>
+        </w:rPr>
+        <w:t xml:space="preserve">public/assets/jscript/my_fields.js</w:t>
+      </w:r>
+      <w:r>
+        <w:t xml:space="preserve"> </w:t>
+      </w:r>
+      <w:r>
+        <w:t xml:space="preserve">(incluindo</w:t>
+      </w:r>
+      <w:r>
+        <w:t xml:space="preserve"> </w:t>
+      </w:r>
+      <w:r>
+        <w:rPr>
+          <w:rStyle w:val="VerbatimChar"/>
+        </w:rPr>
+        <w:t xml:space="preserve">mudaObrigatorioElemDiv()</w:t>
+      </w:r>
+      <w:r>
+        <w:t xml:space="preserve"> </w:t>
+      </w:r>
+      <w:r>
+        <w:t xml:space="preserve">e o uso em</w:t>
+      </w:r>
+      <w:r>
+        <w:t xml:space="preserve"> </w:t>
+      </w:r>
+      <w:r>
+        <w:rPr>
+          <w:rStyle w:val="VerbatimChar"/>
+        </w:rPr>
+        <w:t xml:space="preserve">my_fornecedores.js</w:t>
+      </w:r>
+      <w:r>
+        <w:t xml:space="preserve">, ver 3.7)</w:t>
+      </w:r>
+    </w:p>
+    <w:p>
+      <w:pPr>
+        <w:pStyle w:val="Compact"/>
+        <w:numPr>
+          <w:ilvl w:val="0"/>
+          <w:numId w:val="1010"/>
+        </w:numPr>
+      </w:pPr>
+      <w:r>
+        <w:rPr>
+          <w:rStyle w:val="VerbatimChar"/>
+        </w:rPr>
+        <w:t xml:space="preserve">docs/notificacoes-sms.md</w:t>
+      </w:r>
+      <w:r>
+        <w:t xml:space="preserve"> </w:t>
+      </w:r>
+      <w:r>
+        <w:t xml:space="preserve">(desenho do motor de</w:t>
+      </w:r>
+      <w:r>
+        <w:t xml:space="preserve"> </w:t>
+      </w:r>
+      <w:r>
+        <w:t xml:space="preserve">regras/</w:t>
+      </w:r>
+      <w:r>
+        <w:rPr>
+          <w:rStyle w:val="VerbatimChar"/>
+        </w:rPr>
+        <w:t xml:space="preserve">SmsService</w:t>
+      </w:r>
+      <w:r>
+        <w:t xml:space="preserve">/CLI/cron, fora deste escopo mas necessário para</w:t>
+      </w:r>
+      <w:r>
+        <w:t xml:space="preserve"> </w:t>
+      </w:r>
+      <w:r>
+        <w:t xml:space="preserve">contexto de schema)</w:t>
+      </w:r>
+    </w:p>
+    <w:p>
+      <w:r>
+        <w:pict>
+          <v:rect style="width:0;height:1.5pt" o:hralign="center" o:hrstd="t" o:hr="t"/>
+        </w:pict>
+      </w:r>
+    </w:p>
+    <w:bookmarkEnd w:id="35"/>
+    <w:bookmarkEnd w:id="36"/>
+    <w:bookmarkStart w:id="37" w:name="verificação-teste-manual"/>
+    <w:p>
+      <w:pPr>
+        <w:pStyle w:val="Heading2"/>
+      </w:pPr>
+      <w:r>
+        <w:t xml:space="preserve">10. Verificação / Teste Manual</w:t>
+      </w:r>
+    </w:p>
+    <w:p>
+      <w:pPr>
+        <w:pStyle w:val="Compact"/>
+        <w:numPr>
+          <w:ilvl w:val="0"/>
+          <w:numId w:val="1011"/>
+        </w:numPr>
+      </w:pPr>
+      <w:r>
+        <w:t xml:space="preserve">Confirmar conexão</w:t>
+      </w:r>
+      <w:r>
+        <w:t xml:space="preserve"> </w:t>
+      </w:r>
+      <w:r>
+        <w:rPr>
+          <w:rStyle w:val="VerbatimChar"/>
+        </w:rPr>
+        <w:t xml:space="preserve">dbLogistica</w:t>
+      </w:r>
+      <w:r>
+        <w:t xml:space="preserve">/</w:t>
+      </w:r>
+      <w:r>
+        <w:rPr>
+          <w:rStyle w:val="VerbatimChar"/>
+        </w:rPr>
+        <w:t xml:space="preserve">logistica_db</w:t>
+      </w:r>
+      <w:r>
+        <w:t xml:space="preserve"> </w:t>
+      </w:r>
+      <w:r>
+        <w:t xml:space="preserve">antes de rodar a</w:t>
+      </w:r>
+      <w:r>
+        <w:t xml:space="preserve"> </w:t>
+      </w:r>
+      <w:r>
+        <w:t xml:space="preserve">migration.</w:t>
+      </w:r>
+    </w:p>
+    <w:p>
+      <w:pPr>
+        <w:pStyle w:val="Compact"/>
+        <w:numPr>
+          <w:ilvl w:val="0"/>
+          <w:numId w:val="1011"/>
+        </w:numPr>
+      </w:pPr>
+      <w:r>
+        <w:t xml:space="preserve">Rodar a migration em ambiente de dev, confirmar idempotência (rodar</w:t>
+      </w:r>
+      <w:r>
+        <w:t xml:space="preserve"> </w:t>
+      </w:r>
+      <w:r>
+        <w:t xml:space="preserve">2x sem duplicar infraestrutura) e que não recria tabelas já</w:t>
+      </w:r>
+      <w:r>
+        <w:t xml:space="preserve"> </w:t>
+      </w:r>
+      <w:r>
+        <w:t xml:space="preserve">existentes.</w:t>
+      </w:r>
+    </w:p>
+    <w:p>
+      <w:pPr>
+        <w:pStyle w:val="Compact"/>
+        <w:numPr>
+          <w:ilvl w:val="0"/>
+          <w:numId w:val="1011"/>
+        </w:numPr>
+      </w:pPr>
+      <w:r>
+        <w:t xml:space="preserve">Logar como Super Admin, confirmar que o menu mostra o módulo</w:t>
+      </w:r>
+      <w:r>
+        <w:t xml:space="preserve"> </w:t>
+      </w:r>
+      <w:r>
+        <w:t xml:space="preserve">Logística com as 2 telas novas.</w:t>
+      </w:r>
+    </w:p>
+    <w:p>
+      <w:pPr>
+        <w:pStyle w:val="Compact"/>
+        <w:numPr>
+          <w:ilvl w:val="0"/>
+          <w:numId w:val="1011"/>
+        </w:numPr>
+      </w:pPr>
+      <w:r>
         <w:t xml:space="preserve">Tela</w:t>
       </w:r>
       <w:r>
@@ -6821,7 +7299,7 @@
         <w:rPr>
           <w:rStyle w:val="VerbatimChar"/>
         </w:rPr>
-        <w:t xml:space="preserve">NotifSmsEnviadas</w:t>
+        <w:t xml:space="preserve">NotifSmsConfig</w:t>
       </w:r>
       <w:r>
         <w:t xml:space="preserve">:</w:t>
@@ -6836,19 +7314,25 @@
         </w:numPr>
       </w:pPr>
       <w:r>
-        <w:t xml:space="preserve">Inserir linhas de teste em</w:t>
-      </w:r>
-      <w:r>
-        <w:t xml:space="preserve"> </w:t>
-      </w:r>
-      <w:r>
-        <w:rPr>
-          <w:rStyle w:val="VerbatimChar"/>
-        </w:rPr>
-        <w:t xml:space="preserve">log_notif_sms_enviadas</w:t>
-      </w:r>
-      <w:r>
-        <w:t xml:space="preserve">.</w:t>
+        <w:t xml:space="preserve">Criar regra tipo</w:t>
+      </w:r>
+      <w:r>
+        <w:t xml:space="preserve"> </w:t>
+      </w:r>
+      <w:r>
+        <w:t xml:space="preserve">“entrega”</w:t>
+      </w:r>
+      <w:r>
+        <w:t xml:space="preserve"> </w:t>
+      </w:r>
+      <w:r>
+        <w:t xml:space="preserve">(confirmar que o toggle esconde os</w:t>
+      </w:r>
+      <w:r>
+        <w:t xml:space="preserve"> </w:t>
+      </w:r>
+      <w:r>
+        <w:t xml:space="preserve">campos de saldo).</w:t>
       </w:r>
     </w:p>
     <w:p>
@@ -6860,7 +7344,19 @@
         </w:numPr>
       </w:pPr>
       <w:r>
-        <w:t xml:space="preserve">Filtrar por período.</w:t>
+        <w:t xml:space="preserve">Criar regra tipo</w:t>
+      </w:r>
+      <w:r>
+        <w:t xml:space="preserve"> </w:t>
+      </w:r>
+      <w:r>
+        <w:t xml:space="preserve">“saldo_baixo”</w:t>
+      </w:r>
+      <w:r>
+        <w:t xml:space="preserve"> </w:t>
+      </w:r>
+      <w:r>
+        <w:t xml:space="preserve">(confirmar toggle inverso).</w:t>
       </w:r>
     </w:p>
     <w:p>
@@ -6872,7 +7368,7 @@
         </w:numPr>
       </w:pPr>
       <w:r>
-        <w:t xml:space="preserve">Filtrar por regra específica.</w:t>
+        <w:t xml:space="preserve">Editar uma regra existente.</w:t>
       </w:r>
     </w:p>
     <w:p>
@@ -6884,6 +7380,123 @@
         </w:numPr>
       </w:pPr>
       <w:r>
+        <w:t xml:space="preserve">Inativar uma regra (</w:t>
+      </w:r>
+      <w:r>
+        <w:rPr>
+          <w:rStyle w:val="VerbatimChar"/>
+        </w:rPr>
+        <w:t xml:space="preserve">ativinativ</w:t>
+      </w:r>
+      <w:r>
+        <w:t xml:space="preserve">).</w:t>
+      </w:r>
+    </w:p>
+    <w:p>
+      <w:pPr>
+        <w:pStyle w:val="Compact"/>
+        <w:numPr>
+          <w:ilvl w:val="1"/>
+          <w:numId w:val="1012"/>
+        </w:numPr>
+      </w:pPr>
+      <w:r>
+        <w:t xml:space="preserve">Testar bloqueio de exclusão quando há histórico em</w:t>
+      </w:r>
+      <w:r>
+        <w:t xml:space="preserve"> </w:t>
+      </w:r>
+      <w:r>
+        <w:rPr>
+          <w:rStyle w:val="VerbatimChar"/>
+        </w:rPr>
+        <w:t xml:space="preserve">log_notif_sms_enviadas</w:t>
+      </w:r>
+      <w:r>
+        <w:t xml:space="preserve">.</w:t>
+      </w:r>
+    </w:p>
+    <w:p>
+      <w:pPr>
+        <w:pStyle w:val="Compact"/>
+        <w:numPr>
+          <w:ilvl w:val="0"/>
+          <w:numId w:val="1011"/>
+        </w:numPr>
+      </w:pPr>
+      <w:r>
+        <w:t xml:space="preserve">Tela</w:t>
+      </w:r>
+      <w:r>
+        <w:t xml:space="preserve"> </w:t>
+      </w:r>
+      <w:r>
+        <w:rPr>
+          <w:rStyle w:val="VerbatimChar"/>
+        </w:rPr>
+        <w:t xml:space="preserve">NotifSmsEnviadas</w:t>
+      </w:r>
+      <w:r>
+        <w:t xml:space="preserve">:</w:t>
+      </w:r>
+    </w:p>
+    <w:p>
+      <w:pPr>
+        <w:pStyle w:val="Compact"/>
+        <w:numPr>
+          <w:ilvl w:val="1"/>
+          <w:numId w:val="1013"/>
+        </w:numPr>
+      </w:pPr>
+      <w:r>
+        <w:t xml:space="preserve">Inserir linhas de teste em</w:t>
+      </w:r>
+      <w:r>
+        <w:t xml:space="preserve"> </w:t>
+      </w:r>
+      <w:r>
+        <w:rPr>
+          <w:rStyle w:val="VerbatimChar"/>
+        </w:rPr>
+        <w:t xml:space="preserve">log_notif_sms_enviadas</w:t>
+      </w:r>
+      <w:r>
+        <w:t xml:space="preserve">.</w:t>
+      </w:r>
+    </w:p>
+    <w:p>
+      <w:pPr>
+        <w:pStyle w:val="Compact"/>
+        <w:numPr>
+          <w:ilvl w:val="1"/>
+          <w:numId w:val="1013"/>
+        </w:numPr>
+      </w:pPr>
+      <w:r>
+        <w:t xml:space="preserve">Filtrar por período.</w:t>
+      </w:r>
+    </w:p>
+    <w:p>
+      <w:pPr>
+        <w:pStyle w:val="Compact"/>
+        <w:numPr>
+          <w:ilvl w:val="1"/>
+          <w:numId w:val="1013"/>
+        </w:numPr>
+      </w:pPr>
+      <w:r>
+        <w:t xml:space="preserve">Filtrar por regra específica.</w:t>
+      </w:r>
+    </w:p>
+    <w:p>
+      <w:pPr>
+        <w:pStyle w:val="Compact"/>
+        <w:numPr>
+          <w:ilvl w:val="1"/>
+          <w:numId w:val="1013"/>
+        </w:numPr>
+      </w:pPr>
+      <w:r>
         <w:t xml:space="preserve">Confirmar que o</w:t>
       </w:r>
       <w:r>
@@ -6899,7 +7512,13 @@
         <w:t xml:space="preserve"> </w:t>
       </w:r>
       <w:r>
-        <w:t xml:space="preserve">traz corretamente o nome da regra (</w:t>
+        <w:t xml:space="preserve">traz corretamente o nome da regra</w:t>
+      </w:r>
+      <w:r>
+        <w:t xml:space="preserve"> </w:t>
+      </w:r>
+      <w:r>
+        <w:t xml:space="preserve">(</w:t>
       </w:r>
       <w:r>
         <w:rPr>
@@ -6918,8 +7537,8 @@
         </w:pict>
       </w:r>
     </w:p>
-    <w:bookmarkEnd w:id="36"/>
-    <w:bookmarkStart w:id="37" w:name="critérios-de-pronto"/>
+    <w:bookmarkEnd w:id="37"/>
+    <w:bookmarkStart w:id="38" w:name="critérios-de-pronto"/>
     <w:p>
       <w:pPr>
         <w:pStyle w:val="Heading2"/>
@@ -6933,7 +7552,7 @@
         <w:pStyle w:val="Compact"/>
         <w:numPr>
           <w:ilvl w:val="0"/>
-          <w:numId w:val="1013"/>
+          <w:numId w:val="1014"/>
         </w:numPr>
       </w:pPr>
       <w:r>
@@ -6987,7 +7606,7 @@
         <w:pStyle w:val="Compact"/>
         <w:numPr>
           <w:ilvl w:val="0"/>
-          <w:numId w:val="1013"/>
+          <w:numId w:val="1014"/>
         </w:numPr>
       </w:pPr>
       <w:r>
@@ -7030,7 +7649,13 @@
         <w:t xml:space="preserve"> </w:t>
       </w:r>
       <w:r>
-        <w:t xml:space="preserve">configurada para o perfil Super Admin.</w:t>
+        <w:t xml:space="preserve">configurada para o perfil Super</w:t>
+      </w:r>
+      <w:r>
+        <w:t xml:space="preserve"> </w:t>
+      </w:r>
+      <w:r>
+        <w:t xml:space="preserve">Admin.</w:t>
       </w:r>
     </w:p>
     <w:p>
@@ -7038,11 +7663,17 @@
         <w:pStyle w:val="Compact"/>
         <w:numPr>
           <w:ilvl w:val="0"/>
-          <w:numId w:val="1013"/>
+          <w:numId w:val="1014"/>
         </w:numPr>
       </w:pPr>
       <w:r>
-        <w:t xml:space="preserve">Migration idempotente: rodar múltiplas vezes não duplica infraestrutura nem recria tabelas existentes.</w:t>
+        <w:t xml:space="preserve">Migration idempotente: rodar múltiplas vezes não duplica</w:t>
+      </w:r>
+      <w:r>
+        <w:t xml:space="preserve"> </w:t>
+      </w:r>
+      <w:r>
+        <w:t xml:space="preserve">infraestrutura nem recria tabelas existentes.</w:t>
       </w:r>
     </w:p>
     <w:p>
@@ -7050,7 +7681,7 @@
         <w:pStyle w:val="Compact"/>
         <w:numPr>
           <w:ilvl w:val="0"/>
-          <w:numId w:val="1013"/>
+          <w:numId w:val="1014"/>
         </w:numPr>
       </w:pPr>
       <w:r>
@@ -7060,7 +7691,19 @@
         <w:t xml:space="preserve">NotifSmsConfig</w:t>
       </w:r>
       <w:r>
-        <w:t xml:space="preserve">: listagem, cadastro, edição, ativar/inativar e exclusão (com bloqueio quando há histórico) funcionais; toggle de campos condicionais por</w:t>
+        <w:t xml:space="preserve">: listagem, cadastro, edição, ativar/inativar e</w:t>
+      </w:r>
+      <w:r>
+        <w:t xml:space="preserve"> </w:t>
+      </w:r>
+      <w:r>
+        <w:t xml:space="preserve">exclusão (com bloqueio quando há histórico) funcionais; toggle de</w:t>
+      </w:r>
+      <w:r>
+        <w:t xml:space="preserve"> </w:t>
+      </w:r>
+      <w:r>
+        <w:t xml:space="preserve">campos condicionais por</w:t>
       </w:r>
       <w:r>
         <w:t xml:space="preserve"> </w:t>
@@ -7098,7 +7741,7 @@
         <w:pStyle w:val="Compact"/>
         <w:numPr>
           <w:ilvl w:val="0"/>
-          <w:numId w:val="1013"/>
+          <w:numId w:val="1014"/>
         </w:numPr>
       </w:pPr>
       <w:r>
@@ -7108,7 +7751,13 @@
         <w:t xml:space="preserve">NotifSmsEnviadas</w:t>
       </w:r>
       <w:r>
-        <w:t xml:space="preserve">: filtro por período (obrigatório) e por regra (opcional) funcionais, com</w:t>
+        <w:t xml:space="preserve">: filtro por período (obrigatório) e por regra</w:t>
+      </w:r>
+      <w:r>
+        <w:t xml:space="preserve"> </w:t>
+      </w:r>
+      <w:r>
+        <w:t xml:space="preserve">(opcional) funcionais, com</w:t>
       </w:r>
       <w:r>
         <w:t xml:space="preserve"> </w:t>
@@ -7146,35 +7795,110 @@
         <w:pStyle w:val="Compact"/>
         <w:numPr>
           <w:ilvl w:val="0"/>
-          <w:numId w:val="1013"/>
+          <w:numId w:val="1014"/>
         </w:numPr>
       </w:pPr>
       <w:r>
-        <w:t xml:space="preserve">Nenhuma alteração de código nas partes já resolvidas em</w:t>
-      </w:r>
-      <w:r>
-        <w:t xml:space="preserve"> </w:t>
-      </w:r>
-      <w:r>
-        <w:rPr>
-          <w:rStyle w:val="VerbatimChar"/>
-        </w:rPr>
-        <w:t xml:space="preserve">docs/notificacoes-sms.md</w:t>
-      </w:r>
-      <w:r>
-        <w:t xml:space="preserve"> </w:t>
-      </w:r>
-      <w:r>
-        <w:t xml:space="preserve">(</w:t>
-      </w:r>
-      <w:r>
-        <w:rPr>
-          <w:rStyle w:val="VerbatimChar"/>
-        </w:rPr>
-        <w:t xml:space="preserve">SmsService</w:t>
-      </w:r>
-      <w:r>
-        <w:t xml:space="preserve">, Controller CLI, cron).</w:t>
+        <w:rPr>
+          <w:rStyle w:val="VerbatimChar"/>
+        </w:rPr>
+        <w:t xml:space="preserve">LogisNotifSmsConfigModel</w:t>
+      </w:r>
+      <w:r>
+        <w:t xml:space="preserve"> </w:t>
+      </w:r>
+      <w:r>
+        <w:t xml:space="preserve">grava log de auditoria em Mongo via</w:t>
+      </w:r>
+      <w:r>
+        <w:t xml:space="preserve"> </w:t>
+      </w:r>
+      <w:r>
+        <w:rPr>
+          <w:rStyle w:val="VerbatimChar"/>
+        </w:rPr>
+        <w:t xml:space="preserve">LogMonModel::insertLog()</w:t>
+      </w:r>
+      <w:r>
+        <w:t xml:space="preserve"> </w:t>
+      </w:r>
+      <w:r>
+        <w:t xml:space="preserve">em</w:t>
+      </w:r>
+      <w:r>
+        <w:t xml:space="preserve"> </w:t>
+      </w:r>
+      <w:r>
+        <w:rPr>
+          <w:rStyle w:val="VerbatimChar"/>
+        </w:rPr>
+        <w:t xml:space="preserve">afterInsert/afterUpdate/afterDelete</w:t>
+      </w:r>
+      <w:r>
+        <w:t xml:space="preserve"> </w:t>
+      </w:r>
+      <w:r>
+        <w:t xml:space="preserve">(padrão</w:t>
+      </w:r>
+      <w:r>
+        <w:t xml:space="preserve"> </w:t>
+      </w:r>
+      <w:r>
+        <w:rPr>
+          <w:rStyle w:val="VerbatimChar"/>
+        </w:rPr>
+        <w:t xml:space="preserve">ConfigCorModel</w:t>
+      </w:r>
+      <w:r>
+        <w:t xml:space="preserve">);</w:t>
+      </w:r>
+      <w:r>
+        <w:t xml:space="preserve"> </w:t>
+      </w:r>
+      <w:r>
+        <w:rPr>
+          <w:rStyle w:val="VerbatimChar"/>
+        </w:rPr>
+        <w:t xml:space="preserve">NotifSmsConfig::edit()</w:t>
+      </w:r>
+      <w:r>
+        <w:t xml:space="preserve">/</w:t>
+      </w:r>
+      <w:r>
+        <w:rPr>
+          <w:rStyle w:val="VerbatimChar"/>
+        </w:rPr>
+        <w:t xml:space="preserve">show()</w:t>
+      </w:r>
+      <w:r>
+        <w:t xml:space="preserve"> </w:t>
+      </w:r>
+      <w:r>
+        <w:t xml:space="preserve">exibem</w:t>
+      </w:r>
+      <w:r>
+        <w:t xml:space="preserve"> </w:t>
+      </w:r>
+      <w:r>
+        <w:t xml:space="preserve">“última alteração por/em”</w:t>
+      </w:r>
+      <w:r>
+        <w:t xml:space="preserve"> </w:t>
+      </w:r>
+      <w:r>
+        <w:t xml:space="preserve">via</w:t>
+      </w:r>
+      <w:r>
+        <w:t xml:space="preserve"> </w:t>
+      </w:r>
+      <w:r>
+        <w:rPr>
+          <w:rStyle w:val="VerbatimChar"/>
+        </w:rPr>
+        <w:t xml:space="preserve">buscaLog('log_notif_sms_config', $id)</w:t>
+      </w:r>
+      <w:r>
+        <w:t xml:space="preserve">.</w:t>
       </w:r>
     </w:p>
     <w:p>
@@ -7182,13 +7906,91 @@
         <w:pStyle w:val="Compact"/>
         <w:numPr>
           <w:ilvl w:val="0"/>
-          <w:numId w:val="1013"/>
+          <w:numId w:val="1014"/>
         </w:numPr>
       </w:pPr>
       <w:r>
         <w:rPr>
           <w:rStyle w:val="VerbatimChar"/>
         </w:rPr>
+        <w:t xml:space="preserve">alternaCamposTipoRegra(obj)</w:t>
+      </w:r>
+      <w:r>
+        <w:t xml:space="preserve"> </w:t>
+      </w:r>
+      <w:r>
+        <w:t xml:space="preserve">cuida apenas do show/hide dos wrappers e</w:t>
+      </w:r>
+      <w:r>
+        <w:t xml:space="preserve"> </w:t>
+      </w:r>
+      <w:r>
+        <w:t xml:space="preserve">delega a obrigatoriedade condicional a</w:t>
+      </w:r>
+      <w:r>
+        <w:t xml:space="preserve"> </w:t>
+      </w:r>
+      <w:r>
+        <w:rPr>
+          <w:rStyle w:val="VerbatimChar"/>
+        </w:rPr>
+        <w:t xml:space="preserve">mudaObrigatorioElemDiv()</w:t>
+      </w:r>
+      <w:r>
+        <w:t xml:space="preserve"> </w:t>
+      </w:r>
+      <w:r>
+        <w:t xml:space="preserve">(sem reimplementação própria).</w:t>
+      </w:r>
+    </w:p>
+    <w:p>
+      <w:pPr>
+        <w:pStyle w:val="Compact"/>
+        <w:numPr>
+          <w:ilvl w:val="0"/>
+          <w:numId w:val="1014"/>
+        </w:numPr>
+      </w:pPr>
+      <w:r>
+        <w:t xml:space="preserve">Nenhuma alteração de código nas partes já resolvidas em</w:t>
+      </w:r>
+      <w:r>
+        <w:t xml:space="preserve"> </w:t>
+      </w:r>
+      <w:r>
+        <w:rPr>
+          <w:rStyle w:val="VerbatimChar"/>
+        </w:rPr>
+        <w:t xml:space="preserve">docs/notificacoes-sms.md</w:t>
+      </w:r>
+      <w:r>
+        <w:t xml:space="preserve"> </w:t>
+      </w:r>
+      <w:r>
+        <w:t xml:space="preserve">(</w:t>
+      </w:r>
+      <w:r>
+        <w:rPr>
+          <w:rStyle w:val="VerbatimChar"/>
+        </w:rPr>
+        <w:t xml:space="preserve">SmsService</w:t>
+      </w:r>
+      <w:r>
+        <w:t xml:space="preserve">, Controller CLI, cron).</w:t>
+      </w:r>
+    </w:p>
+    <w:p>
+      <w:pPr>
+        <w:pStyle w:val="Compact"/>
+        <w:numPr>
+          <w:ilvl w:val="0"/>
+          <w:numId w:val="1014"/>
+        </w:numPr>
+      </w:pPr>
+      <w:r>
+        <w:rPr>
+          <w:rStyle w:val="VerbatimChar"/>
+        </w:rPr>
         <w:t xml:space="preserve">byrev</w:t>
       </w:r>
       <w:r>
@@ -7210,7 +8012,13 @@
         <w:t xml:space="preserve"> </w:t>
       </w:r>
       <w:r>
-        <w:t xml:space="preserve">com plano de testes cobrindo as duas telas.</w:t>
+        <w:t xml:space="preserve">com plano de testes</w:t>
+      </w:r>
+      <w:r>
+        <w:t xml:space="preserve"> </w:t>
+      </w:r>
+      <w:r>
+        <w:t xml:space="preserve">cobrindo as duas telas.</w:t>
       </w:r>
     </w:p>
     <w:p>
@@ -7220,8 +8028,8 @@
         </w:pict>
       </w:r>
     </w:p>
-    <w:bookmarkEnd w:id="37"/>
-    <w:bookmarkStart w:id="38" w:name="rastreabilidade"/>
+    <w:bookmarkEnd w:id="38"/>
+    <w:bookmarkStart w:id="39" w:name="rastreabilidade"/>
     <w:p>
       <w:pPr>
         <w:pStyle w:val="Heading2"/>
@@ -7235,7 +8043,13 @@
         <w:pStyle w:val="FirstParagraph"/>
       </w:pPr>
       <w:r>
-        <w:t xml:space="preserve">Este documento formaliza, para codificação, o plano de arquitetura aprovado pelo</w:t>
+        <w:t xml:space="preserve">Este documento formaliza, para codificação, o plano de arquitetura</w:t>
+      </w:r>
+      <w:r>
+        <w:t xml:space="preserve"> </w:t>
+      </w:r>
+      <w:r>
+        <w:t xml:space="preserve">aprovado pelo</w:t>
       </w:r>
       <w:r>
         <w:t xml:space="preserve"> </w:t>
@@ -7250,7 +8064,13 @@
         <w:t xml:space="preserve"> </w:t>
       </w:r>
       <w:r>
-        <w:t xml:space="preserve">para a parte administrativa da feature de Notificações SMS, complementando o desenho técnico já existente em</w:t>
+        <w:t xml:space="preserve">para a parte administrativa da feature de</w:t>
+      </w:r>
+      <w:r>
+        <w:t xml:space="preserve"> </w:t>
+      </w:r>
+      <w:r>
+        <w:t xml:space="preserve">Notificações SMS, complementando o desenho técnico já existente em</w:t>
       </w:r>
       <w:r>
         <w:t xml:space="preserve"> </w:t>
@@ -7271,7 +8091,13 @@
         <w:t xml:space="preserve">byrev</w:t>
       </w:r>
       <w:r>
-        <w:t xml:space="preserve">) ou caso de teste (</w:t>
+        <w:t xml:space="preserve">) ou</w:t>
+      </w:r>
+      <w:r>
+        <w:t xml:space="preserve"> </w:t>
+      </w:r>
+      <w:r>
+        <w:t xml:space="preserve">caso de teste (</w:t>
       </w:r>
       <w:r>
         <w:rPr>
@@ -7280,11 +8106,23 @@
         <w:t xml:space="preserve">bytest</w:t>
       </w:r>
       <w:r>
-        <w:t xml:space="preserve">) sobre esta feature deve referenciar a seção correspondente deste documento (6.1/6.2 para as regras de tela, 4.1–4.3 para o schema).</w:t>
-      </w:r>
-    </w:p>
-    <w:bookmarkEnd w:id="38"/>
+        <w:t xml:space="preserve">) sobre esta feature deve referenciar a seção</w:t>
+      </w:r>
+      <w:r>
+        <w:t xml:space="preserve"> </w:t>
+      </w:r>
+      <w:r>
+        <w:t xml:space="preserve">correspondente deste documento (6.1/6.2 para as regras de tela, 4.1–4.3</w:t>
+      </w:r>
+      <w:r>
+        <w:t xml:space="preserve"> </w:t>
+      </w:r>
+      <w:r>
+        <w:t xml:space="preserve">para o schema).</w:t>
+      </w:r>
+    </w:p>
     <w:bookmarkEnd w:id="39"/>
+    <w:bookmarkEnd w:id="40"/>
     <w:sectPr>
       <w:footnotePr>
         <w:numRestart w:val="eachSect"/>
@@ -7605,6 +8443,9 @@
     <w:abstractNumId w:val="991"/>
   </w:num>
   <w:num w:numId="1007">
+    <w:abstractNumId w:val="991"/>
+  </w:num>
+  <w:num w:numId="1008">
     <w:abstractNumId w:val="99411"/>
     <w:lvlOverride w:ilvl="0">
       <w:startOverride w:val="1"/>
@@ -7634,13 +8475,13 @@
       <w:startOverride w:val="1"/>
     </w:lvlOverride>
   </w:num>
-  <w:num w:numId="1008">
-    <w:abstractNumId w:val="991"/>
-  </w:num>
   <w:num w:numId="1009">
     <w:abstractNumId w:val="991"/>
   </w:num>
   <w:num w:numId="1010">
+    <w:abstractNumId w:val="991"/>
+  </w:num>
+  <w:num w:numId="1011">
     <w:abstractNumId w:val="99411"/>
     <w:lvlOverride w:ilvl="0">
       <w:startOverride w:val="1"/>
@@ -7670,13 +8511,13 @@
       <w:startOverride w:val="1"/>
     </w:lvlOverride>
   </w:num>
-  <w:num w:numId="1011">
-    <w:abstractNumId w:val="991"/>
-  </w:num>
   <w:num w:numId="1012">
     <w:abstractNumId w:val="991"/>
   </w:num>
   <w:num w:numId="1013">
+    <w:abstractNumId w:val="991"/>
+  </w:num>
+  <w:num w:numId="1014">
     <w:abstractNumId w:val="991"/>
   </w:num>
 </w:numbering>
